--- a/documentacion/entregables/Rastro_Entrega2_AjusteAvanzado_CloudComputing_ISD38_Grupo30112.docx
+++ b/documentacion/entregables/Rastro_Entrega2_AjusteAvanzado_CloudComputing_ISD38_Grupo30112.docx
@@ -12,7 +12,7 @@
           <w:noProof/>
         </w:rPr>
         <w:drawing>
-          <wp:inline distT="0" distB="0" distL="0" distR="0" wp14:anchorId="58398658" wp14:editId="31E3CE96">
+          <wp:inline distT="0" distB="0" distL="0" distR="0" wp14:anchorId="4CA6BD18" wp14:editId="33B11DE2">
             <wp:extent cx="2276475" cy="1219200"/>
             <wp:effectExtent l="0" t="0" r="0" b="0"/>
             <wp:docPr id="1" name="Imagen 1"/>
@@ -211,7 +211,7 @@
         </w:rPr>
         <w:lastRenderedPageBreak/>
         <w:drawing>
-          <wp:inline distT="0" distB="0" distL="0" distR="0" wp14:anchorId="0B792A8F" wp14:editId="4262702A">
+          <wp:inline distT="0" distB="0" distL="0" distR="0" wp14:anchorId="2CD42A9D" wp14:editId="627395C3">
             <wp:extent cx="2276475" cy="1219200"/>
             <wp:effectExtent l="0" t="0" r="0" b="0"/>
             <wp:docPr id="2" name="Imagen 2"/>
@@ -366,7 +366,7 @@
         <w:pStyle w:val="Ttulo1"/>
         <w:spacing w:before="240" w:after="120"/>
       </w:pPr>
-      <w:bookmarkStart w:id="0" w:name="_Toc241342736"/>
+      <w:bookmarkStart w:id="0" w:name="_Toc241344316"/>
       <w:r>
         <w:lastRenderedPageBreak/>
         <w:t>Control del documento</w:t>
@@ -978,7 +978,7 @@
         <w:pStyle w:val="Ttulo1"/>
         <w:spacing w:before="240" w:after="120"/>
       </w:pPr>
-      <w:bookmarkStart w:id="1" w:name="_Toc241342737"/>
+      <w:bookmarkStart w:id="1" w:name="_Toc241344317"/>
       <w:r>
         <w:lastRenderedPageBreak/>
         <w:t>Tabla de contenido</w:t>
@@ -988,7 +988,7 @@
     <w:sdt>
       <w:sdtPr>
         <w:alias w:val="Tabla de contenido"/>
-        <w:id w:val="1217396810"/>
+        <w:id w:val="-1779328302"/>
       </w:sdtPr>
       <w:sdtEndPr/>
       <w:sdtContent>
@@ -999,7 +999,10 @@
               <w:tab w:val="right" w:leader="dot" w:pos="9350"/>
             </w:tabs>
             <w:rPr>
+              <w:rFonts w:asciiTheme="minorHAnsi" w:eastAsiaTheme="minorEastAsia" w:hAnsiTheme="minorHAnsi" w:cstheme="minorBidi"/>
               <w:noProof/>
+              <w:sz w:val="22"/>
+              <w:szCs w:val="22"/>
             </w:rPr>
           </w:pPr>
           <w:r>
@@ -1011,7 +1014,7 @@
           <w:r>
             <w:fldChar w:fldCharType="separate"/>
           </w:r>
-          <w:hyperlink w:anchor="_Toc241342736" w:history="1">
+          <w:hyperlink w:anchor="_Toc241344316" w:history="1">
             <w:r>
               <w:rPr>
                 <w:rStyle w:val="Hipervnculo"/>
@@ -1035,7 +1038,7 @@
               <w:rPr>
                 <w:noProof/>
               </w:rPr>
-              <w:instrText xml:space="preserve"> PAGEREF _Toc241342736 \h </w:instrText>
+              <w:instrText xml:space="preserve"> PAGEREF _Toc241344316 \h </w:instrText>
             </w:r>
             <w:r>
               <w:rPr>
@@ -1069,10 +1072,13 @@
               <w:tab w:val="right" w:leader="dot" w:pos="9350"/>
             </w:tabs>
             <w:rPr>
+              <w:rFonts w:asciiTheme="minorHAnsi" w:eastAsiaTheme="minorEastAsia" w:hAnsiTheme="minorHAnsi" w:cstheme="minorBidi"/>
               <w:noProof/>
+              <w:sz w:val="22"/>
+              <w:szCs w:val="22"/>
             </w:rPr>
           </w:pPr>
-          <w:hyperlink w:anchor="_Toc241342737" w:history="1">
+          <w:hyperlink w:anchor="_Toc241344317" w:history="1">
             <w:r>
               <w:rPr>
                 <w:rStyle w:val="Hipervnculo"/>
@@ -1096,7 +1102,7 @@
               <w:rPr>
                 <w:noProof/>
               </w:rPr>
-              <w:instrText xml:space="preserve"> PAGEREF _Toc241342737 \h </w:instrText>
+              <w:instrText xml:space="preserve"> PAGEREF _Toc241344317 \h </w:instrText>
             </w:r>
             <w:r>
               <w:rPr>
@@ -1130,10 +1136,13 @@
               <w:tab w:val="right" w:leader="dot" w:pos="9350"/>
             </w:tabs>
             <w:rPr>
+              <w:rFonts w:asciiTheme="minorHAnsi" w:eastAsiaTheme="minorEastAsia" w:hAnsiTheme="minorHAnsi" w:cstheme="minorBidi"/>
               <w:noProof/>
+              <w:sz w:val="22"/>
+              <w:szCs w:val="22"/>
             </w:rPr>
           </w:pPr>
-          <w:hyperlink w:anchor="_Toc241342738" w:history="1">
+          <w:hyperlink w:anchor="_Toc241344318" w:history="1">
             <w:r>
               <w:rPr>
                 <w:rStyle w:val="Hipervnculo"/>
@@ -1157,7 +1166,7 @@
               <w:rPr>
                 <w:noProof/>
               </w:rPr>
-              <w:instrText xml:space="preserve"> PAGEREF _Toc241342738 \h </w:instrText>
+              <w:instrText xml:space="preserve"> PAGEREF _Toc241344318 \h </w:instrText>
             </w:r>
             <w:r>
               <w:rPr>
@@ -1191,10 +1200,13 @@
               <w:tab w:val="right" w:leader="dot" w:pos="9350"/>
             </w:tabs>
             <w:rPr>
+              <w:rFonts w:asciiTheme="minorHAnsi" w:eastAsiaTheme="minorEastAsia" w:hAnsiTheme="minorHAnsi" w:cstheme="minorBidi"/>
               <w:noProof/>
+              <w:sz w:val="22"/>
+              <w:szCs w:val="22"/>
             </w:rPr>
           </w:pPr>
-          <w:hyperlink w:anchor="_Toc241342739" w:history="1">
+          <w:hyperlink w:anchor="_Toc241344319" w:history="1">
             <w:r>
               <w:rPr>
                 <w:rStyle w:val="Hipervnculo"/>
@@ -1218,7 +1230,7 @@
               <w:rPr>
                 <w:noProof/>
               </w:rPr>
-              <w:instrText xml:space="preserve"> PAGEREF _Toc241342739 \h </w:instrText>
+              <w:instrText xml:space="preserve"> PAGEREF _Toc241344319 \h </w:instrText>
             </w:r>
             <w:r>
               <w:rPr>
@@ -1252,10 +1264,13 @@
               <w:tab w:val="right" w:leader="dot" w:pos="9350"/>
             </w:tabs>
             <w:rPr>
+              <w:rFonts w:asciiTheme="minorHAnsi" w:eastAsiaTheme="minorEastAsia" w:hAnsiTheme="minorHAnsi" w:cstheme="minorBidi"/>
               <w:noProof/>
+              <w:sz w:val="22"/>
+              <w:szCs w:val="22"/>
             </w:rPr>
           </w:pPr>
-          <w:hyperlink w:anchor="_Toc241342740" w:history="1">
+          <w:hyperlink w:anchor="_Toc241344320" w:history="1">
             <w:r>
               <w:rPr>
                 <w:rStyle w:val="Hipervnculo"/>
@@ -1279,7 +1294,7 @@
               <w:rPr>
                 <w:noProof/>
               </w:rPr>
-              <w:instrText xml:space="preserve"> PAGEREF _Toc241342740 \h </w:instrText>
+              <w:instrText xml:space="preserve"> PAGEREF _Toc241344320 \h </w:instrText>
             </w:r>
             <w:r>
               <w:rPr>
@@ -1313,10 +1328,13 @@
               <w:tab w:val="right" w:leader="dot" w:pos="9350"/>
             </w:tabs>
             <w:rPr>
+              <w:rFonts w:asciiTheme="minorHAnsi" w:eastAsiaTheme="minorEastAsia" w:hAnsiTheme="minorHAnsi" w:cstheme="minorBidi"/>
               <w:noProof/>
+              <w:sz w:val="22"/>
+              <w:szCs w:val="22"/>
             </w:rPr>
           </w:pPr>
-          <w:hyperlink w:anchor="_Toc241342741" w:history="1">
+          <w:hyperlink w:anchor="_Toc241344321" w:history="1">
             <w:r>
               <w:rPr>
                 <w:rStyle w:val="Hipervnculo"/>
@@ -1340,7 +1358,7 @@
               <w:rPr>
                 <w:noProof/>
               </w:rPr>
-              <w:instrText xml:space="preserve"> PAGEREF _Toc241342741 \h </w:instrText>
+              <w:instrText xml:space="preserve"> PAGEREF _Toc241344321 \h </w:instrText>
             </w:r>
             <w:r>
               <w:rPr>
@@ -1374,10 +1392,13 @@
               <w:tab w:val="right" w:leader="dot" w:pos="9350"/>
             </w:tabs>
             <w:rPr>
+              <w:rFonts w:asciiTheme="minorHAnsi" w:eastAsiaTheme="minorEastAsia" w:hAnsiTheme="minorHAnsi" w:cstheme="minorBidi"/>
               <w:noProof/>
+              <w:sz w:val="22"/>
+              <w:szCs w:val="22"/>
             </w:rPr>
           </w:pPr>
-          <w:hyperlink w:anchor="_Toc241342742" w:history="1">
+          <w:hyperlink w:anchor="_Toc241344322" w:history="1">
             <w:r>
               <w:rPr>
                 <w:rStyle w:val="Hipervnculo"/>
@@ -1401,7 +1422,7 @@
               <w:rPr>
                 <w:noProof/>
               </w:rPr>
-              <w:instrText xml:space="preserve"> PAGEREF _Toc241342742 \h </w:instrText>
+              <w:instrText xml:space="preserve"> PAGEREF _Toc241344322 \h </w:instrText>
             </w:r>
             <w:r>
               <w:rPr>
@@ -1435,10 +1456,13 @@
               <w:tab w:val="right" w:leader="dot" w:pos="9350"/>
             </w:tabs>
             <w:rPr>
+              <w:rFonts w:asciiTheme="minorHAnsi" w:eastAsiaTheme="minorEastAsia" w:hAnsiTheme="minorHAnsi" w:cstheme="minorBidi"/>
               <w:noProof/>
+              <w:sz w:val="22"/>
+              <w:szCs w:val="22"/>
             </w:rPr>
           </w:pPr>
-          <w:hyperlink w:anchor="_Toc241342743" w:history="1">
+          <w:hyperlink w:anchor="_Toc241344323" w:history="1">
             <w:r>
               <w:rPr>
                 <w:rStyle w:val="Hipervnculo"/>
@@ -1462,7 +1486,7 @@
               <w:rPr>
                 <w:noProof/>
               </w:rPr>
-              <w:instrText xml:space="preserve"> PAGEREF _Toc241342743 \h </w:instrText>
+              <w:instrText xml:space="preserve"> PAGEREF _Toc241344323 \h </w:instrText>
             </w:r>
             <w:r>
               <w:rPr>
@@ -1496,10 +1520,13 @@
               <w:tab w:val="right" w:leader="dot" w:pos="9350"/>
             </w:tabs>
             <w:rPr>
+              <w:rFonts w:asciiTheme="minorHAnsi" w:eastAsiaTheme="minorEastAsia" w:hAnsiTheme="minorHAnsi" w:cstheme="minorBidi"/>
               <w:noProof/>
+              <w:sz w:val="22"/>
+              <w:szCs w:val="22"/>
             </w:rPr>
           </w:pPr>
-          <w:hyperlink w:anchor="_Toc241342744" w:history="1">
+          <w:hyperlink w:anchor="_Toc241344324" w:history="1">
             <w:r>
               <w:rPr>
                 <w:rStyle w:val="Hipervnculo"/>
@@ -1523,7 +1550,7 @@
               <w:rPr>
                 <w:noProof/>
               </w:rPr>
-              <w:instrText xml:space="preserve"> PAGEREF _Toc241342744 \h </w:instrText>
+              <w:instrText xml:space="preserve"> PAGEREF _Toc241344324 \h </w:instrText>
             </w:r>
             <w:r>
               <w:rPr>
@@ -1557,10 +1584,13 @@
               <w:tab w:val="right" w:leader="dot" w:pos="9350"/>
             </w:tabs>
             <w:rPr>
+              <w:rFonts w:asciiTheme="minorHAnsi" w:eastAsiaTheme="minorEastAsia" w:hAnsiTheme="minorHAnsi" w:cstheme="minorBidi"/>
               <w:noProof/>
+              <w:sz w:val="22"/>
+              <w:szCs w:val="22"/>
             </w:rPr>
           </w:pPr>
-          <w:hyperlink w:anchor="_Toc241342745" w:history="1">
+          <w:hyperlink w:anchor="_Toc241344325" w:history="1">
             <w:r>
               <w:rPr>
                 <w:rStyle w:val="Hipervnculo"/>
@@ -1584,7 +1614,7 @@
               <w:rPr>
                 <w:noProof/>
               </w:rPr>
-              <w:instrText xml:space="preserve"> PAGEREF _Toc241342745 \h </w:instrText>
+              <w:instrText xml:space="preserve"> PAGEREF _Toc241344325 \h </w:instrText>
             </w:r>
             <w:r>
               <w:rPr>
@@ -1618,10 +1648,13 @@
               <w:tab w:val="right" w:leader="dot" w:pos="9350"/>
             </w:tabs>
             <w:rPr>
+              <w:rFonts w:asciiTheme="minorHAnsi" w:eastAsiaTheme="minorEastAsia" w:hAnsiTheme="minorHAnsi" w:cstheme="minorBidi"/>
               <w:noProof/>
+              <w:sz w:val="22"/>
+              <w:szCs w:val="22"/>
             </w:rPr>
           </w:pPr>
-          <w:hyperlink w:anchor="_Toc241342746" w:history="1">
+          <w:hyperlink w:anchor="_Toc241344326" w:history="1">
             <w:r>
               <w:rPr>
                 <w:rStyle w:val="Hipervnculo"/>
@@ -1645,7 +1678,7 @@
               <w:rPr>
                 <w:noProof/>
               </w:rPr>
-              <w:instrText xml:space="preserve"> PAGEREF _Toc241342746 \h </w:instrText>
+              <w:instrText xml:space="preserve"> PAGEREF _Toc241344326 \h </w:instrText>
             </w:r>
             <w:r>
               <w:rPr>
@@ -1679,10 +1712,13 @@
               <w:tab w:val="right" w:leader="dot" w:pos="9350"/>
             </w:tabs>
             <w:rPr>
+              <w:rFonts w:asciiTheme="minorHAnsi" w:eastAsiaTheme="minorEastAsia" w:hAnsiTheme="minorHAnsi" w:cstheme="minorBidi"/>
               <w:noProof/>
+              <w:sz w:val="22"/>
+              <w:szCs w:val="22"/>
             </w:rPr>
           </w:pPr>
-          <w:hyperlink w:anchor="_Toc241342747" w:history="1">
+          <w:hyperlink w:anchor="_Toc241344327" w:history="1">
             <w:r>
               <w:rPr>
                 <w:rStyle w:val="Hipervnculo"/>
@@ -1706,7 +1742,7 @@
               <w:rPr>
                 <w:noProof/>
               </w:rPr>
-              <w:instrText xml:space="preserve"> PAGEREF _Toc241342747 \h </w:instrText>
+              <w:instrText xml:space="preserve"> PAGEREF _Toc241344327 \h </w:instrText>
             </w:r>
             <w:r>
               <w:rPr>
@@ -1740,10 +1776,13 @@
               <w:tab w:val="right" w:leader="dot" w:pos="9350"/>
             </w:tabs>
             <w:rPr>
+              <w:rFonts w:asciiTheme="minorHAnsi" w:eastAsiaTheme="minorEastAsia" w:hAnsiTheme="minorHAnsi" w:cstheme="minorBidi"/>
               <w:noProof/>
+              <w:sz w:val="22"/>
+              <w:szCs w:val="22"/>
             </w:rPr>
           </w:pPr>
-          <w:hyperlink w:anchor="_Toc241342748" w:history="1">
+          <w:hyperlink w:anchor="_Toc241344328" w:history="1">
             <w:r>
               <w:rPr>
                 <w:rStyle w:val="Hipervnculo"/>
@@ -1767,7 +1806,7 @@
               <w:rPr>
                 <w:noProof/>
               </w:rPr>
-              <w:instrText xml:space="preserve"> PAGEREF _Toc241342748 \h </w:instrText>
+              <w:instrText xml:space="preserve"> PAGEREF _Toc241344328 \h </w:instrText>
             </w:r>
             <w:r>
               <w:rPr>
@@ -1801,10 +1840,13 @@
               <w:tab w:val="right" w:leader="dot" w:pos="9350"/>
             </w:tabs>
             <w:rPr>
+              <w:rFonts w:asciiTheme="minorHAnsi" w:eastAsiaTheme="minorEastAsia" w:hAnsiTheme="minorHAnsi" w:cstheme="minorBidi"/>
               <w:noProof/>
+              <w:sz w:val="22"/>
+              <w:szCs w:val="22"/>
             </w:rPr>
           </w:pPr>
-          <w:hyperlink w:anchor="_Toc241342749" w:history="1">
+          <w:hyperlink w:anchor="_Toc241344329" w:history="1">
             <w:r>
               <w:rPr>
                 <w:rStyle w:val="Hipervnculo"/>
@@ -1828,7 +1870,7 @@
               <w:rPr>
                 <w:noProof/>
               </w:rPr>
-              <w:instrText xml:space="preserve"> PAGEREF _Toc241342749 \h </w:instrText>
+              <w:instrText xml:space="preserve"> PAGEREF _Toc241344329 \h </w:instrText>
             </w:r>
             <w:r>
               <w:rPr>
@@ -1862,10 +1904,13 @@
               <w:tab w:val="right" w:leader="dot" w:pos="9350"/>
             </w:tabs>
             <w:rPr>
+              <w:rFonts w:asciiTheme="minorHAnsi" w:eastAsiaTheme="minorEastAsia" w:hAnsiTheme="minorHAnsi" w:cstheme="minorBidi"/>
               <w:noProof/>
+              <w:sz w:val="22"/>
+              <w:szCs w:val="22"/>
             </w:rPr>
           </w:pPr>
-          <w:hyperlink w:anchor="_Toc241342750" w:history="1">
+          <w:hyperlink w:anchor="_Toc241344330" w:history="1">
             <w:r>
               <w:rPr>
                 <w:rStyle w:val="Hipervnculo"/>
@@ -1889,7 +1934,7 @@
               <w:rPr>
                 <w:noProof/>
               </w:rPr>
-              <w:instrText xml:space="preserve"> PAGEREF _Toc241342750 \h </w:instrText>
+              <w:instrText xml:space="preserve"> PAGEREF _Toc241344330 \h </w:instrText>
             </w:r>
             <w:r>
               <w:rPr>
@@ -1923,10 +1968,13 @@
               <w:tab w:val="right" w:leader="dot" w:pos="9350"/>
             </w:tabs>
             <w:rPr>
+              <w:rFonts w:asciiTheme="minorHAnsi" w:eastAsiaTheme="minorEastAsia" w:hAnsiTheme="minorHAnsi" w:cstheme="minorBidi"/>
               <w:noProof/>
+              <w:sz w:val="22"/>
+              <w:szCs w:val="22"/>
             </w:rPr>
           </w:pPr>
-          <w:hyperlink w:anchor="_Toc241342751" w:history="1">
+          <w:hyperlink w:anchor="_Toc241344331" w:history="1">
             <w:r>
               <w:rPr>
                 <w:rStyle w:val="Hipervnculo"/>
@@ -1950,7 +1998,7 @@
               <w:rPr>
                 <w:noProof/>
               </w:rPr>
-              <w:instrText xml:space="preserve"> PAGEREF _Toc241342751 \h </w:instrText>
+              <w:instrText xml:space="preserve"> PAGEREF _Toc241344331 \h </w:instrText>
             </w:r>
             <w:r>
               <w:rPr>
@@ -1984,10 +2032,13 @@
               <w:tab w:val="right" w:leader="dot" w:pos="9350"/>
             </w:tabs>
             <w:rPr>
+              <w:rFonts w:asciiTheme="minorHAnsi" w:eastAsiaTheme="minorEastAsia" w:hAnsiTheme="minorHAnsi" w:cstheme="minorBidi"/>
               <w:noProof/>
+              <w:sz w:val="22"/>
+              <w:szCs w:val="22"/>
             </w:rPr>
           </w:pPr>
-          <w:hyperlink w:anchor="_Toc241342752" w:history="1">
+          <w:hyperlink w:anchor="_Toc241344332" w:history="1">
             <w:r>
               <w:rPr>
                 <w:rStyle w:val="Hipervnculo"/>
@@ -2011,7 +2062,7 @@
               <w:rPr>
                 <w:noProof/>
               </w:rPr>
-              <w:instrText xml:space="preserve"> PAGEREF _Toc241342752 \h </w:instrText>
+              <w:instrText xml:space="preserve"> PAGEREF _Toc241344332 \h </w:instrText>
             </w:r>
             <w:r>
               <w:rPr>
@@ -2045,10 +2096,13 @@
               <w:tab w:val="right" w:leader="dot" w:pos="9350"/>
             </w:tabs>
             <w:rPr>
+              <w:rFonts w:asciiTheme="minorHAnsi" w:eastAsiaTheme="minorEastAsia" w:hAnsiTheme="minorHAnsi" w:cstheme="minorBidi"/>
               <w:noProof/>
+              <w:sz w:val="22"/>
+              <w:szCs w:val="22"/>
             </w:rPr>
           </w:pPr>
-          <w:hyperlink w:anchor="_Toc241342753" w:history="1">
+          <w:hyperlink w:anchor="_Toc241344333" w:history="1">
             <w:r>
               <w:rPr>
                 <w:rStyle w:val="Hipervnculo"/>
@@ -2072,7 +2126,7 @@
               <w:rPr>
                 <w:noProof/>
               </w:rPr>
-              <w:instrText xml:space="preserve"> PAGEREF _Toc241342753 \h </w:instrText>
+              <w:instrText xml:space="preserve"> PAGEREF _Toc241344333 \h </w:instrText>
             </w:r>
             <w:r>
               <w:rPr>
@@ -2106,10 +2160,13 @@
               <w:tab w:val="right" w:leader="dot" w:pos="9350"/>
             </w:tabs>
             <w:rPr>
+              <w:rFonts w:asciiTheme="minorHAnsi" w:eastAsiaTheme="minorEastAsia" w:hAnsiTheme="minorHAnsi" w:cstheme="minorBidi"/>
               <w:noProof/>
+              <w:sz w:val="22"/>
+              <w:szCs w:val="22"/>
             </w:rPr>
           </w:pPr>
-          <w:hyperlink w:anchor="_Toc241342754" w:history="1">
+          <w:hyperlink w:anchor="_Toc241344334" w:history="1">
             <w:r>
               <w:rPr>
                 <w:rStyle w:val="Hipervnculo"/>
@@ -2133,7 +2190,7 @@
               <w:rPr>
                 <w:noProof/>
               </w:rPr>
-              <w:instrText xml:space="preserve"> PAGEREF _Toc241342754 \h </w:instrText>
+              <w:instrText xml:space="preserve"> PAGEREF _Toc241344334 \h </w:instrText>
             </w:r>
             <w:r>
               <w:rPr>
@@ -2167,10 +2224,13 @@
               <w:tab w:val="right" w:leader="dot" w:pos="9350"/>
             </w:tabs>
             <w:rPr>
+              <w:rFonts w:asciiTheme="minorHAnsi" w:eastAsiaTheme="minorEastAsia" w:hAnsiTheme="minorHAnsi" w:cstheme="minorBidi"/>
               <w:noProof/>
+              <w:sz w:val="22"/>
+              <w:szCs w:val="22"/>
             </w:rPr>
           </w:pPr>
-          <w:hyperlink w:anchor="_Toc241342755" w:history="1">
+          <w:hyperlink w:anchor="_Toc241344335" w:history="1">
             <w:r>
               <w:rPr>
                 <w:rStyle w:val="Hipervnculo"/>
@@ -2194,7 +2254,7 @@
               <w:rPr>
                 <w:noProof/>
               </w:rPr>
-              <w:instrText xml:space="preserve"> PAGEREF _Toc241342755 \h </w:instrText>
+              <w:instrText xml:space="preserve"> PAGEREF _Toc241344335 \h </w:instrText>
             </w:r>
             <w:r>
               <w:rPr>
@@ -2228,10 +2288,13 @@
               <w:tab w:val="right" w:leader="dot" w:pos="9350"/>
             </w:tabs>
             <w:rPr>
+              <w:rFonts w:asciiTheme="minorHAnsi" w:eastAsiaTheme="minorEastAsia" w:hAnsiTheme="minorHAnsi" w:cstheme="minorBidi"/>
               <w:noProof/>
+              <w:sz w:val="22"/>
+              <w:szCs w:val="22"/>
             </w:rPr>
           </w:pPr>
-          <w:hyperlink w:anchor="_Toc241342756" w:history="1">
+          <w:hyperlink w:anchor="_Toc241344336" w:history="1">
             <w:r>
               <w:rPr>
                 <w:rStyle w:val="Hipervnculo"/>
@@ -2255,7 +2318,7 @@
               <w:rPr>
                 <w:noProof/>
               </w:rPr>
-              <w:instrText xml:space="preserve"> PAGEREF _Toc241342756 \h </w:instrText>
+              <w:instrText xml:space="preserve"> PAGEREF _Toc241344336 \h </w:instrText>
             </w:r>
             <w:r>
               <w:rPr>
@@ -2289,10 +2352,13 @@
               <w:tab w:val="right" w:leader="dot" w:pos="9350"/>
             </w:tabs>
             <w:rPr>
+              <w:rFonts w:asciiTheme="minorHAnsi" w:eastAsiaTheme="minorEastAsia" w:hAnsiTheme="minorHAnsi" w:cstheme="minorBidi"/>
               <w:noProof/>
+              <w:sz w:val="22"/>
+              <w:szCs w:val="22"/>
             </w:rPr>
           </w:pPr>
-          <w:hyperlink w:anchor="_Toc241342757" w:history="1">
+          <w:hyperlink w:anchor="_Toc241344337" w:history="1">
             <w:r>
               <w:rPr>
                 <w:rStyle w:val="Hipervnculo"/>
@@ -2316,7 +2382,7 @@
               <w:rPr>
                 <w:noProof/>
               </w:rPr>
-              <w:instrText xml:space="preserve"> PAGEREF _Toc241342757 \h </w:instrText>
+              <w:instrText xml:space="preserve"> PAGEREF _Toc241344337 \h </w:instrText>
             </w:r>
             <w:r>
               <w:rPr>
@@ -2350,10 +2416,13 @@
               <w:tab w:val="right" w:leader="dot" w:pos="9350"/>
             </w:tabs>
             <w:rPr>
+              <w:rFonts w:asciiTheme="minorHAnsi" w:eastAsiaTheme="minorEastAsia" w:hAnsiTheme="minorHAnsi" w:cstheme="minorBidi"/>
               <w:noProof/>
+              <w:sz w:val="22"/>
+              <w:szCs w:val="22"/>
             </w:rPr>
           </w:pPr>
-          <w:hyperlink w:anchor="_Toc241342758" w:history="1">
+          <w:hyperlink w:anchor="_Toc241344338" w:history="1">
             <w:r>
               <w:rPr>
                 <w:rStyle w:val="Hipervnculo"/>
@@ -2377,7 +2446,7 @@
               <w:rPr>
                 <w:noProof/>
               </w:rPr>
-              <w:instrText xml:space="preserve"> PAGEREF _Toc241342758 \h </w:instrText>
+              <w:instrText xml:space="preserve"> PAGEREF _Toc241344338 \h </w:instrText>
             </w:r>
             <w:r>
               <w:rPr>
@@ -2411,10 +2480,13 @@
               <w:tab w:val="right" w:leader="dot" w:pos="9350"/>
             </w:tabs>
             <w:rPr>
+              <w:rFonts w:asciiTheme="minorHAnsi" w:eastAsiaTheme="minorEastAsia" w:hAnsiTheme="minorHAnsi" w:cstheme="minorBidi"/>
               <w:noProof/>
+              <w:sz w:val="22"/>
+              <w:szCs w:val="22"/>
             </w:rPr>
           </w:pPr>
-          <w:hyperlink w:anchor="_Toc241342759" w:history="1">
+          <w:hyperlink w:anchor="_Toc241344339" w:history="1">
             <w:r>
               <w:rPr>
                 <w:rStyle w:val="Hipervnculo"/>
@@ -2438,7 +2510,7 @@
               <w:rPr>
                 <w:noProof/>
               </w:rPr>
-              <w:instrText xml:space="preserve"> PAGEREF _Toc241342759 \h </w:instrText>
+              <w:instrText xml:space="preserve"> PAGEREF _Toc241344339 \h </w:instrText>
             </w:r>
             <w:r>
               <w:rPr>
@@ -2472,10 +2544,13 @@
               <w:tab w:val="right" w:leader="dot" w:pos="9350"/>
             </w:tabs>
             <w:rPr>
+              <w:rFonts w:asciiTheme="minorHAnsi" w:eastAsiaTheme="minorEastAsia" w:hAnsiTheme="minorHAnsi" w:cstheme="minorBidi"/>
               <w:noProof/>
+              <w:sz w:val="22"/>
+              <w:szCs w:val="22"/>
             </w:rPr>
           </w:pPr>
-          <w:hyperlink w:anchor="_Toc241342760" w:history="1">
+          <w:hyperlink w:anchor="_Toc241344340" w:history="1">
             <w:r>
               <w:rPr>
                 <w:rStyle w:val="Hipervnculo"/>
@@ -2499,7 +2574,7 @@
               <w:rPr>
                 <w:noProof/>
               </w:rPr>
-              <w:instrText xml:space="preserve"> PAGEREF _Toc241342760 \h </w:instrText>
+              <w:instrText xml:space="preserve"> PAGEREF _Toc241344340 \h </w:instrText>
             </w:r>
             <w:r>
               <w:rPr>
@@ -2533,10 +2608,13 @@
               <w:tab w:val="right" w:leader="dot" w:pos="9350"/>
             </w:tabs>
             <w:rPr>
+              <w:rFonts w:asciiTheme="minorHAnsi" w:eastAsiaTheme="minorEastAsia" w:hAnsiTheme="minorHAnsi" w:cstheme="minorBidi"/>
               <w:noProof/>
+              <w:sz w:val="22"/>
+              <w:szCs w:val="22"/>
             </w:rPr>
           </w:pPr>
-          <w:hyperlink w:anchor="_Toc241342761" w:history="1">
+          <w:hyperlink w:anchor="_Toc241344341" w:history="1">
             <w:r>
               <w:rPr>
                 <w:rStyle w:val="Hipervnculo"/>
@@ -2560,7 +2638,7 @@
               <w:rPr>
                 <w:noProof/>
               </w:rPr>
-              <w:instrText xml:space="preserve"> PAGEREF _Toc241342761 \h </w:instrText>
+              <w:instrText xml:space="preserve"> PAGEREF _Toc241344341 \h </w:instrText>
             </w:r>
             <w:r>
               <w:rPr>
@@ -2594,10 +2672,13 @@
               <w:tab w:val="right" w:leader="dot" w:pos="9350"/>
             </w:tabs>
             <w:rPr>
+              <w:rFonts w:asciiTheme="minorHAnsi" w:eastAsiaTheme="minorEastAsia" w:hAnsiTheme="minorHAnsi" w:cstheme="minorBidi"/>
               <w:noProof/>
+              <w:sz w:val="22"/>
+              <w:szCs w:val="22"/>
             </w:rPr>
           </w:pPr>
-          <w:hyperlink w:anchor="_Toc241342762" w:history="1">
+          <w:hyperlink w:anchor="_Toc241344342" w:history="1">
             <w:r>
               <w:rPr>
                 <w:rStyle w:val="Hipervnculo"/>
@@ -2621,7 +2702,7 @@
               <w:rPr>
                 <w:noProof/>
               </w:rPr>
-              <w:instrText xml:space="preserve"> PAGEREF _Toc241342762 \h </w:instrText>
+              <w:instrText xml:space="preserve"> PAGEREF _Toc241344342 \h </w:instrText>
             </w:r>
             <w:r>
               <w:rPr>
@@ -2655,10 +2736,13 @@
               <w:tab w:val="right" w:leader="dot" w:pos="9350"/>
             </w:tabs>
             <w:rPr>
+              <w:rFonts w:asciiTheme="minorHAnsi" w:eastAsiaTheme="minorEastAsia" w:hAnsiTheme="minorHAnsi" w:cstheme="minorBidi"/>
               <w:noProof/>
+              <w:sz w:val="22"/>
+              <w:szCs w:val="22"/>
             </w:rPr>
           </w:pPr>
-          <w:hyperlink w:anchor="_Toc241342763" w:history="1">
+          <w:hyperlink w:anchor="_Toc241344343" w:history="1">
             <w:r>
               <w:rPr>
                 <w:rStyle w:val="Hipervnculo"/>
@@ -2682,7 +2766,7 @@
               <w:rPr>
                 <w:noProof/>
               </w:rPr>
-              <w:instrText xml:space="preserve"> PAGEREF _Toc241342763 \h </w:instrText>
+              <w:instrText xml:space="preserve"> PAGEREF _Toc241344343 \h </w:instrText>
             </w:r>
             <w:r>
               <w:rPr>
@@ -2716,10 +2800,13 @@
               <w:tab w:val="right" w:leader="dot" w:pos="9350"/>
             </w:tabs>
             <w:rPr>
+              <w:rFonts w:asciiTheme="minorHAnsi" w:eastAsiaTheme="minorEastAsia" w:hAnsiTheme="minorHAnsi" w:cstheme="minorBidi"/>
               <w:noProof/>
+              <w:sz w:val="22"/>
+              <w:szCs w:val="22"/>
             </w:rPr>
           </w:pPr>
-          <w:hyperlink w:anchor="_Toc241342764" w:history="1">
+          <w:hyperlink w:anchor="_Toc241344344" w:history="1">
             <w:r>
               <w:rPr>
                 <w:rStyle w:val="Hipervnculo"/>
@@ -2743,7 +2830,7 @@
               <w:rPr>
                 <w:noProof/>
               </w:rPr>
-              <w:instrText xml:space="preserve"> PAGEREF _Toc241342764 \h </w:instrText>
+              <w:instrText xml:space="preserve"> PAGEREF _Toc241344344 \h </w:instrText>
             </w:r>
             <w:r>
               <w:rPr>
@@ -2777,10 +2864,13 @@
               <w:tab w:val="right" w:leader="dot" w:pos="9350"/>
             </w:tabs>
             <w:rPr>
+              <w:rFonts w:asciiTheme="minorHAnsi" w:eastAsiaTheme="minorEastAsia" w:hAnsiTheme="minorHAnsi" w:cstheme="minorBidi"/>
               <w:noProof/>
+              <w:sz w:val="22"/>
+              <w:szCs w:val="22"/>
             </w:rPr>
           </w:pPr>
-          <w:hyperlink w:anchor="_Toc241342765" w:history="1">
+          <w:hyperlink w:anchor="_Toc241344345" w:history="1">
             <w:r>
               <w:rPr>
                 <w:rStyle w:val="Hipervnculo"/>
@@ -2804,7 +2894,7 @@
               <w:rPr>
                 <w:noProof/>
               </w:rPr>
-              <w:instrText xml:space="preserve"> PAGEREF _Toc241342765 \h </w:instrText>
+              <w:instrText xml:space="preserve"> PAGEREF _Toc241344345 \h </w:instrText>
             </w:r>
             <w:r>
               <w:rPr>
@@ -2838,10 +2928,13 @@
               <w:tab w:val="right" w:leader="dot" w:pos="9350"/>
             </w:tabs>
             <w:rPr>
+              <w:rFonts w:asciiTheme="minorHAnsi" w:eastAsiaTheme="minorEastAsia" w:hAnsiTheme="minorHAnsi" w:cstheme="minorBidi"/>
               <w:noProof/>
+              <w:sz w:val="22"/>
+              <w:szCs w:val="22"/>
             </w:rPr>
           </w:pPr>
-          <w:hyperlink w:anchor="_Toc241342766" w:history="1">
+          <w:hyperlink w:anchor="_Toc241344346" w:history="1">
             <w:r>
               <w:rPr>
                 <w:rStyle w:val="Hipervnculo"/>
@@ -2865,7 +2958,7 @@
               <w:rPr>
                 <w:noProof/>
               </w:rPr>
-              <w:instrText xml:space="preserve"> PAGEREF _Toc241342766 \h </w:instrText>
+              <w:instrText xml:space="preserve"> PAGEREF _Toc241344346 \h </w:instrText>
             </w:r>
             <w:r>
               <w:rPr>
@@ -2899,10 +2992,13 @@
               <w:tab w:val="right" w:leader="dot" w:pos="9350"/>
             </w:tabs>
             <w:rPr>
+              <w:rFonts w:asciiTheme="minorHAnsi" w:eastAsiaTheme="minorEastAsia" w:hAnsiTheme="minorHAnsi" w:cstheme="minorBidi"/>
               <w:noProof/>
+              <w:sz w:val="22"/>
+              <w:szCs w:val="22"/>
             </w:rPr>
           </w:pPr>
-          <w:hyperlink w:anchor="_Toc241342767" w:history="1">
+          <w:hyperlink w:anchor="_Toc241344347" w:history="1">
             <w:r>
               <w:rPr>
                 <w:rStyle w:val="Hipervnculo"/>
@@ -2926,7 +3022,7 @@
               <w:rPr>
                 <w:noProof/>
               </w:rPr>
-              <w:instrText xml:space="preserve"> PAGEREF _Toc241342767 \h </w:instrText>
+              <w:instrText xml:space="preserve"> PAGEREF _Toc241344347 \h </w:instrText>
             </w:r>
             <w:r>
               <w:rPr>
@@ -2960,10 +3056,13 @@
               <w:tab w:val="right" w:leader="dot" w:pos="9350"/>
             </w:tabs>
             <w:rPr>
+              <w:rFonts w:asciiTheme="minorHAnsi" w:eastAsiaTheme="minorEastAsia" w:hAnsiTheme="minorHAnsi" w:cstheme="minorBidi"/>
               <w:noProof/>
+              <w:sz w:val="22"/>
+              <w:szCs w:val="22"/>
             </w:rPr>
           </w:pPr>
-          <w:hyperlink w:anchor="_Toc241342768" w:history="1">
+          <w:hyperlink w:anchor="_Toc241344348" w:history="1">
             <w:r>
               <w:rPr>
                 <w:rStyle w:val="Hipervnculo"/>
@@ -2987,7 +3086,7 @@
               <w:rPr>
                 <w:noProof/>
               </w:rPr>
-              <w:instrText xml:space="preserve"> PAGEREF _Toc241342768 \h </w:instrText>
+              <w:instrText xml:space="preserve"> PAGEREF _Toc241344348 \h </w:instrText>
             </w:r>
             <w:r>
               <w:rPr>
@@ -3021,10 +3120,13 @@
               <w:tab w:val="right" w:leader="dot" w:pos="9350"/>
             </w:tabs>
             <w:rPr>
+              <w:rFonts w:asciiTheme="minorHAnsi" w:eastAsiaTheme="minorEastAsia" w:hAnsiTheme="minorHAnsi" w:cstheme="minorBidi"/>
               <w:noProof/>
+              <w:sz w:val="22"/>
+              <w:szCs w:val="22"/>
             </w:rPr>
           </w:pPr>
-          <w:hyperlink w:anchor="_Toc241342769" w:history="1">
+          <w:hyperlink w:anchor="_Toc241344349" w:history="1">
             <w:r>
               <w:rPr>
                 <w:rStyle w:val="Hipervnculo"/>
@@ -3048,7 +3150,7 @@
               <w:rPr>
                 <w:noProof/>
               </w:rPr>
-              <w:instrText xml:space="preserve"> PAGEREF _Toc241342769 \h </w:instrText>
+              <w:instrText xml:space="preserve"> PAGEREF _Toc241344349 \h </w:instrText>
             </w:r>
             <w:r>
               <w:rPr>
@@ -3082,10 +3184,13 @@
               <w:tab w:val="right" w:leader="dot" w:pos="9350"/>
             </w:tabs>
             <w:rPr>
+              <w:rFonts w:asciiTheme="minorHAnsi" w:eastAsiaTheme="minorEastAsia" w:hAnsiTheme="minorHAnsi" w:cstheme="minorBidi"/>
               <w:noProof/>
+              <w:sz w:val="22"/>
+              <w:szCs w:val="22"/>
             </w:rPr>
           </w:pPr>
-          <w:hyperlink w:anchor="_Toc241342770" w:history="1">
+          <w:hyperlink w:anchor="_Toc241344350" w:history="1">
             <w:r>
               <w:rPr>
                 <w:rStyle w:val="Hipervnculo"/>
@@ -3109,7 +3214,7 @@
               <w:rPr>
                 <w:noProof/>
               </w:rPr>
-              <w:instrText xml:space="preserve"> PAGEREF _Toc241342770 \h </w:instrText>
+              <w:instrText xml:space="preserve"> PAGEREF _Toc241344350 \h </w:instrText>
             </w:r>
             <w:r>
               <w:rPr>
@@ -3143,10 +3248,13 @@
               <w:tab w:val="right" w:leader="dot" w:pos="9350"/>
             </w:tabs>
             <w:rPr>
+              <w:rFonts w:asciiTheme="minorHAnsi" w:eastAsiaTheme="minorEastAsia" w:hAnsiTheme="minorHAnsi" w:cstheme="minorBidi"/>
               <w:noProof/>
+              <w:sz w:val="22"/>
+              <w:szCs w:val="22"/>
             </w:rPr>
           </w:pPr>
-          <w:hyperlink w:anchor="_Toc241342771" w:history="1">
+          <w:hyperlink w:anchor="_Toc241344351" w:history="1">
             <w:r>
               <w:rPr>
                 <w:rStyle w:val="Hipervnculo"/>
@@ -3170,7 +3278,7 @@
               <w:rPr>
                 <w:noProof/>
               </w:rPr>
-              <w:instrText xml:space="preserve"> PAGEREF _Toc241342771 \h </w:instrText>
+              <w:instrText xml:space="preserve"> PAGEREF _Toc241344351 \h </w:instrText>
             </w:r>
             <w:r>
               <w:rPr>
@@ -3204,10 +3312,13 @@
               <w:tab w:val="right" w:leader="dot" w:pos="9350"/>
             </w:tabs>
             <w:rPr>
+              <w:rFonts w:asciiTheme="minorHAnsi" w:eastAsiaTheme="minorEastAsia" w:hAnsiTheme="minorHAnsi" w:cstheme="minorBidi"/>
               <w:noProof/>
+              <w:sz w:val="22"/>
+              <w:szCs w:val="22"/>
             </w:rPr>
           </w:pPr>
-          <w:hyperlink w:anchor="_Toc241342772" w:history="1">
+          <w:hyperlink w:anchor="_Toc241344352" w:history="1">
             <w:r>
               <w:rPr>
                 <w:rStyle w:val="Hipervnculo"/>
@@ -3231,7 +3342,7 @@
               <w:rPr>
                 <w:noProof/>
               </w:rPr>
-              <w:instrText xml:space="preserve"> PAGEREF _Toc241342772 \h </w:instrText>
+              <w:instrText xml:space="preserve"> PAGEREF _Toc241344352 \h </w:instrText>
             </w:r>
             <w:r>
               <w:rPr>
@@ -3265,10 +3376,13 @@
               <w:tab w:val="right" w:leader="dot" w:pos="9350"/>
             </w:tabs>
             <w:rPr>
+              <w:rFonts w:asciiTheme="minorHAnsi" w:eastAsiaTheme="minorEastAsia" w:hAnsiTheme="minorHAnsi" w:cstheme="minorBidi"/>
               <w:noProof/>
+              <w:sz w:val="22"/>
+              <w:szCs w:val="22"/>
             </w:rPr>
           </w:pPr>
-          <w:hyperlink w:anchor="_Toc241342773" w:history="1">
+          <w:hyperlink w:anchor="_Toc241344353" w:history="1">
             <w:r>
               <w:rPr>
                 <w:rStyle w:val="Hipervnculo"/>
@@ -3292,7 +3406,7 @@
               <w:rPr>
                 <w:noProof/>
               </w:rPr>
-              <w:instrText xml:space="preserve"> PAGEREF _Toc241342773 \h </w:instrText>
+              <w:instrText xml:space="preserve"> PAGEREF _Toc241344353 \h </w:instrText>
             </w:r>
             <w:r>
               <w:rPr>
@@ -3326,10 +3440,13 @@
               <w:tab w:val="right" w:leader="dot" w:pos="9350"/>
             </w:tabs>
             <w:rPr>
+              <w:rFonts w:asciiTheme="minorHAnsi" w:eastAsiaTheme="minorEastAsia" w:hAnsiTheme="minorHAnsi" w:cstheme="minorBidi"/>
               <w:noProof/>
+              <w:sz w:val="22"/>
+              <w:szCs w:val="22"/>
             </w:rPr>
           </w:pPr>
-          <w:hyperlink w:anchor="_Toc241342774" w:history="1">
+          <w:hyperlink w:anchor="_Toc241344354" w:history="1">
             <w:r>
               <w:rPr>
                 <w:rStyle w:val="Hipervnculo"/>
@@ -3353,7 +3470,7 @@
               <w:rPr>
                 <w:noProof/>
               </w:rPr>
-              <w:instrText xml:space="preserve"> PAGEREF _Toc241342774 \h </w:instrText>
+              <w:instrText xml:space="preserve"> PAGEREF _Toc241344354 \h </w:instrText>
             </w:r>
             <w:r>
               <w:rPr>
@@ -3370,7 +3487,7 @@
               <w:rPr>
                 <w:noProof/>
               </w:rPr>
-              <w:t>38</w:t>
+              <w:t>39</w:t>
             </w:r>
             <w:r>
               <w:rPr>
@@ -3387,10 +3504,13 @@
               <w:tab w:val="right" w:leader="dot" w:pos="9350"/>
             </w:tabs>
             <w:rPr>
+              <w:rFonts w:asciiTheme="minorHAnsi" w:eastAsiaTheme="minorEastAsia" w:hAnsiTheme="minorHAnsi" w:cstheme="minorBidi"/>
               <w:noProof/>
+              <w:sz w:val="22"/>
+              <w:szCs w:val="22"/>
             </w:rPr>
           </w:pPr>
-          <w:hyperlink w:anchor="_Toc241342775" w:history="1">
+          <w:hyperlink w:anchor="_Toc241344355" w:history="1">
             <w:r>
               <w:rPr>
                 <w:rStyle w:val="Hipervnculo"/>
@@ -3414,7 +3534,7 @@
               <w:rPr>
                 <w:noProof/>
               </w:rPr>
-              <w:instrText xml:space="preserve"> PAGEREF _Toc241342775 \h </w:instrText>
+              <w:instrText xml:space="preserve"> PAGEREF _Toc241344355 \h </w:instrText>
             </w:r>
             <w:r>
               <w:rPr>
@@ -3431,7 +3551,7 @@
               <w:rPr>
                 <w:noProof/>
               </w:rPr>
-              <w:t>39</w:t>
+              <w:t>40</w:t>
             </w:r>
             <w:r>
               <w:rPr>
@@ -3448,10 +3568,13 @@
               <w:tab w:val="right" w:leader="dot" w:pos="9350"/>
             </w:tabs>
             <w:rPr>
+              <w:rFonts w:asciiTheme="minorHAnsi" w:eastAsiaTheme="minorEastAsia" w:hAnsiTheme="minorHAnsi" w:cstheme="minorBidi"/>
               <w:noProof/>
+              <w:sz w:val="22"/>
+              <w:szCs w:val="22"/>
             </w:rPr>
           </w:pPr>
-          <w:hyperlink w:anchor="_Toc241342776" w:history="1">
+          <w:hyperlink w:anchor="_Toc241344356" w:history="1">
             <w:r>
               <w:rPr>
                 <w:rStyle w:val="Hipervnculo"/>
@@ -3475,7 +3598,7 @@
               <w:rPr>
                 <w:noProof/>
               </w:rPr>
-              <w:instrText xml:space="preserve"> PAGEREF _Toc241342776 \h </w:instrText>
+              <w:instrText xml:space="preserve"> PAGEREF _Toc241344356 \h </w:instrText>
             </w:r>
             <w:r>
               <w:rPr>
@@ -3492,7 +3615,7 @@
               <w:rPr>
                 <w:noProof/>
               </w:rPr>
-              <w:t>40</w:t>
+              <w:t>41</w:t>
             </w:r>
             <w:r>
               <w:rPr>
@@ -3509,10 +3632,13 @@
               <w:tab w:val="right" w:leader="dot" w:pos="9350"/>
             </w:tabs>
             <w:rPr>
+              <w:rFonts w:asciiTheme="minorHAnsi" w:eastAsiaTheme="minorEastAsia" w:hAnsiTheme="minorHAnsi" w:cstheme="minorBidi"/>
               <w:noProof/>
+              <w:sz w:val="22"/>
+              <w:szCs w:val="22"/>
             </w:rPr>
           </w:pPr>
-          <w:hyperlink w:anchor="_Toc241342777" w:history="1">
+          <w:hyperlink w:anchor="_Toc241344357" w:history="1">
             <w:r>
               <w:rPr>
                 <w:rStyle w:val="Hipervnculo"/>
@@ -3536,7 +3662,7 @@
               <w:rPr>
                 <w:noProof/>
               </w:rPr>
-              <w:instrText xml:space="preserve"> PAGEREF _Toc241342777 \h </w:instrText>
+              <w:instrText xml:space="preserve"> PAGEREF _Toc241344357 \h </w:instrText>
             </w:r>
             <w:r>
               <w:rPr>
@@ -3553,7 +3679,7 @@
               <w:rPr>
                 <w:noProof/>
               </w:rPr>
-              <w:t>40</w:t>
+              <w:t>41</w:t>
             </w:r>
             <w:r>
               <w:rPr>
@@ -3570,10 +3696,13 @@
               <w:tab w:val="right" w:leader="dot" w:pos="9350"/>
             </w:tabs>
             <w:rPr>
+              <w:rFonts w:asciiTheme="minorHAnsi" w:eastAsiaTheme="minorEastAsia" w:hAnsiTheme="minorHAnsi" w:cstheme="minorBidi"/>
               <w:noProof/>
+              <w:sz w:val="22"/>
+              <w:szCs w:val="22"/>
             </w:rPr>
           </w:pPr>
-          <w:hyperlink w:anchor="_Toc241342778" w:history="1">
+          <w:hyperlink w:anchor="_Toc241344358" w:history="1">
             <w:r>
               <w:rPr>
                 <w:rStyle w:val="Hipervnculo"/>
@@ -3597,7 +3726,7 @@
               <w:rPr>
                 <w:noProof/>
               </w:rPr>
-              <w:instrText xml:space="preserve"> PAGEREF _Toc241342778 \h </w:instrText>
+              <w:instrText xml:space="preserve"> PAGEREF _Toc241344358 \h </w:instrText>
             </w:r>
             <w:r>
               <w:rPr>
@@ -3614,7 +3743,7 @@
               <w:rPr>
                 <w:noProof/>
               </w:rPr>
-              <w:t>42</w:t>
+              <w:t>43</w:t>
             </w:r>
             <w:r>
               <w:rPr>
@@ -3631,10 +3760,13 @@
               <w:tab w:val="right" w:leader="dot" w:pos="9350"/>
             </w:tabs>
             <w:rPr>
+              <w:rFonts w:asciiTheme="minorHAnsi" w:eastAsiaTheme="minorEastAsia" w:hAnsiTheme="minorHAnsi" w:cstheme="minorBidi"/>
               <w:noProof/>
+              <w:sz w:val="22"/>
+              <w:szCs w:val="22"/>
             </w:rPr>
           </w:pPr>
-          <w:hyperlink w:anchor="_Toc241342779" w:history="1">
+          <w:hyperlink w:anchor="_Toc241344359" w:history="1">
             <w:r>
               <w:rPr>
                 <w:rStyle w:val="Hipervnculo"/>
@@ -3658,7 +3790,7 @@
               <w:rPr>
                 <w:noProof/>
               </w:rPr>
-              <w:instrText xml:space="preserve"> PAGEREF _Toc241342779 \h </w:instrText>
+              <w:instrText xml:space="preserve"> PAGEREF _Toc241344359 \h </w:instrText>
             </w:r>
             <w:r>
               <w:rPr>
@@ -3675,7 +3807,7 @@
               <w:rPr>
                 <w:noProof/>
               </w:rPr>
-              <w:t>43</w:t>
+              <w:t>44</w:t>
             </w:r>
             <w:r>
               <w:rPr>
@@ -3692,10 +3824,13 @@
               <w:tab w:val="right" w:leader="dot" w:pos="9350"/>
             </w:tabs>
             <w:rPr>
+              <w:rFonts w:asciiTheme="minorHAnsi" w:eastAsiaTheme="minorEastAsia" w:hAnsiTheme="minorHAnsi" w:cstheme="minorBidi"/>
               <w:noProof/>
+              <w:sz w:val="22"/>
+              <w:szCs w:val="22"/>
             </w:rPr>
           </w:pPr>
-          <w:hyperlink w:anchor="_Toc241342780" w:history="1">
+          <w:hyperlink w:anchor="_Toc241344360" w:history="1">
             <w:r>
               <w:rPr>
                 <w:rStyle w:val="Hipervnculo"/>
@@ -3719,7 +3854,7 @@
               <w:rPr>
                 <w:noProof/>
               </w:rPr>
-              <w:instrText xml:space="preserve"> PAGEREF _Toc241342780 \h </w:instrText>
+              <w:instrText xml:space="preserve"> PAGEREF _Toc241344360 \h </w:instrText>
             </w:r>
             <w:r>
               <w:rPr>
@@ -3736,7 +3871,7 @@
               <w:rPr>
                 <w:noProof/>
               </w:rPr>
-              <w:t>43</w:t>
+              <w:t>44</w:t>
             </w:r>
             <w:r>
               <w:rPr>
@@ -3753,10 +3888,13 @@
               <w:tab w:val="right" w:leader="dot" w:pos="9350"/>
             </w:tabs>
             <w:rPr>
+              <w:rFonts w:asciiTheme="minorHAnsi" w:eastAsiaTheme="minorEastAsia" w:hAnsiTheme="minorHAnsi" w:cstheme="minorBidi"/>
               <w:noProof/>
+              <w:sz w:val="22"/>
+              <w:szCs w:val="22"/>
             </w:rPr>
           </w:pPr>
-          <w:hyperlink w:anchor="_Toc241342781" w:history="1">
+          <w:hyperlink w:anchor="_Toc241344361" w:history="1">
             <w:r>
               <w:rPr>
                 <w:rStyle w:val="Hipervnculo"/>
@@ -3780,7 +3918,7 @@
               <w:rPr>
                 <w:noProof/>
               </w:rPr>
-              <w:instrText xml:space="preserve"> PAGEREF _Toc241342781 \h </w:instrText>
+              <w:instrText xml:space="preserve"> PAGEREF _Toc241344361 \h </w:instrText>
             </w:r>
             <w:r>
               <w:rPr>
@@ -3797,7 +3935,7 @@
               <w:rPr>
                 <w:noProof/>
               </w:rPr>
-              <w:t>44</w:t>
+              <w:t>45</w:t>
             </w:r>
             <w:r>
               <w:rPr>
@@ -3814,10 +3952,13 @@
               <w:tab w:val="right" w:leader="dot" w:pos="9350"/>
             </w:tabs>
             <w:rPr>
+              <w:rFonts w:asciiTheme="minorHAnsi" w:eastAsiaTheme="minorEastAsia" w:hAnsiTheme="minorHAnsi" w:cstheme="minorBidi"/>
               <w:noProof/>
+              <w:sz w:val="22"/>
+              <w:szCs w:val="22"/>
             </w:rPr>
           </w:pPr>
-          <w:hyperlink w:anchor="_Toc241342782" w:history="1">
+          <w:hyperlink w:anchor="_Toc241344362" w:history="1">
             <w:r>
               <w:rPr>
                 <w:rStyle w:val="Hipervnculo"/>
@@ -3841,7 +3982,7 @@
               <w:rPr>
                 <w:noProof/>
               </w:rPr>
-              <w:instrText xml:space="preserve"> PAGEREF _Toc241342782 \h </w:instrText>
+              <w:instrText xml:space="preserve"> PAGEREF _Toc241344362 \h </w:instrText>
             </w:r>
             <w:r>
               <w:rPr>
@@ -3858,7 +3999,7 @@
               <w:rPr>
                 <w:noProof/>
               </w:rPr>
-              <w:t>46</w:t>
+              <w:t>47</w:t>
             </w:r>
             <w:r>
               <w:rPr>
@@ -3875,10 +4016,13 @@
               <w:tab w:val="right" w:leader="dot" w:pos="9350"/>
             </w:tabs>
             <w:rPr>
+              <w:rFonts w:asciiTheme="minorHAnsi" w:eastAsiaTheme="minorEastAsia" w:hAnsiTheme="minorHAnsi" w:cstheme="minorBidi"/>
               <w:noProof/>
+              <w:sz w:val="22"/>
+              <w:szCs w:val="22"/>
             </w:rPr>
           </w:pPr>
-          <w:hyperlink w:anchor="_Toc241342783" w:history="1">
+          <w:hyperlink w:anchor="_Toc241344363" w:history="1">
             <w:r>
               <w:rPr>
                 <w:rStyle w:val="Hipervnculo"/>
@@ -3902,7 +4046,7 @@
               <w:rPr>
                 <w:noProof/>
               </w:rPr>
-              <w:instrText xml:space="preserve"> PAGEREF _Toc241342783 \h </w:instrText>
+              <w:instrText xml:space="preserve"> PAGEREF _Toc241344363 \h </w:instrText>
             </w:r>
             <w:r>
               <w:rPr>
@@ -3919,7 +4063,7 @@
               <w:rPr>
                 <w:noProof/>
               </w:rPr>
-              <w:t>48</w:t>
+              <w:t>49</w:t>
             </w:r>
             <w:r>
               <w:rPr>
@@ -3947,7 +4091,7 @@
         <w:pStyle w:val="Ttulo1"/>
         <w:spacing w:before="240" w:after="120"/>
       </w:pPr>
-      <w:bookmarkStart w:id="2" w:name="_Toc241342738"/>
+      <w:bookmarkStart w:id="2" w:name="_Toc241344318"/>
       <w:r>
         <w:lastRenderedPageBreak/>
         <w:t>Matriz obligatoria de atención a la retroalimentación</w:t>
@@ -4720,7 +4864,7 @@
         <w:pStyle w:val="Ttulo1"/>
         <w:spacing w:before="240" w:after="120"/>
       </w:pPr>
-      <w:bookmarkStart w:id="3" w:name="_Toc241342739"/>
+      <w:bookmarkStart w:id="3" w:name="_Toc241344319"/>
       <w:r>
         <w:t xml:space="preserve">1. Resumen ejecutivo, </w:t>
       </w:r>
@@ -4739,7 +4883,7 @@
         <w:pStyle w:val="Ttulo2"/>
         <w:spacing w:before="240" w:after="120"/>
       </w:pPr>
-      <w:bookmarkStart w:id="4" w:name="_Toc241342740"/>
+      <w:bookmarkStart w:id="4" w:name="_Toc241344320"/>
       <w:r>
         <w:t>1.1 Resumen</w:t>
       </w:r>
@@ -4804,7 +4948,7 @@
         <w:pStyle w:val="Ttulo2"/>
         <w:spacing w:before="240" w:after="120"/>
       </w:pPr>
-      <w:bookmarkStart w:id="5" w:name="_Toc241342741"/>
+      <w:bookmarkStart w:id="5" w:name="_Toc241344321"/>
       <w:r>
         <w:t xml:space="preserve">1.2 </w:t>
       </w:r>
@@ -6360,7 +6504,7 @@
         <w:pStyle w:val="Ttulo1"/>
         <w:spacing w:before="240" w:after="120"/>
       </w:pPr>
-      <w:bookmarkStart w:id="6" w:name="_Toc241342742"/>
+      <w:bookmarkStart w:id="6" w:name="_Toc241344322"/>
       <w:r>
         <w:t>2. Introducción y evolución del proyecto</w:t>
       </w:r>
@@ -6453,7 +6597,7 @@
         <w:pStyle w:val="Ttulo1"/>
         <w:spacing w:before="240" w:after="120"/>
       </w:pPr>
-      <w:bookmarkStart w:id="7" w:name="_Toc241342743"/>
+      <w:bookmarkStart w:id="7" w:name="_Toc241344323"/>
       <w:r>
         <w:t>3. Problema, pregunta, objetivos y alcance ajustados</w:t>
       </w:r>
@@ -6464,7 +6608,7 @@
         <w:pStyle w:val="Ttulo2"/>
         <w:spacing w:before="240" w:after="120"/>
       </w:pPr>
-      <w:bookmarkStart w:id="8" w:name="_Toc241342744"/>
+      <w:bookmarkStart w:id="8" w:name="_Toc241344324"/>
       <w:r>
         <w:t>3.1 Problema y pregunta validados</w:t>
       </w:r>
@@ -6531,7 +6675,7 @@
         <w:pStyle w:val="Ttulo2"/>
         <w:spacing w:before="240" w:after="120"/>
       </w:pPr>
-      <w:bookmarkStart w:id="9" w:name="_Toc241342745"/>
+      <w:bookmarkStart w:id="9" w:name="_Toc241344325"/>
       <w:r>
         <w:t>3.2 Objetivos y trazabilidad</w:t>
       </w:r>
@@ -7296,7 +7440,7 @@
         <w:pStyle w:val="Ttulo2"/>
         <w:spacing w:before="240" w:after="120"/>
       </w:pPr>
-      <w:bookmarkStart w:id="10" w:name="_Toc241342746"/>
+      <w:bookmarkStart w:id="10" w:name="_Toc241344326"/>
       <w:r>
         <w:t>3.3 Alcance, exclusiones y restricciones</w:t>
       </w:r>
@@ -8453,7 +8597,7 @@
         <w:pStyle w:val="Ttulo1"/>
         <w:spacing w:before="240" w:after="120"/>
       </w:pPr>
-      <w:bookmarkStart w:id="11" w:name="_Toc241342747"/>
+      <w:bookmarkStart w:id="11" w:name="_Toc241344327"/>
       <w:r>
         <w:t xml:space="preserve">4. </w:t>
       </w:r>
@@ -8467,7 +8611,7 @@
         <w:pStyle w:val="Ttulo2"/>
         <w:spacing w:before="240" w:after="120"/>
       </w:pPr>
-      <w:bookmarkStart w:id="12" w:name="_Toc241342748"/>
+      <w:bookmarkStart w:id="12" w:name="_Toc241344328"/>
       <w:r>
         <w:lastRenderedPageBreak/>
         <w:t>4.1 Estado del arte y antecedentes</w:t>
@@ -8561,7 +8705,7 @@
         <w:pStyle w:val="Ttulo2"/>
         <w:spacing w:before="240" w:after="120"/>
       </w:pPr>
-      <w:bookmarkStart w:id="13" w:name="_Toc241342749"/>
+      <w:bookmarkStart w:id="13" w:name="_Toc241344329"/>
       <w:r>
         <w:t>4.2 Marco teórico y conc</w:t>
       </w:r>
@@ -8665,7 +8809,7 @@
         <w:pStyle w:val="Ttulo2"/>
         <w:spacing w:before="240" w:after="120"/>
       </w:pPr>
-      <w:bookmarkStart w:id="14" w:name="_Toc241342750"/>
+      <w:bookmarkStart w:id="14" w:name="_Toc241344330"/>
       <w:r>
         <w:t>4.3 Marco contextual</w:t>
       </w:r>
@@ -8726,7 +8870,7 @@
         <w:pStyle w:val="Ttulo2"/>
         <w:spacing w:before="240" w:after="120"/>
       </w:pPr>
-      <w:bookmarkStart w:id="15" w:name="_Toc241342751"/>
+      <w:bookmarkStart w:id="15" w:name="_Toc241344331"/>
       <w:r>
         <w:t>4.4 Marco normativo, ético y de estándares</w:t>
       </w:r>
@@ -9591,7 +9735,7 @@
         <w:pStyle w:val="Ttulo1"/>
         <w:spacing w:before="240" w:after="120"/>
       </w:pPr>
-      <w:bookmarkStart w:id="16" w:name="_Toc241342752"/>
+      <w:bookmarkStart w:id="16" w:name="_Toc241344332"/>
       <w:r>
         <w:t>5. Partes interesadas, necesidades y requisitos consolidados</w:t>
       </w:r>
@@ -9602,7 +9746,7 @@
         <w:pStyle w:val="Ttulo2"/>
         <w:spacing w:before="240" w:after="120"/>
       </w:pPr>
-      <w:bookmarkStart w:id="17" w:name="_Toc241342753"/>
+      <w:bookmarkStart w:id="17" w:name="_Toc241344333"/>
       <w:r>
         <w:t>5.1 Actores y partes interesadas</w:t>
       </w:r>
@@ -10440,7 +10584,7 @@
         <w:pStyle w:val="Ttulo2"/>
         <w:spacing w:before="240" w:after="120"/>
       </w:pPr>
-      <w:bookmarkStart w:id="18" w:name="_Toc241342754"/>
+      <w:bookmarkStart w:id="18" w:name="_Toc241344334"/>
       <w:r>
         <w:t>5.2 Requisitos funcionales, no funcionales y criterios de aceptación</w:t>
       </w:r>
@@ -11960,7 +12104,7 @@
         <w:pStyle w:val="Ttulo2"/>
         <w:spacing w:before="240" w:after="120"/>
       </w:pPr>
-      <w:bookmarkStart w:id="19" w:name="_Toc241342755"/>
+      <w:bookmarkStart w:id="19" w:name="_Toc241344335"/>
       <w:r>
         <w:t>5</w:t>
       </w:r>
@@ -11999,7 +12143,7 @@
         <w:pStyle w:val="Ttulo1"/>
         <w:spacing w:before="240" w:after="120"/>
       </w:pPr>
-      <w:bookmarkStart w:id="20" w:name="_Toc241342756"/>
+      <w:bookmarkStart w:id="20" w:name="_Toc241344336"/>
       <w:r>
         <w:t>6. Arquitectura de la solución</w:t>
       </w:r>
@@ -12010,7 +12154,7 @@
         <w:pStyle w:val="Ttulo2"/>
         <w:spacing w:before="240" w:after="120"/>
       </w:pPr>
-      <w:bookmarkStart w:id="21" w:name="_Toc241342757"/>
+      <w:bookmarkStart w:id="21" w:name="_Toc241344337"/>
       <w:r>
         <w:t>6.1 Diagrama de contexto y límites</w:t>
       </w:r>
@@ -12067,7 +12211,7 @@
         </w:rPr>
         <w:lastRenderedPageBreak/>
         <w:drawing>
-          <wp:inline distT="0" distB="0" distL="0" distR="0" wp14:anchorId="5575C848" wp14:editId="229167DF">
+          <wp:inline distT="0" distB="0" distL="0" distR="0" wp14:anchorId="074533AF" wp14:editId="04DC6BE3">
             <wp:extent cx="5943600" cy="2809875"/>
             <wp:effectExtent l="0" t="0" r="0" b="0"/>
             <wp:docPr id="3" name="Imagen 3"/>
@@ -12154,7 +12298,7 @@
         <w:pStyle w:val="Ttulo2"/>
         <w:spacing w:before="240" w:after="120"/>
       </w:pPr>
-      <w:bookmarkStart w:id="22" w:name="_Toc241342758"/>
+      <w:bookmarkStart w:id="22" w:name="_Toc241344338"/>
       <w:r>
         <w:t>6.2 Componentes, contenedores y topología</w:t>
       </w:r>
@@ -12211,7 +12355,7 @@
         </w:rPr>
         <w:lastRenderedPageBreak/>
         <w:drawing>
-          <wp:inline distT="0" distB="0" distL="0" distR="0" wp14:anchorId="3F4A9733" wp14:editId="2B975A6B">
+          <wp:inline distT="0" distB="0" distL="0" distR="0" wp14:anchorId="1723967E" wp14:editId="4B512E00">
             <wp:extent cx="5943600" cy="3609975"/>
             <wp:effectExtent l="0" t="0" r="0" b="0"/>
             <wp:docPr id="4" name="Imagen 4"/>
@@ -13230,7 +13374,7 @@
         <w:pStyle w:val="Ttulo2"/>
         <w:spacing w:before="240" w:after="120"/>
       </w:pPr>
-      <w:bookmarkStart w:id="23" w:name="_Toc241342759"/>
+      <w:bookmarkStart w:id="23" w:name="_Toc241344339"/>
       <w:r>
         <w:t>6.3 Decisiones de arquitectura</w:t>
       </w:r>
@@ -14530,7 +14674,7 @@
         <w:pStyle w:val="Ttulo1"/>
         <w:spacing w:before="240" w:after="120"/>
       </w:pPr>
-      <w:bookmarkStart w:id="24" w:name="_Toc241342760"/>
+      <w:bookmarkStart w:id="24" w:name="_Toc241344340"/>
       <w:r>
         <w:t>7. Diseño detallado</w:t>
       </w:r>
@@ -14541,7 +14685,7 @@
         <w:pStyle w:val="Ttulo2"/>
         <w:spacing w:before="240" w:after="120"/>
       </w:pPr>
-      <w:bookmarkStart w:id="25" w:name="_Toc241342761"/>
+      <w:bookmarkStart w:id="25" w:name="_Toc241344341"/>
       <w:r>
         <w:t>7.1 Modelo de datos e información</w:t>
       </w:r>
@@ -14622,7 +14766,7 @@
           <w:noProof/>
         </w:rPr>
         <w:drawing>
-          <wp:inline distT="0" distB="0" distL="0" distR="0" wp14:anchorId="68747B02" wp14:editId="579FE826">
+          <wp:inline distT="0" distB="0" distL="0" distR="0" wp14:anchorId="045E81C2" wp14:editId="38A49517">
             <wp:extent cx="5943600" cy="2124075"/>
             <wp:effectExtent l="0" t="0" r="0" b="0"/>
             <wp:docPr id="5" name="Imagen 5"/>
@@ -14706,7 +14850,7 @@
         <w:pStyle w:val="Ttulo2"/>
         <w:spacing w:before="240" w:after="120"/>
       </w:pPr>
-      <w:bookmarkStart w:id="26" w:name="_Toc241342762"/>
+      <w:bookmarkStart w:id="26" w:name="_Toc241344342"/>
       <w:r>
         <w:t xml:space="preserve">7.2 </w:t>
       </w:r>
@@ -14760,7 +14904,7 @@
         <w:pStyle w:val="Ttulo2"/>
         <w:spacing w:before="240" w:after="120"/>
       </w:pPr>
-      <w:bookmarkStart w:id="27" w:name="_Toc241342763"/>
+      <w:bookmarkStart w:id="27" w:name="_Toc241344343"/>
       <w:r>
         <w:t>7.3 Integraciones, API, protocolos y configuración</w:t>
       </w:r>
@@ -16375,7 +16519,7 @@
         <w:pStyle w:val="Ttulo1"/>
         <w:spacing w:before="240" w:after="120"/>
       </w:pPr>
-      <w:bookmarkStart w:id="28" w:name="_Toc241342764"/>
+      <w:bookmarkStart w:id="28" w:name="_Toc241344344"/>
       <w:r>
         <w:lastRenderedPageBreak/>
         <w:t>8. Implementación, configuración y prototipo</w:t>
@@ -16398,7 +16542,7 @@
         <w:pStyle w:val="Ttulo2"/>
         <w:spacing w:before="240" w:after="120"/>
       </w:pPr>
-      <w:bookmarkStart w:id="29" w:name="_Toc241342765"/>
+      <w:bookmarkStart w:id="29" w:name="_Toc241344345"/>
       <w:r>
         <w:t>8.1 Evidencia</w:t>
       </w:r>
@@ -17109,7 +17253,7 @@
         <w:pStyle w:val="Ttulo1"/>
         <w:spacing w:before="240" w:after="120"/>
       </w:pPr>
-      <w:bookmarkStart w:id="30" w:name="_Toc241342766"/>
+      <w:bookmarkStart w:id="30" w:name="_Toc241344346"/>
       <w:r>
         <w:t>9. Verificación, validación y pruebas</w:t>
       </w:r>
@@ -17120,7 +17264,7 @@
         <w:pStyle w:val="Ttulo2"/>
         <w:spacing w:before="240" w:after="120"/>
       </w:pPr>
-      <w:bookmarkStart w:id="31" w:name="_Toc241342767"/>
+      <w:bookmarkStart w:id="31" w:name="_Toc241344347"/>
       <w:r>
         <w:t>9.1 Estrategia de pruebas</w:t>
       </w:r>
@@ -17174,7 +17318,7 @@
         <w:pStyle w:val="Ttulo2"/>
         <w:spacing w:before="240" w:after="120"/>
       </w:pPr>
-      <w:bookmarkStart w:id="32" w:name="_Toc241342768"/>
+      <w:bookmarkStart w:id="32" w:name="_Toc241344348"/>
       <w:r>
         <w:t>9.2 Casos, resultados y defectos</w:t>
       </w:r>
@@ -18238,7 +18382,7 @@
         <w:pStyle w:val="Ttulo2"/>
         <w:spacing w:before="240" w:after="120"/>
       </w:pPr>
-      <w:bookmarkStart w:id="33" w:name="_Toc241342769"/>
+      <w:bookmarkStart w:id="33" w:name="_Toc241344349"/>
       <w:r>
         <w:t>9.3 Validación con usuarios o expertos</w:t>
       </w:r>
@@ -19643,7 +19787,7 @@
         <w:pStyle w:val="Ttulo1"/>
         <w:spacing w:before="240" w:after="120"/>
       </w:pPr>
-      <w:bookmarkStart w:id="34" w:name="_Toc241342770"/>
+      <w:bookmarkStart w:id="34" w:name="_Toc241344350"/>
       <w:r>
         <w:lastRenderedPageBreak/>
         <w:t>10. Seguridad, privacidad, ética y cumplimiento</w:t>
@@ -19669,29 +19813,725 @@
     </w:p>
     <w:p>
       <w:pPr>
+        <w:spacing w:before="120"/>
         <w:jc w:val="both"/>
+      </w:pPr>
+      <w:r>
+        <w:t>La Tabla 16 detalla el reparto de permisos entre los roles del sis</w:t>
+      </w:r>
+      <w:r>
+        <w:t>tema.</w:t>
+      </w:r>
+    </w:p>
+    <w:p>
+      <w:pPr>
+        <w:spacing w:before="200"/>
       </w:pPr>
       <w:r>
         <w:rPr>
           <w:b/>
           <w:bCs/>
         </w:rPr>
-        <w:t>Incidente de seguridad gestionado durante la construcción.</w:t>
-      </w:r>
-      <w:r>
-        <w:t xml:space="preserve"> El arch</w:t>
-      </w:r>
-      <w:r>
-        <w:t>ivo de configuración con el secreto de firma de sesiones quedó versionado en el repositorio público durante aproximadamente veintisiete minutos. La causa raíz no fue un descuido aislado: la exclusión del archivo existía y se retiró junto con todas las excl</w:t>
-      </w:r>
-      <w:r>
-        <w:t>usiones de archivos generados, en el momento de versionar las evidencias de despliegue. La respuesta fue, en este orden, rotar el secreto y redesplegar las ocho funciones, comprobar que ninguna conserva el anterior y que un token firmado con él es rechazad</w:t>
-      </w:r>
-      <w:r>
-        <w:t>o en las rutas protegidas, excluir de nuevo el archivo y volver a ejecutar la verificación posterior al despliegue. El análisis de la ventana de exposición no encontró indicios de explotación: las seis funciones con rutas exclusivamente protegidas no recib</w:t>
-      </w:r>
-      <w:r>
-        <w:t>ieron ninguna invocación en ese periodo, y las invocaciones de las dos restantes corresponden exactamente a las ejecuciones de la propia verificación.</w:t>
+        <w:t>Tabla 16</w:t>
+      </w:r>
+    </w:p>
+    <w:p>
+      <w:pPr>
+        <w:spacing w:after="80"/>
+      </w:pPr>
+      <w:r>
+        <w:rPr>
+          <w:i/>
+          <w:iCs/>
+        </w:rPr>
+        <w:t>Matriz de roles y permisos</w:t>
+      </w:r>
+    </w:p>
+    <w:tbl>
+      <w:tblPr>
+        <w:tblW w:w="9360" w:type="dxa"/>
+        <w:tblBorders>
+          <w:top w:val="single" w:sz="4" w:space="0" w:color="auto"/>
+          <w:left w:val="single" w:sz="4" w:space="0" w:color="auto"/>
+          <w:bottom w:val="single" w:sz="4" w:space="0" w:color="auto"/>
+          <w:right w:val="single" w:sz="4" w:space="0" w:color="auto"/>
+          <w:insideH w:val="single" w:sz="4" w:space="0" w:color="auto"/>
+          <w:insideV w:val="single" w:sz="4" w:space="0" w:color="auto"/>
+        </w:tblBorders>
+        <w:tblCellMar>
+          <w:left w:w="10" w:type="dxa"/>
+          <w:right w:w="10" w:type="dxa"/>
+        </w:tblCellMar>
+        <w:tblLook w:val="04A0" w:firstRow="1" w:lastRow="0" w:firstColumn="1" w:lastColumn="0" w:noHBand="0" w:noVBand="1"/>
+      </w:tblPr>
+      <w:tblGrid>
+        <w:gridCol w:w="1500"/>
+        <w:gridCol w:w="3100"/>
+        <w:gridCol w:w="2200"/>
+        <w:gridCol w:w="2560"/>
+      </w:tblGrid>
+      <w:tr>
+        <w:tblPrEx>
+          <w:tblCellMar>
+            <w:top w:w="0" w:type="dxa"/>
+            <w:bottom w:w="0" w:type="dxa"/>
+          </w:tblCellMar>
+        </w:tblPrEx>
+        <w:trPr>
+          <w:tblHeader/>
+        </w:trPr>
+        <w:tc>
+          <w:tcPr>
+            <w:tcW w:w="1500" w:type="dxa"/>
+            <w:shd w:val="clear" w:color="auto" w:fill="D9E2EC"/>
+            <w:tcMar>
+              <w:top w:w="60" w:type="dxa"/>
+              <w:left w:w="90" w:type="dxa"/>
+              <w:bottom w:w="60" w:type="dxa"/>
+              <w:right w:w="90" w:type="dxa"/>
+            </w:tcMar>
+          </w:tcPr>
+          <w:p>
+            <w:pPr>
+              <w:spacing w:line="240" w:lineRule="auto"/>
+              <w:jc w:val="center"/>
+            </w:pPr>
+            <w:r>
+              <w:rPr>
+                <w:b/>
+                <w:bCs/>
+                <w:sz w:val="20"/>
+                <w:szCs w:val="20"/>
+              </w:rPr>
+              <w:t>Rol</w:t>
+            </w:r>
+          </w:p>
+        </w:tc>
+        <w:tc>
+          <w:tcPr>
+            <w:tcW w:w="3100" w:type="dxa"/>
+            <w:shd w:val="clear" w:color="auto" w:fill="D9E2EC"/>
+            <w:tcMar>
+              <w:top w:w="60" w:type="dxa"/>
+              <w:left w:w="90" w:type="dxa"/>
+              <w:bottom w:w="60" w:type="dxa"/>
+              <w:right w:w="90" w:type="dxa"/>
+            </w:tcMar>
+          </w:tcPr>
+          <w:p>
+            <w:pPr>
+              <w:spacing w:line="240" w:lineRule="auto"/>
+              <w:jc w:val="center"/>
+            </w:pPr>
+            <w:r>
+              <w:rPr>
+                <w:b/>
+                <w:bCs/>
+                <w:sz w:val="20"/>
+                <w:szCs w:val="20"/>
+              </w:rPr>
+              <w:t>Operaciones que puede ejecutar</w:t>
+            </w:r>
+          </w:p>
+        </w:tc>
+        <w:tc>
+          <w:tcPr>
+            <w:tcW w:w="2200" w:type="dxa"/>
+            <w:shd w:val="clear" w:color="auto" w:fill="D9E2EC"/>
+            <w:tcMar>
+              <w:top w:w="60" w:type="dxa"/>
+              <w:left w:w="90" w:type="dxa"/>
+              <w:bottom w:w="60" w:type="dxa"/>
+              <w:right w:w="90" w:type="dxa"/>
+            </w:tcMar>
+          </w:tcPr>
+          <w:p>
+            <w:pPr>
+              <w:spacing w:line="240" w:lineRule="auto"/>
+              <w:jc w:val="center"/>
+            </w:pPr>
+            <w:r>
+              <w:rPr>
+                <w:b/>
+                <w:bCs/>
+                <w:sz w:val="20"/>
+                <w:szCs w:val="20"/>
+              </w:rPr>
+              <w:t>Operaciones vedadas</w:t>
+            </w:r>
+          </w:p>
+        </w:tc>
+        <w:tc>
+          <w:tcPr>
+            <w:tcW w:w="2560" w:type="dxa"/>
+            <w:shd w:val="clear" w:color="auto" w:fill="D9E2EC"/>
+            <w:tcMar>
+              <w:top w:w="60" w:type="dxa"/>
+              <w:left w:w="90" w:type="dxa"/>
+              <w:bottom w:w="60" w:type="dxa"/>
+              <w:right w:w="90" w:type="dxa"/>
+            </w:tcMar>
+          </w:tcPr>
+          <w:p>
+            <w:pPr>
+              <w:spacing w:line="240" w:lineRule="auto"/>
+              <w:jc w:val="center"/>
+            </w:pPr>
+            <w:r>
+              <w:rPr>
+                <w:b/>
+                <w:bCs/>
+                <w:sz w:val="20"/>
+                <w:szCs w:val="20"/>
+              </w:rPr>
+              <w:t>Restricción estructural</w:t>
+            </w:r>
+          </w:p>
+        </w:tc>
+      </w:tr>
+      <w:tr>
+        <w:tblPrEx>
+          <w:tblCellMar>
+            <w:top w:w="0" w:type="dxa"/>
+            <w:bottom w:w="0" w:type="dxa"/>
+          </w:tblCellMar>
+        </w:tblPrEx>
+        <w:tc>
+          <w:tcPr>
+            <w:tcW w:w="1500" w:type="dxa"/>
+            <w:tcMar>
+              <w:top w:w="60" w:type="dxa"/>
+              <w:left w:w="90" w:type="dxa"/>
+              <w:bottom w:w="60" w:type="dxa"/>
+              <w:right w:w="90" w:type="dxa"/>
+            </w:tcMar>
+          </w:tcPr>
+          <w:p>
+            <w:pPr>
+              <w:spacing w:line="240" w:lineRule="auto"/>
+            </w:pPr>
+            <w:r>
+              <w:rPr>
+                <w:sz w:val="20"/>
+                <w:szCs w:val="20"/>
+              </w:rPr>
+              <w:t>Administrador</w:t>
+            </w:r>
+          </w:p>
+        </w:tc>
+        <w:tc>
+          <w:tcPr>
+            <w:tcW w:w="3100" w:type="dxa"/>
+            <w:tcMar>
+              <w:top w:w="60" w:type="dxa"/>
+              <w:left w:w="90" w:type="dxa"/>
+              <w:bottom w:w="60" w:type="dxa"/>
+              <w:right w:w="90" w:type="dxa"/>
+            </w:tcMar>
+          </w:tcPr>
+          <w:p>
+            <w:pPr>
+              <w:spacing w:line="240" w:lineRule="auto"/>
+            </w:pPr>
+            <w:r>
+              <w:rPr>
+                <w:sz w:val="20"/>
+                <w:szCs w:val="20"/>
+              </w:rPr>
+              <w:t>Todas las del sistema: envíos, eventos, evidencias, catálogos, tablero, cuentas y roles.</w:t>
+            </w:r>
+          </w:p>
+        </w:tc>
+        <w:tc>
+          <w:tcPr>
+            <w:tcW w:w="2200" w:type="dxa"/>
+            <w:tcMar>
+              <w:top w:w="60" w:type="dxa"/>
+              <w:left w:w="90" w:type="dxa"/>
+              <w:bottom w:w="60" w:type="dxa"/>
+              <w:right w:w="90" w:type="dxa"/>
+            </w:tcMar>
+          </w:tcPr>
+          <w:p>
+            <w:pPr>
+              <w:spacing w:line="240" w:lineRule="auto"/>
+            </w:pPr>
+            <w:r>
+              <w:rPr>
+                <w:sz w:val="20"/>
+                <w:szCs w:val="20"/>
+              </w:rPr>
+              <w:t>Leer y verificar la bitácora.</w:t>
+            </w:r>
+          </w:p>
+        </w:tc>
+        <w:tc>
+          <w:tcPr>
+            <w:tcW w:w="2560" w:type="dxa"/>
+            <w:tcMar>
+              <w:top w:w="60" w:type="dxa"/>
+              <w:left w:w="90" w:type="dxa"/>
+              <w:bottom w:w="60" w:type="dxa"/>
+              <w:right w:w="90" w:type="dxa"/>
+            </w:tcMar>
+          </w:tcPr>
+          <w:p>
+            <w:pPr>
+              <w:spacing w:line="240" w:lineRule="auto"/>
+            </w:pPr>
+            <w:r>
+              <w:rPr>
+                <w:sz w:val="20"/>
+                <w:szCs w:val="20"/>
+              </w:rPr>
+              <w:t>Opera, pero no lee el registro de sus propias operaciones. El rol no es editable: es el seguro contra quedarse sin acceso.</w:t>
+            </w:r>
+          </w:p>
+        </w:tc>
+      </w:tr>
+      <w:tr>
+        <w:tblPrEx>
+          <w:tblCellMar>
+            <w:top w:w="0" w:type="dxa"/>
+            <w:bottom w:w="0" w:type="dxa"/>
+          </w:tblCellMar>
+        </w:tblPrEx>
+        <w:tc>
+          <w:tcPr>
+            <w:tcW w:w="1500" w:type="dxa"/>
+            <w:tcMar>
+              <w:top w:w="60" w:type="dxa"/>
+              <w:left w:w="90" w:type="dxa"/>
+              <w:bottom w:w="60" w:type="dxa"/>
+              <w:right w:w="90" w:type="dxa"/>
+            </w:tcMar>
+          </w:tcPr>
+          <w:p>
+            <w:pPr>
+              <w:spacing w:line="240" w:lineRule="auto"/>
+            </w:pPr>
+            <w:r>
+              <w:rPr>
+                <w:sz w:val="20"/>
+                <w:szCs w:val="20"/>
+              </w:rPr>
+              <w:t>Coordinador</w:t>
+            </w:r>
+          </w:p>
+        </w:tc>
+        <w:tc>
+          <w:tcPr>
+            <w:tcW w:w="3100" w:type="dxa"/>
+            <w:tcMar>
+              <w:top w:w="60" w:type="dxa"/>
+              <w:left w:w="90" w:type="dxa"/>
+              <w:bottom w:w="60" w:type="dxa"/>
+              <w:right w:w="90" w:type="dxa"/>
+            </w:tcMar>
+          </w:tcPr>
+          <w:p>
+            <w:pPr>
+              <w:spacing w:line="240" w:lineRule="auto"/>
+            </w:pPr>
+            <w:r>
+              <w:rPr>
+                <w:sz w:val="20"/>
+                <w:szCs w:val="20"/>
+              </w:rPr>
+              <w:t>Crear y asignar envíos, registrar y reanudar eventos, descargar evidencias, editar catálogos, tablero y listado de equipo.</w:t>
+            </w:r>
+          </w:p>
+        </w:tc>
+        <w:tc>
+          <w:tcPr>
+            <w:tcW w:w="2200" w:type="dxa"/>
+            <w:tcMar>
+              <w:top w:w="60" w:type="dxa"/>
+              <w:left w:w="90" w:type="dxa"/>
+              <w:bottom w:w="60" w:type="dxa"/>
+              <w:right w:w="90" w:type="dxa"/>
+            </w:tcMar>
+          </w:tcPr>
+          <w:p>
+            <w:pPr>
+              <w:spacing w:line="240" w:lineRule="auto"/>
+            </w:pPr>
+            <w:r>
+              <w:rPr>
+                <w:sz w:val="20"/>
+                <w:szCs w:val="20"/>
+              </w:rPr>
+              <w:t>Administrar cuentas y roles; leer la bitácora.</w:t>
+            </w:r>
+          </w:p>
+        </w:tc>
+        <w:tc>
+          <w:tcPr>
+            <w:tcW w:w="2560" w:type="dxa"/>
+            <w:tcMar>
+              <w:top w:w="60" w:type="dxa"/>
+              <w:left w:w="90" w:type="dxa"/>
+              <w:bottom w:w="60" w:type="dxa"/>
+              <w:right w:w="90" w:type="dxa"/>
+            </w:tcMar>
+          </w:tcPr>
+          <w:p>
+            <w:pPr>
+              <w:spacing w:line="240" w:lineRule="auto"/>
+            </w:pPr>
+            <w:r>
+              <w:rPr>
+                <w:sz w:val="20"/>
+                <w:szCs w:val="20"/>
+              </w:rPr>
+              <w:t>Es el único rol operativo que autoriza la reanudación tras una incidencia.</w:t>
+            </w:r>
+          </w:p>
+        </w:tc>
+      </w:tr>
+      <w:tr>
+        <w:tblPrEx>
+          <w:tblCellMar>
+            <w:top w:w="0" w:type="dxa"/>
+            <w:bottom w:w="0" w:type="dxa"/>
+          </w:tblCellMar>
+        </w:tblPrEx>
+        <w:tc>
+          <w:tcPr>
+            <w:tcW w:w="1500" w:type="dxa"/>
+            <w:tcMar>
+              <w:top w:w="60" w:type="dxa"/>
+              <w:left w:w="90" w:type="dxa"/>
+              <w:bottom w:w="60" w:type="dxa"/>
+              <w:right w:w="90" w:type="dxa"/>
+            </w:tcMar>
+          </w:tcPr>
+          <w:p>
+            <w:pPr>
+              <w:spacing w:line="240" w:lineRule="auto"/>
+            </w:pPr>
+            <w:r>
+              <w:rPr>
+                <w:sz w:val="20"/>
+                <w:szCs w:val="20"/>
+              </w:rPr>
+              <w:t>Despachador</w:t>
+            </w:r>
+          </w:p>
+        </w:tc>
+        <w:tc>
+          <w:tcPr>
+            <w:tcW w:w="3100" w:type="dxa"/>
+            <w:tcMar>
+              <w:top w:w="60" w:type="dxa"/>
+              <w:left w:w="90" w:type="dxa"/>
+              <w:bottom w:w="60" w:type="dxa"/>
+              <w:right w:w="90" w:type="dxa"/>
+            </w:tcMar>
+          </w:tcPr>
+          <w:p>
+            <w:pPr>
+              <w:spacing w:line="240" w:lineRule="auto"/>
+            </w:pPr>
+            <w:r>
+              <w:rPr>
+                <w:sz w:val="20"/>
+                <w:szCs w:val="20"/>
+              </w:rPr>
+              <w:t>Crear y asignar envíos, registrar eventos, descargar evidencias, consultar catálogos, tablero y equipo.</w:t>
+            </w:r>
+          </w:p>
+        </w:tc>
+        <w:tc>
+          <w:tcPr>
+            <w:tcW w:w="2200" w:type="dxa"/>
+            <w:tcMar>
+              <w:top w:w="60" w:type="dxa"/>
+              <w:left w:w="90" w:type="dxa"/>
+              <w:bottom w:w="60" w:type="dxa"/>
+              <w:right w:w="90" w:type="dxa"/>
+            </w:tcMar>
+          </w:tcPr>
+          <w:p>
+            <w:pPr>
+              <w:spacing w:line="240" w:lineRule="auto"/>
+            </w:pPr>
+            <w:r>
+              <w:rPr>
+                <w:sz w:val="20"/>
+                <w:szCs w:val="20"/>
+              </w:rPr>
+              <w:t>Autorizar envíos detenidos, editar catálogos, administrar cuentas, leer la bitácora.</w:t>
+            </w:r>
+          </w:p>
+        </w:tc>
+        <w:tc>
+          <w:tcPr>
+            <w:tcW w:w="2560" w:type="dxa"/>
+            <w:tcMar>
+              <w:top w:w="60" w:type="dxa"/>
+              <w:left w:w="90" w:type="dxa"/>
+              <w:bottom w:w="60" w:type="dxa"/>
+              <w:right w:w="90" w:type="dxa"/>
+            </w:tcMar>
+          </w:tcPr>
+          <w:p>
+            <w:pPr>
+              <w:spacing w:line="240" w:lineRule="auto"/>
+            </w:pPr>
+            <w:r>
+              <w:rPr>
+                <w:sz w:val="20"/>
+                <w:szCs w:val="20"/>
+              </w:rPr>
+              <w:t>La reanudación tras incidencia queda reservada a otro</w:t>
+            </w:r>
+            <w:r>
+              <w:rPr>
+                <w:sz w:val="20"/>
+                <w:szCs w:val="20"/>
+              </w:rPr>
+              <w:t xml:space="preserve"> rol, lo que separa quien detiene de quien reanuda.</w:t>
+            </w:r>
+          </w:p>
+        </w:tc>
+      </w:tr>
+      <w:tr>
+        <w:tblPrEx>
+          <w:tblCellMar>
+            <w:top w:w="0" w:type="dxa"/>
+            <w:bottom w:w="0" w:type="dxa"/>
+          </w:tblCellMar>
+        </w:tblPrEx>
+        <w:tc>
+          <w:tcPr>
+            <w:tcW w:w="1500" w:type="dxa"/>
+            <w:tcMar>
+              <w:top w:w="60" w:type="dxa"/>
+              <w:left w:w="90" w:type="dxa"/>
+              <w:bottom w:w="60" w:type="dxa"/>
+              <w:right w:w="90" w:type="dxa"/>
+            </w:tcMar>
+          </w:tcPr>
+          <w:p>
+            <w:pPr>
+              <w:spacing w:line="240" w:lineRule="auto"/>
+            </w:pPr>
+            <w:r>
+              <w:rPr>
+                <w:sz w:val="20"/>
+                <w:szCs w:val="20"/>
+              </w:rPr>
+              <w:t>Conductor</w:t>
+            </w:r>
+          </w:p>
+        </w:tc>
+        <w:tc>
+          <w:tcPr>
+            <w:tcW w:w="3100" w:type="dxa"/>
+            <w:tcMar>
+              <w:top w:w="60" w:type="dxa"/>
+              <w:left w:w="90" w:type="dxa"/>
+              <w:bottom w:w="60" w:type="dxa"/>
+              <w:right w:w="90" w:type="dxa"/>
+            </w:tcMar>
+          </w:tcPr>
+          <w:p>
+            <w:pPr>
+              <w:spacing w:line="240" w:lineRule="auto"/>
+            </w:pPr>
+            <w:r>
+              <w:rPr>
+                <w:sz w:val="20"/>
+                <w:szCs w:val="20"/>
+              </w:rPr>
+              <w:t>Ver sus envíos, registrar el avance, cargar la evidencia de entrega, consultar catálogos y tablero.</w:t>
+            </w:r>
+          </w:p>
+        </w:tc>
+        <w:tc>
+          <w:tcPr>
+            <w:tcW w:w="2200" w:type="dxa"/>
+            <w:tcMar>
+              <w:top w:w="60" w:type="dxa"/>
+              <w:left w:w="90" w:type="dxa"/>
+              <w:bottom w:w="60" w:type="dxa"/>
+              <w:right w:w="90" w:type="dxa"/>
+            </w:tcMar>
+          </w:tcPr>
+          <w:p>
+            <w:pPr>
+              <w:spacing w:line="240" w:lineRule="auto"/>
+            </w:pPr>
+            <w:r>
+              <w:rPr>
+                <w:sz w:val="20"/>
+                <w:szCs w:val="20"/>
+              </w:rPr>
+              <w:t>Crear o asignar envíos, descargar evidencias, leer la bitácora.</w:t>
+            </w:r>
+          </w:p>
+        </w:tc>
+        <w:tc>
+          <w:tcPr>
+            <w:tcW w:w="2560" w:type="dxa"/>
+            <w:tcMar>
+              <w:top w:w="60" w:type="dxa"/>
+              <w:left w:w="90" w:type="dxa"/>
+              <w:bottom w:w="60" w:type="dxa"/>
+              <w:right w:w="90" w:type="dxa"/>
+            </w:tcMar>
+          </w:tcPr>
+          <w:p>
+            <w:pPr>
+              <w:spacing w:line="240" w:lineRule="auto"/>
+            </w:pPr>
+            <w:r>
+              <w:rPr>
+                <w:sz w:val="20"/>
+                <w:szCs w:val="20"/>
+              </w:rPr>
+              <w:t>Sus operaciones alcanzan únicamente los envíos que tiene asignados.</w:t>
+            </w:r>
+          </w:p>
+        </w:tc>
+      </w:tr>
+      <w:tr>
+        <w:tblPrEx>
+          <w:tblCellMar>
+            <w:top w:w="0" w:type="dxa"/>
+            <w:bottom w:w="0" w:type="dxa"/>
+          </w:tblCellMar>
+        </w:tblPrEx>
+        <w:tc>
+          <w:tcPr>
+            <w:tcW w:w="1500" w:type="dxa"/>
+            <w:tcMar>
+              <w:top w:w="60" w:type="dxa"/>
+              <w:left w:w="90" w:type="dxa"/>
+              <w:bottom w:w="60" w:type="dxa"/>
+              <w:right w:w="90" w:type="dxa"/>
+            </w:tcMar>
+          </w:tcPr>
+          <w:p>
+            <w:pPr>
+              <w:spacing w:line="240" w:lineRule="auto"/>
+            </w:pPr>
+            <w:r>
+              <w:rPr>
+                <w:sz w:val="20"/>
+                <w:szCs w:val="20"/>
+              </w:rPr>
+              <w:t>Auditor</w:t>
+            </w:r>
+          </w:p>
+        </w:tc>
+        <w:tc>
+          <w:tcPr>
+            <w:tcW w:w="3100" w:type="dxa"/>
+            <w:tcMar>
+              <w:top w:w="60" w:type="dxa"/>
+              <w:left w:w="90" w:type="dxa"/>
+              <w:bottom w:w="60" w:type="dxa"/>
+              <w:right w:w="90" w:type="dxa"/>
+            </w:tcMar>
+          </w:tcPr>
+          <w:p>
+            <w:pPr>
+              <w:spacing w:line="240" w:lineRule="auto"/>
+            </w:pPr>
+            <w:r>
+              <w:rPr>
+                <w:sz w:val="20"/>
+                <w:szCs w:val="20"/>
+              </w:rPr>
+              <w:t>Consultar envíos y evidencias, leer y verificar la bitácora, listar usuarios y roles, consultar catálogos y tablero.</w:t>
+            </w:r>
+          </w:p>
+        </w:tc>
+        <w:tc>
+          <w:tcPr>
+            <w:tcW w:w="2200" w:type="dxa"/>
+            <w:tcMar>
+              <w:top w:w="60" w:type="dxa"/>
+              <w:left w:w="90" w:type="dxa"/>
+              <w:bottom w:w="60" w:type="dxa"/>
+              <w:right w:w="90" w:type="dxa"/>
+            </w:tcMar>
+          </w:tcPr>
+          <w:p>
+            <w:pPr>
+              <w:spacing w:line="240" w:lineRule="auto"/>
+            </w:pPr>
+            <w:r>
+              <w:rPr>
+                <w:sz w:val="20"/>
+                <w:szCs w:val="20"/>
+              </w:rPr>
+              <w:t>Cualquier operación de escritura.</w:t>
+            </w:r>
+          </w:p>
+        </w:tc>
+        <w:tc>
+          <w:tcPr>
+            <w:tcW w:w="2560" w:type="dxa"/>
+            <w:tcMar>
+              <w:top w:w="60" w:type="dxa"/>
+              <w:left w:w="90" w:type="dxa"/>
+              <w:bottom w:w="60" w:type="dxa"/>
+              <w:right w:w="90" w:type="dxa"/>
+            </w:tcMar>
+          </w:tcPr>
+          <w:p>
+            <w:pPr>
+              <w:spacing w:line="240" w:lineRule="auto"/>
+            </w:pPr>
+            <w:r>
+              <w:rPr>
+                <w:sz w:val="20"/>
+                <w:szCs w:val="20"/>
+              </w:rPr>
+              <w:t>Único rol que lee la bitácora. Ninguna operación de escritura lo incluye.</w:t>
+            </w:r>
+          </w:p>
+        </w:tc>
+      </w:tr>
+    </w:tbl>
+    <w:p>
+      <w:pPr>
+        <w:spacing w:before="80" w:after="200" w:line="240" w:lineRule="auto"/>
+        <w:jc w:val="both"/>
+      </w:pPr>
+      <w:r>
+        <w:rPr>
+          <w:i/>
+          <w:iCs/>
+          <w:sz w:val="20"/>
+          <w:szCs w:val="20"/>
+        </w:rPr>
+        <w:lastRenderedPageBreak/>
+        <w:t xml:space="preserve">Nota. </w:t>
+      </w:r>
+      <w:r>
+        <w:rPr>
+          <w:sz w:val="20"/>
+          <w:szCs w:val="20"/>
+        </w:rPr>
+        <w:t>Ningún rol puede combina</w:t>
+      </w:r>
+      <w:r>
+        <w:rPr>
+          <w:sz w:val="20"/>
+          <w:szCs w:val="20"/>
+        </w:rPr>
+        <w:t>r la lectura de la bitácora con operaciones de escritura, y ninguna cuenta puede sumar dos roles que juntos lo hagan. Esa condición no es configurable, porque de ella depende la separación de funciones que el sistema promete y que el control C-05 de la aud</w:t>
+      </w:r>
+      <w:r>
+        <w:rPr>
+          <w:sz w:val="20"/>
+          <w:szCs w:val="20"/>
+        </w:rPr>
+        <w:t>itoría comprueba. Los roles se definen en los datos y no en el código, de modo que una organización puede crear roles propios eligiendo de la lista de operaciones existentes, nunca inventando operaciones nuevas.</w:t>
       </w:r>
     </w:p>
     <w:p>
@@ -19699,33 +20539,30 @@
         <w:jc w:val="both"/>
       </w:pPr>
       <w:r>
-        <w:t xml:space="preserve">El riesgo residual se declara: el secreto permanece en el historial de </w:t>
-      </w:r>
-      <w:proofErr w:type="spellStart"/>
-      <w:r>
-        <w:t>commits</w:t>
-      </w:r>
-      <w:proofErr w:type="spellEnd"/>
-      <w:r>
-        <w:t>, y retirar un archivo no l</w:t>
-      </w:r>
-      <w:r>
-        <w:t xml:space="preserve">o saca de los </w:t>
-      </w:r>
-      <w:proofErr w:type="spellStart"/>
-      <w:r>
-        <w:t>commits</w:t>
-      </w:r>
-      <w:proofErr w:type="spellEnd"/>
-      <w:r>
-        <w:t xml:space="preserve"> anteriores. Se acepta de forma temporal porque el secreto fue invalidado, de modo que su presencia es una limpieza pendiente y no una puerta abierta. La reescritura del </w:t>
-      </w:r>
-      <w:r>
-        <w:lastRenderedPageBreak/>
-        <w:t>historial figura como acción programada en el apartado 15.2. El p</w:t>
-      </w:r>
-      <w:r>
-        <w:t>ropio programa de auditoría detecta esta condición en su control C-09b, lo que constituye un caso poco común y deseable: un control que encuentra un problema real de quien lo escribió.</w:t>
+        <w:rPr>
+          <w:b/>
+          <w:bCs/>
+        </w:rPr>
+        <w:t>Incidente de seguridad gestionado durante la</w:t>
+      </w:r>
+      <w:r>
+        <w:rPr>
+          <w:b/>
+          <w:bCs/>
+        </w:rPr>
+        <w:t xml:space="preserve"> construcción.</w:t>
+      </w:r>
+      <w:r>
+        <w:t xml:space="preserve"> El archivo de configuración con el secreto de firma de sesiones quedó versionado en el repositorio público durante aproximadamente veintisiete minutos. La causa raíz no fue un descuido aislado: la exclusión del archivo existía y se retiró ju</w:t>
+      </w:r>
+      <w:r>
+        <w:t>nto con todas las exclusiones de archivos generados, en el momento de versionar las evidencias de despliegue. La respuesta fue, en este orden, rotar el secreto y redesplegar las ocho funciones, comprobar que ninguna conserva el anterior y que un token firm</w:t>
+      </w:r>
+      <w:r>
+        <w:t>ado con él es rechazado en las rutas protegidas, excluir de nuevo el archivo y volver a ejecutar la verificación posterior al despliegue. El análisis de la ventana de exposición no encontró indicios de explotación: las seis funciones con rutas exclusivamen</w:t>
+      </w:r>
+      <w:r>
+        <w:t>te protegidas no recibieron ninguna invocación en ese periodo, y las invocaciones de las dos restantes corresponden exactamente a las ejecuciones de la propia verificación.</w:t>
       </w:r>
     </w:p>
     <w:p>
@@ -19733,6 +20570,36 @@
         <w:jc w:val="both"/>
       </w:pPr>
       <w:r>
+        <w:t xml:space="preserve">El riesgo residual se declara: el secreto permanece en el historial de </w:t>
+      </w:r>
+      <w:proofErr w:type="spellStart"/>
+      <w:r>
+        <w:t>commits</w:t>
+      </w:r>
+      <w:proofErr w:type="spellEnd"/>
+      <w:r>
+        <w:t>, y r</w:t>
+      </w:r>
+      <w:r>
+        <w:t xml:space="preserve">etirar un archivo no lo saca de los </w:t>
+      </w:r>
+      <w:proofErr w:type="spellStart"/>
+      <w:r>
+        <w:t>commits</w:t>
+      </w:r>
+      <w:proofErr w:type="spellEnd"/>
+      <w:r>
+        <w:t xml:space="preserve"> anteriores. Se acepta de forma temporal porque el secreto fue invalidado, de modo que su presencia es una limpieza pendiente y no una puerta abierta. La reescritura del historial figura como acción programada en </w:t>
+      </w:r>
+      <w:r>
+        <w:t>el apartado 15.2. El propio programa de auditoría detecta esta condición en su control C-09b, lo que constituye un caso poco común y deseable: un control que encuentra un problema real de quien lo escribió.</w:t>
+      </w:r>
+    </w:p>
+    <w:p>
+      <w:pPr>
+        <w:jc w:val="both"/>
+      </w:pPr>
+      <w:r>
         <w:rPr>
           <w:b/>
           <w:bCs/>
@@ -19740,13 +20607,13 @@
         <w:t>Limitación estructural declarada.</w:t>
       </w:r>
       <w:r>
-        <w:t xml:space="preserve"> Como el entorno no permite crear role</w:t>
-      </w:r>
-      <w:r>
-        <w:t>s, las ocho funciones comparten un rol único con permisos amplios en lugar de disponer cada una de uno restringido a lo que necesita. Esto incumple el principio de mínimo privilegio del pilar de seguridad del marco de buenas prácticas del proveedor (Amazon</w:t>
-      </w:r>
-      <w:r>
-        <w:t xml:space="preserve"> Web </w:t>
+        <w:t xml:space="preserve"> Como el entorno</w:t>
+      </w:r>
+      <w:r>
+        <w:t xml:space="preserve"> no permite crear roles, las ocho funciones comparten un rol único con permisos amplios en lugar de disponer cada una de uno restringido a lo que necesita. Esto incumple el principio de mínimo privilegio del pilar de seguridad del marco de buenas prácticas</w:t>
+      </w:r>
+      <w:r>
+        <w:t xml:space="preserve"> del proveedor (Amazon Web </w:t>
       </w:r>
       <w:proofErr w:type="spellStart"/>
       <w:r>
@@ -19754,10 +20621,14 @@
       </w:r>
       <w:proofErr w:type="spellEnd"/>
       <w:r>
-        <w:t>, 2024): el compromiso de cualquier función otorgaría al atacante permisos muy superiores a los que esa función requiere. La recomendación para un despliegue productivo es un rol por función con políticas acotadas a la tabla, el prefijo del al</w:t>
-      </w:r>
-      <w:r>
-        <w:t>macén y la llave que cada una utiliza. La limitación se origina en el entorno educativo y no en el diseño, y se declara en la documentación, en el código de despliegue y en todo informe de auditoría en lugar de omitirse.</w:t>
+        <w:t xml:space="preserve">, 2024): el compromiso de cualquier </w:t>
+      </w:r>
+      <w:r>
+        <w:lastRenderedPageBreak/>
+        <w:t>función otorgaría al atacante permisos muy superiores a los que esa función requiere. La recomendación para un despliegue productivo es un rol por función con políticas acotadas a la ta</w:t>
+      </w:r>
+      <w:r>
+        <w:t>bla, el prefijo del almacén y la llave que cada una utiliza. La limitación se origina en el entorno educativo y no en el diseño, y se declara en la documentación, en el código de despliegue y en todo informe de auditoría en lugar de omitirse.</w:t>
       </w:r>
     </w:p>
     <w:p>
@@ -19765,16 +20636,16 @@
         <w:jc w:val="both"/>
       </w:pPr>
       <w:r>
-        <w:t>De esa limitación se deriva una con</w:t>
-      </w:r>
-      <w:r>
-        <w:t>secuencia que conviene enunciar con precisión, porque delimita hasta dónde llega la promesa de integridad. Frente a un usuario del sistema, el aislamiento y la autorización se sostienen. Frente a una ejecución directa con el rol compartido sobre las tablas</w:t>
-      </w:r>
-      <w:r>
-        <w:t>, ningún control preventivo es posible dentro de la cuenta; lo que la arquitectura conserva es detección: la condición de no existencia obliga a que una alteración sean dos operaciones, y el registro de actividad deja constancia de ellas fuera del sistema.</w:t>
-      </w:r>
-      <w:r>
-        <w:t xml:space="preserve"> La inmutabilidad frente a quien administra la cuenta no se resuelve dentro de la cuenta, y requiere un ancla externa que el entorno no permite construir.</w:t>
+        <w:t>De esa limita</w:t>
+      </w:r>
+      <w:r>
+        <w:t>ción se deriva una consecuencia que conviene enunciar con precisión, porque delimita hasta dónde llega la promesa de integridad. Frente a un usuario del sistema, el aislamiento y la autorización se sostienen. Frente a una ejecución directa con el rol compa</w:t>
+      </w:r>
+      <w:r>
+        <w:t>rtido sobre las tablas, ningún control preventivo es posible dentro de la cuenta; lo que la arquitectura conserva es detección: la condición de no existencia obliga a que una alteración sean dos operaciones, y el registro de actividad deja constancia de el</w:t>
+      </w:r>
+      <w:r>
+        <w:t>las fuera del sistema. La inmutabilidad frente a quien administra la cuenta no se resuelve dentro de la cuenta, y requiere un ancla externa que el entorno no permite construir.</w:t>
       </w:r>
     </w:p>
     <w:p>
@@ -19782,17 +20653,13 @@
         <w:jc w:val="both"/>
       </w:pPr>
       <w:r>
-        <w:t>En privacidad, el sistema se pobló exclusivamente con datos sintéticos y las contraseñas de las cuent</w:t>
-      </w:r>
-      <w:r>
-        <w:t xml:space="preserve">as de demostración se almacenan derivadas, no en claro. En ética, el sistema registra la ubicación de los puntos de control, que es información sobre el desplazamiento de un trabajador; </w:t>
-      </w:r>
-      <w:r>
-        <w:lastRenderedPageBreak/>
-        <w:t>la captura se limita al momento del registro del evento y no se implem</w:t>
-      </w:r>
-      <w:r>
-        <w:t xml:space="preserve">enta seguimiento continuo, de modo que el sistema documenta el envío y no vigila a la persona. Esa decisión se refleja en la exclusión del rastreo por posición </w:t>
+        <w:t>En privacidad, el sistema se pobló exclusivamente con datos sintéticos y las co</w:t>
+      </w:r>
+      <w:r>
+        <w:t>ntraseñas de las cuentas de demostración se almacenan derivadas, no en claro. En ética, el sistema registra la ubicación de los puntos de control, que es información sobre el desplazamiento de un trabajador; la captura se limita al momento del registro del</w:t>
+      </w:r>
+      <w:r>
+        <w:t xml:space="preserve"> evento y no se implementa seguimiento continuo, de modo que el sistema documenta el envío y no vigila a la persona. Esa decisión se refleja en la exclusión del rastreo por posición </w:t>
       </w:r>
       <w:proofErr w:type="gramStart"/>
       <w:r>
@@ -19808,9 +20675,12 @@
         <w:pStyle w:val="Ttulo1"/>
         <w:spacing w:before="240" w:after="120"/>
       </w:pPr>
-      <w:bookmarkStart w:id="35" w:name="_Toc241342771"/>
-      <w:r>
-        <w:t>11. Calidad, mantenibilidad y operación</w:t>
+      <w:bookmarkStart w:id="35" w:name="_Toc241344351"/>
+      <w:r>
+        <w:t>11. Calidad, mantenibilidad y opera</w:t>
+      </w:r>
+      <w:r>
+        <w:t>ción</w:t>
       </w:r>
       <w:bookmarkEnd w:id="35"/>
     </w:p>
@@ -19839,23 +20709,31 @@
         <w:t>mantenibilidad</w:t>
       </w:r>
       <w:r>
-        <w:t xml:space="preserve"> desca</w:t>
-      </w:r>
-      <w:r>
-        <w:t xml:space="preserve">nsa en la capa común única: el control de autorización y la escritura de la bitácora existen en un solo lugar, lo que reduce la superficie de cambio y, a cambio, concentra el riesgo en un punto que las pruebas cubren de forma específica. La </w:t>
+        <w:t xml:space="preserve"> </w:t>
+      </w:r>
+      <w:r>
+        <w:t xml:space="preserve">descansa en la capa </w:t>
+      </w:r>
+      <w:r>
+        <w:lastRenderedPageBreak/>
+        <w:t xml:space="preserve">común única: el control de autorización y la escritura de la bitácora existen en un solo lugar, lo que reduce la superficie de cambio y, a cambio, concentra el riesgo en un punto que las pruebas cubren de forma específica. La </w:t>
       </w:r>
       <w:r>
         <w:rPr>
           <w:b/>
           <w:bCs/>
         </w:rPr>
-        <w:t>portabilidad</w:t>
-      </w:r>
-      <w:r>
-        <w:t xml:space="preserve"> se</w:t>
-      </w:r>
-      <w:r>
-        <w:t xml:space="preserve"> resolvió prohibiendo los identificadores literales en el código, condición que hace posible reconstruir el sistema en otra cuenta ejecutando la secuencia de despliegue.</w:t>
+        <w:t>portabilid</w:t>
+      </w:r>
+      <w:r>
+        <w:rPr>
+          <w:b/>
+          <w:bCs/>
+        </w:rPr>
+        <w:t>ad</w:t>
+      </w:r>
+      <w:r>
+        <w:t xml:space="preserve"> se resolvió prohibiendo los identificadores literales en el código, condición que hace posible reconstruir el sistema en otra cuenta ejecutando la secuencia de despliegue.</w:t>
       </w:r>
     </w:p>
     <w:p>
@@ -19873,13 +20751,10 @@
         <w:t>operabilidad</w:t>
       </w:r>
       <w:r>
-        <w:t xml:space="preserve"> se apoya en tres elementos: la secuencia de despliegue idempotente, qu</w:t>
-      </w:r>
-      <w:r>
-        <w:t xml:space="preserve">e puede reanudarse tras una interrupción por caducidad de credenciales; la verificación posterior, que comprueba componente por componente y devuelve un código de salida utilizable en automatización; y el procedimiento de migración a otra cuenta, previsto </w:t>
-      </w:r>
-      <w:r>
-        <w:t>porque el agotamiento del presupuesto es una contingencia esperada y no un imprevisto.</w:t>
+        <w:t xml:space="preserve"> se apoya en tres elementos: la secuencia de despliegue idempotente, que puede reanudarse tras una interrupción por caducidad de credenciales; la verificación posterior, que comprueba componente por componente y devuelve un código de salida utilizable en a</w:t>
+      </w:r>
+      <w:r>
+        <w:t>utomatización; y el procedimiento de migración a otra cuenta, previsto porque el agotamiento del presupuesto es una contingencia esperada y no un imprevisto.</w:t>
       </w:r>
     </w:p>
     <w:p>
@@ -19887,13 +20762,13 @@
         <w:jc w:val="both"/>
       </w:pPr>
       <w:r>
-        <w:t>Sobre la deuda técnica reconocida, el equipo señala tres elementos. El encadenamiento de la bitácora no resuelve la concurrencia de escrituras. La derivación de contrase</w:t>
-      </w:r>
-      <w:r>
-        <w:t>ñas emplea PBKDF2 y no un algoritmo con resistencia a hardware dedicado, porque este último exige una dependencia compilada para una plataforma distinta de la del paquete de funciones. Y el historial del repositorio conserva un secreto invalidado. Los tres</w:t>
-      </w:r>
-      <w:r>
-        <w:t xml:space="preserve"> figuran en el trabajo futuro con su justificación.</w:t>
+        <w:t>Sobre la deuda técnica reconocida, el equipo señala tres elementos. El encadenamiento de la bitáco</w:t>
+      </w:r>
+      <w:r>
+        <w:t xml:space="preserve">ra no resuelve la concurrencia de escrituras. La derivación de contraseñas emplea PBKDF2 y no un algoritmo con resistencia a hardware dedicado, porque este último exige una dependencia compilada para una plataforma distinta de la del paquete de funciones. </w:t>
+      </w:r>
+      <w:r>
+        <w:t>Y el historial del repositorio conserva un secreto invalidado. Los tres figuran en el trabajo futuro con su justificación.</w:t>
       </w:r>
     </w:p>
     <w:p>
@@ -19901,9 +20776,8 @@
         <w:pStyle w:val="Ttulo1"/>
         <w:spacing w:before="240" w:after="120"/>
       </w:pPr>
-      <w:bookmarkStart w:id="36" w:name="_Toc241342772"/>
-      <w:r>
-        <w:lastRenderedPageBreak/>
+      <w:bookmarkStart w:id="36" w:name="_Toc241344352"/>
+      <w:r>
         <w:t>12. Gestión del proyecto</w:t>
       </w:r>
       <w:bookmarkEnd w:id="36"/>
@@ -19913,7 +20787,7 @@
         <w:pStyle w:val="Ttulo2"/>
         <w:spacing w:before="240" w:after="120"/>
       </w:pPr>
-      <w:bookmarkStart w:id="37" w:name="_Toc241342773"/>
+      <w:bookmarkStart w:id="37" w:name="_Toc241344353"/>
       <w:r>
         <w:t>12.1 Metodología, fases y roles</w:t>
       </w:r>
@@ -19924,13 +20798,17 @@
         <w:jc w:val="both"/>
       </w:pPr>
       <w:r>
-        <w:t>El proyecto siguió un enfoque iterativo e incremental con una condición propia: ningún requisito se dio por cumplido antes de tener su prueba autom</w:t>
-      </w:r>
-      <w:r>
-        <w:t>atizada. Esa regla convirtió la verificación en parte de la construcción y no en una fase posterior, y explica que la suite creciera al mismo ritmo que el sistema. No se adoptó un marco ágil completo, porque un equipo de tres personas con dedicación parcia</w:t>
-      </w:r>
-      <w:r>
-        <w:t>l no sostiene sus ceremonias; se conservaron dos prácticas: incrementos entregables al cierre de cada fase y una revisión semanal breve.</w:t>
+        <w:t>El proyecto siguió un enfoque iterativo e incremental con una condición prop</w:t>
+      </w:r>
+      <w:r>
+        <w:t>ia: ningún requisito se dio por cumplido antes de tener su prueba automatizada. Esa regla convirtió la verificación en parte de la construcción y no en una fase posterior, y explica que la suite creciera al mismo ritmo que el sistema. No se adoptó un marco</w:t>
+      </w:r>
+      <w:r>
+        <w:t xml:space="preserve"> ágil completo, porque un equipo de tres personas con </w:t>
+      </w:r>
+      <w:r>
+        <w:lastRenderedPageBreak/>
+        <w:t>dedicación parcial no sostiene sus ceremonias; se conservaron dos prácticas: incrementos entregables al cierre de cada fase y una revisión semanal breve.</w:t>
       </w:r>
     </w:p>
     <w:p>
@@ -19939,7 +20817,10 @@
         <w:jc w:val="both"/>
       </w:pPr>
       <w:r>
-        <w:t>La Tabla 16 presenta las fases ejecutadas con sus responsables y su estado.</w:t>
+        <w:t>La Tabla 17 presenta las fases ejecutadas con su</w:t>
+      </w:r>
+      <w:r>
+        <w:t>s responsables y su estado.</w:t>
       </w:r>
     </w:p>
     <w:p>
@@ -19951,7 +20832,7 @@
           <w:b/>
           <w:bCs/>
         </w:rPr>
-        <w:t>Tabla 16</w:t>
+        <w:t>Tabla 17</w:t>
       </w:r>
     </w:p>
     <w:p>
@@ -19963,14 +20844,7 @@
           <w:i/>
           <w:iCs/>
         </w:rPr>
-        <w:t>Fases del proyecto, responsables y</w:t>
-      </w:r>
-      <w:r>
-        <w:rPr>
-          <w:i/>
-          <w:iCs/>
-        </w:rPr>
-        <w:t xml:space="preserve"> estado</w:t>
+        <w:t>Fases del proyecto, responsables y estado</w:t>
       </w:r>
     </w:p>
     <w:tbl>
@@ -20535,7 +21409,7 @@
         <w:pStyle w:val="Ttulo2"/>
         <w:spacing w:before="240" w:after="120"/>
       </w:pPr>
-      <w:bookmarkStart w:id="38" w:name="_Toc241342774"/>
+      <w:bookmarkStart w:id="38" w:name="_Toc241344354"/>
       <w:r>
         <w:t>12.2 Cronograma e hitos</w:t>
       </w:r>
@@ -20546,7 +21420,6 @@
         <w:jc w:val="both"/>
       </w:pPr>
       <w:r>
-        <w:lastRenderedPageBreak/>
         <w:t xml:space="preserve">Los cuatro hitos comprometidos se cumplieron. El primero fue la confirmación de que el entorno soportaba el diseño, obtenida mediante pruebas mínimas antes de construir sobre cada capacidad crítica. El segundo fue el documento de diseño con sus decisiones </w:t>
       </w:r>
       <w:r>
@@ -20561,7 +21434,11 @@
         <w:t>La desviación principal respecto del cronograma de la Entrega 1 fue l</w:t>
       </w:r>
       <w:r>
-        <w:t>a ampliación del alcance, que absorbió tiempo previsto para la fase de verificación. Se gestionó manteniendo la regla de que ningún requisito se cierra sin prueba, de modo que el crecimiento del sistema no degradó la cobertura.</w:t>
+        <w:t xml:space="preserve">a ampliación del alcance, que absorbió tiempo previsto para la fase de verificación. Se gestionó manteniendo la regla de que </w:t>
+      </w:r>
+      <w:r>
+        <w:lastRenderedPageBreak/>
+        <w:t>ningún requisito se cierra sin prueba, de modo que el crecimiento del sistema no degradó la cobertura.</w:t>
       </w:r>
     </w:p>
     <w:p>
@@ -20569,7 +21446,7 @@
         <w:pStyle w:val="Ttulo2"/>
         <w:spacing w:before="240" w:after="120"/>
       </w:pPr>
-      <w:bookmarkStart w:id="39" w:name="_Toc241342775"/>
+      <w:bookmarkStart w:id="39" w:name="_Toc241344355"/>
       <w:r>
         <w:t xml:space="preserve">12.3 Repositorio, versiones </w:t>
       </w:r>
@@ -20633,7 +21510,6 @@
           <w:b/>
           <w:bCs/>
         </w:rPr>
-        <w:lastRenderedPageBreak/>
         <w:t>Declaración de uso de herramientas de inteligencia artificial.</w:t>
       </w:r>
       <w:r>
@@ -20659,8 +21535,9 @@
         <w:pStyle w:val="Ttulo2"/>
         <w:spacing w:before="240" w:after="120"/>
       </w:pPr>
-      <w:bookmarkStart w:id="40" w:name="_Toc241342776"/>
-      <w:r>
+      <w:bookmarkStart w:id="40" w:name="_Toc241344356"/>
+      <w:r>
+        <w:lastRenderedPageBreak/>
         <w:t>12.4 Presupuesto y recursos</w:t>
       </w:r>
       <w:bookmarkEnd w:id="40"/>
@@ -20698,7 +21575,7 @@
         <w:pStyle w:val="Ttulo1"/>
         <w:spacing w:before="240" w:after="120"/>
       </w:pPr>
-      <w:bookmarkStart w:id="41" w:name="_Toc241342777"/>
+      <w:bookmarkStart w:id="41" w:name="_Toc241344357"/>
       <w:r>
         <w:t>13. Viabilidad y gestión de riesgos actualizadas</w:t>
       </w:r>
@@ -20719,11 +21596,7 @@
         <w:t>técnica</w:t>
       </w:r>
       <w:r>
-        <w:t xml:space="preserve"> queda confirmada: el sistema está desplegado y verificado, y el único </w:t>
-      </w:r>
-      <w:r>
-        <w:lastRenderedPageBreak/>
-        <w:t>supuesto pendiente se resolvió por una decisión de diseño que lo volvió</w:t>
+        <w:t xml:space="preserve"> queda confirmada: el sistema está desplegado y verificado, y el único supuesto pendiente se resolvió por una decisión de diseño que lo volvió</w:t>
       </w:r>
       <w:r>
         <w:t xml:space="preserve"> indiferente. La </w:t>
@@ -20768,7 +21641,7 @@
         <w:jc w:val="both"/>
       </w:pPr>
       <w:r>
-        <w:t>La Tabla 17 actualiza el estado de los riesgos identificados y añade los materializados.</w:t>
+        <w:t>La Tabla 18 actualiza el estado de los riesgos identificados y añade los materializados.</w:t>
       </w:r>
     </w:p>
     <w:p>
@@ -20780,7 +21653,7 @@
           <w:b/>
           <w:bCs/>
         </w:rPr>
-        <w:t>Tabla 17</w:t>
+        <w:t>Tabla 18</w:t>
       </w:r>
     </w:p>
     <w:p>
@@ -20792,6 +21665,7 @@
           <w:i/>
           <w:iCs/>
         </w:rPr>
+        <w:lastRenderedPageBreak/>
         <w:t>Riesgos actualizados con</w:t>
       </w:r>
       <w:r>
@@ -21774,7 +22648,6 @@
                 <w:sz w:val="20"/>
                 <w:szCs w:val="20"/>
               </w:rPr>
-              <w:lastRenderedPageBreak/>
               <w:t>R-06</w:t>
             </w:r>
           </w:p>
@@ -22231,8 +23104,9 @@
         <w:pStyle w:val="Ttulo1"/>
         <w:spacing w:before="240" w:after="120"/>
       </w:pPr>
-      <w:bookmarkStart w:id="42" w:name="_Toc241342778"/>
-      <w:r>
+      <w:bookmarkStart w:id="42" w:name="_Toc241344358"/>
+      <w:r>
+        <w:lastRenderedPageBreak/>
         <w:t>14. Resultados y discusión</w:t>
       </w:r>
       <w:bookmarkEnd w:id="42"/>
@@ -22270,7 +23144,6 @@
         <w:jc w:val="both"/>
       </w:pPr>
       <w:r>
-        <w:lastRenderedPageBreak/>
         <w:t>El resultado negativo también debe reportarse. Un control de once resultó desviado: un secreto de firma permanece en el historial del repositorio. No es un defecto menor por su origen, porque nació de un error de gestión del propio equipo, pero sí está aco</w:t>
       </w:r>
       <w:r>
@@ -22296,7 +23169,11 @@
       </w:r>
       <w:proofErr w:type="gramEnd"/>
       <w:r>
-        <w:t xml:space="preserve"> pero no que resuelva el problema en operación; medir reducción de reclamaciones o de tiempo de reconstrucción exigiría un despliegue con una empresa. La segunda es que el rol de ejecución compartido </w:t>
+        <w:t xml:space="preserve"> pero no que resuelva el </w:t>
+      </w:r>
+      <w:r>
+        <w:lastRenderedPageBreak/>
+        <w:t xml:space="preserve">problema en operación; medir reducción de reclamaciones o de tiempo de reconstrucción exigiría un despliegue con una empresa. La segunda es que el rol de ejecución compartido </w:t>
       </w:r>
       <w:r>
         <w:t>impone un techo a la garantía de integridad: frente a quien administra la cuenta, el esquema ofrece detección y no prevención, y esa distinción se ha mantenido explícita en todo el documento en lugar de suavizarse.</w:t>
@@ -22321,7 +23198,7 @@
         <w:pStyle w:val="Ttulo1"/>
         <w:spacing w:before="240" w:after="120"/>
       </w:pPr>
-      <w:bookmarkStart w:id="43" w:name="_Toc241342779"/>
+      <w:bookmarkStart w:id="43" w:name="_Toc241344359"/>
       <w:r>
         <w:t>15. Conclusiones, recomendaciones y trabajo futuro</w:t>
       </w:r>
@@ -22332,7 +23209,7 @@
         <w:pStyle w:val="Ttulo2"/>
         <w:spacing w:before="240" w:after="120"/>
       </w:pPr>
-      <w:bookmarkStart w:id="44" w:name="_Toc241342780"/>
+      <w:bookmarkStart w:id="44" w:name="_Toc241344360"/>
       <w:r>
         <w:t>15.1 Conclusiones</w:t>
       </w:r>
@@ -22346,11 +23223,7 @@
         <w:t>El sistema construido</w:t>
       </w:r>
       <w:r>
-        <w:t xml:space="preserve"> responde la pregunta de proyecto: es posible registrar de forma verificable el ciclo de vida de un envío, con control de acceso por rol y aislamiento entre organizaciones, </w:t>
-      </w:r>
-      <w:r>
-        <w:lastRenderedPageBreak/>
-        <w:t>dentro de las restricciones de permisos y presupuesto de un entorno educativo. La r</w:t>
+        <w:t xml:space="preserve"> responde la pregunta de proyecto: es posible registrar de forma verificable el ciclo de vida de un envío, con control de acceso por rol y aislamiento entre organizaciones, dentro de las restricciones de permisos y presupuesto de un entorno educativo. La r</w:t>
       </w:r>
       <w:r>
         <w:t>espuesta está sostenida por evidencia reproducible y no por afirmaciones.</w:t>
@@ -22375,7 +23248,11 @@
         <w:t>La práctica que el</w:t>
       </w:r>
       <w:r>
-        <w:t xml:space="preserve"> equipo considera más transferible es haber tratado la verificación como parte de la construcción. Ningún requisito se cerró sin su prueba, y esa regla sostuvo la cobertura incluso cuando el alcance creció. La segunda práctica es haber sometido el sistema </w:t>
+        <w:t xml:space="preserve"> equipo considera más transferible es haber tratado la verificación como parte de la construcción. Ningún requisito se cerró sin su prueba, y esa regla sostuvo la cobertura incluso </w:t>
+      </w:r>
+      <w:r>
+        <w:lastRenderedPageBreak/>
+        <w:t xml:space="preserve">cuando el alcance creció. La segunda práctica es haber sometido el sistema </w:t>
       </w:r>
       <w:r>
         <w:t>a una auditoría automatizada e independiente, que encontró un problema real que la revisión manual no había detectado.</w:t>
@@ -22386,11 +23263,22 @@
         <w:pStyle w:val="Ttulo2"/>
         <w:spacing w:before="240" w:after="120"/>
       </w:pPr>
-      <w:bookmarkStart w:id="45" w:name="_Toc241342781"/>
+      <w:bookmarkStart w:id="45" w:name="_Toc241344361"/>
       <w:r>
         <w:t>15.2 Recomendaciones y trabajo futuro</w:t>
       </w:r>
       <w:bookmarkEnd w:id="45"/>
+    </w:p>
+    <w:p>
+      <w:pPr>
+        <w:jc w:val="both"/>
+      </w:pPr>
+      <w:r>
+        <w:t>Cada línea indica su responsable sugerido, su prioridad, el esfuerzo estimado, aquello de lo que de</w:t>
+      </w:r>
+      <w:r>
+        <w:t>pende y el criterio con el que se considerará cerrada. Las que dependen de permisos o recursos que el entorno educativo no concede se señalan como tales, para que su prioridad no se confunda con una promesa de plazo.</w:t>
+      </w:r>
     </w:p>
     <w:p>
       <w:pPr>
@@ -22398,7 +23286,10 @@
         <w:jc w:val="both"/>
       </w:pPr>
       <w:r>
-        <w:t>La Tabla 18 relaciona las líneas de trabajo futuro con el problema que resolverían.</w:t>
+        <w:t>La Tabla 19 relaciona cada acción corre</w:t>
+      </w:r>
+      <w:r>
+        <w:t>ctiva con su responsable, su prioridad y su criterio de cierre.</w:t>
       </w:r>
     </w:p>
     <w:p>
@@ -22410,7 +23301,7 @@
           <w:b/>
           <w:bCs/>
         </w:rPr>
-        <w:t>Tabla 18</w:t>
+        <w:t>Tabla 19</w:t>
       </w:r>
     </w:p>
     <w:p>
@@ -22422,14 +23313,7 @@
           <w:i/>
           <w:iCs/>
         </w:rPr>
-        <w:t>Trabaj</w:t>
-      </w:r>
-      <w:r>
-        <w:rPr>
-          <w:i/>
-          <w:iCs/>
-        </w:rPr>
-        <w:t>o futuro con su justificación</w:t>
+        <w:t>Plan de acciones correctivas y trabajo futuro</w:t>
       </w:r>
     </w:p>
     <w:tbl>
@@ -22450,9 +23334,12 @@
         <w:tblLook w:val="04A0" w:firstRow="1" w:lastRow="0" w:firstColumn="1" w:lastColumn="0" w:noHBand="0" w:noVBand="1"/>
       </w:tblPr>
       <w:tblGrid>
-        <w:gridCol w:w="2600"/>
-        <w:gridCol w:w="3300"/>
-        <w:gridCol w:w="3460"/>
+        <w:gridCol w:w="2054"/>
+        <w:gridCol w:w="1250"/>
+        <w:gridCol w:w="1014"/>
+        <w:gridCol w:w="996"/>
+        <w:gridCol w:w="1725"/>
+        <w:gridCol w:w="2321"/>
       </w:tblGrid>
       <w:tr>
         <w:tblPrEx>
@@ -22466,7 +23353,7 @@
         </w:trPr>
         <w:tc>
           <w:tcPr>
-            <w:tcW w:w="2600" w:type="dxa"/>
+            <w:tcW w:w="2100" w:type="dxa"/>
             <w:shd w:val="clear" w:color="auto" w:fill="D9E2EC"/>
             <w:tcMar>
               <w:top w:w="60" w:type="dxa"/>
@@ -22487,13 +23374,13 @@
                 <w:sz w:val="20"/>
                 <w:szCs w:val="20"/>
               </w:rPr>
-              <w:t>Línea</w:t>
-            </w:r>
-          </w:p>
-        </w:tc>
-        <w:tc>
-          <w:tcPr>
-            <w:tcW w:w="3300" w:type="dxa"/>
+              <w:t>Acción</w:t>
+            </w:r>
+          </w:p>
+        </w:tc>
+        <w:tc>
+          <w:tcPr>
+            <w:tcW w:w="1250" w:type="dxa"/>
             <w:shd w:val="clear" w:color="auto" w:fill="D9E2EC"/>
             <w:tcMar>
               <w:top w:w="60" w:type="dxa"/>
@@ -22514,13 +23401,13 @@
                 <w:sz w:val="20"/>
                 <w:szCs w:val="20"/>
               </w:rPr>
-              <w:t>Qué resolvería</w:t>
-            </w:r>
-          </w:p>
-        </w:tc>
-        <w:tc>
-          <w:tcPr>
-            <w:tcW w:w="3460" w:type="dxa"/>
+              <w:t>Responsable sugerido</w:t>
+            </w:r>
+          </w:p>
+        </w:tc>
+        <w:tc>
+          <w:tcPr>
+            <w:tcW w:w="850" w:type="dxa"/>
             <w:shd w:val="clear" w:color="auto" w:fill="D9E2EC"/>
             <w:tcMar>
               <w:top w:w="60" w:type="dxa"/>
@@ -22541,7 +23428,88 @@
                 <w:sz w:val="20"/>
                 <w:szCs w:val="20"/>
               </w:rPr>
-              <w:t>Por qué no se hizo ahora</w:t>
+              <w:t>Prioridad</w:t>
+            </w:r>
+          </w:p>
+        </w:tc>
+        <w:tc>
+          <w:tcPr>
+            <w:tcW w:w="1000" w:type="dxa"/>
+            <w:shd w:val="clear" w:color="auto" w:fill="D9E2EC"/>
+            <w:tcMar>
+              <w:top w:w="60" w:type="dxa"/>
+              <w:left w:w="90" w:type="dxa"/>
+              <w:bottom w:w="60" w:type="dxa"/>
+              <w:right w:w="90" w:type="dxa"/>
+            </w:tcMar>
+          </w:tcPr>
+          <w:p>
+            <w:pPr>
+              <w:spacing w:line="240" w:lineRule="auto"/>
+              <w:jc w:val="center"/>
+            </w:pPr>
+            <w:r>
+              <w:rPr>
+                <w:b/>
+                <w:bCs/>
+                <w:sz w:val="20"/>
+                <w:szCs w:val="20"/>
+              </w:rPr>
+              <w:t>Tiempo estimado</w:t>
+            </w:r>
+          </w:p>
+        </w:tc>
+        <w:tc>
+          <w:tcPr>
+            <w:tcW w:w="1760" w:type="dxa"/>
+            <w:shd w:val="clear" w:color="auto" w:fill="D9E2EC"/>
+            <w:tcMar>
+              <w:top w:w="60" w:type="dxa"/>
+              <w:left w:w="90" w:type="dxa"/>
+              <w:bottom w:w="60" w:type="dxa"/>
+              <w:right w:w="90" w:type="dxa"/>
+            </w:tcMar>
+          </w:tcPr>
+          <w:p>
+            <w:pPr>
+              <w:spacing w:line="240" w:lineRule="auto"/>
+              <w:jc w:val="center"/>
+            </w:pPr>
+            <w:r>
+              <w:rPr>
+                <w:b/>
+                <w:bCs/>
+                <w:sz w:val="20"/>
+                <w:szCs w:val="20"/>
+              </w:rPr>
+              <w:t>Dependencia</w:t>
+            </w:r>
+          </w:p>
+        </w:tc>
+        <w:tc>
+          <w:tcPr>
+            <w:tcW w:w="2400" w:type="dxa"/>
+            <w:shd w:val="clear" w:color="auto" w:fill="D9E2EC"/>
+            <w:tcMar>
+              <w:top w:w="60" w:type="dxa"/>
+              <w:left w:w="90" w:type="dxa"/>
+              <w:bottom w:w="60" w:type="dxa"/>
+              <w:right w:w="90" w:type="dxa"/>
+            </w:tcMar>
+          </w:tcPr>
+          <w:p>
+            <w:pPr>
+              <w:spacing w:line="240" w:lineRule="auto"/>
+              <w:jc w:val="center"/>
+            </w:pPr>
+            <w:r>
+              <w:rPr>
+                <w:b/>
+                <w:bCs/>
+                <w:sz w:val="20"/>
+                <w:szCs w:val="20"/>
+              </w:rPr>
+              <w:t>Criterio de cierre</w:t>
             </w:r>
           </w:p>
         </w:tc>
@@ -22555,93 +23523,146 @@
         </w:tblPrEx>
         <w:tc>
           <w:tcPr>
-            <w:tcW w:w="2600" w:type="dxa"/>
-            <w:tcMar>
-              <w:top w:w="60" w:type="dxa"/>
-              <w:left w:w="90" w:type="dxa"/>
-              <w:bottom w:w="60" w:type="dxa"/>
-              <w:right w:w="90" w:type="dxa"/>
-            </w:tcMar>
-          </w:tcPr>
-          <w:p>
-            <w:pPr>
-              <w:spacing w:line="240" w:lineRule="auto"/>
-            </w:pPr>
-            <w:r>
-              <w:rPr>
-                <w:sz w:val="20"/>
-                <w:szCs w:val="20"/>
-              </w:rPr>
-              <w:t>Reescritura del historial del repositorio</w:t>
-            </w:r>
-          </w:p>
-        </w:tc>
-        <w:tc>
-          <w:tcPr>
-            <w:tcW w:w="3300" w:type="dxa"/>
-            <w:tcMar>
-              <w:top w:w="60" w:type="dxa"/>
-              <w:left w:w="90" w:type="dxa"/>
-              <w:bottom w:w="60" w:type="dxa"/>
-              <w:right w:w="90" w:type="dxa"/>
-            </w:tcMar>
-          </w:tcPr>
-          <w:p>
-            <w:pPr>
-              <w:spacing w:line="240" w:lineRule="auto"/>
-            </w:pPr>
-            <w:r>
-              <w:rPr>
-                <w:sz w:val="20"/>
-                <w:szCs w:val="20"/>
-              </w:rPr>
-              <w:t xml:space="preserve">Retirar el secreto invalidado que permanece en </w:t>
-            </w:r>
-            <w:proofErr w:type="spellStart"/>
-            <w:r>
-              <w:rPr>
-                <w:sz w:val="20"/>
-                <w:szCs w:val="20"/>
-              </w:rPr>
-              <w:t>commits</w:t>
-            </w:r>
-            <w:proofErr w:type="spellEnd"/>
-            <w:r>
-              <w:rPr>
-                <w:sz w:val="20"/>
-                <w:szCs w:val="20"/>
-              </w:rPr>
-              <w:t xml:space="preserve"> anteriores y cerrar el control C-09b.</w:t>
-            </w:r>
-          </w:p>
-        </w:tc>
-        <w:tc>
-          <w:tcPr>
-            <w:tcW w:w="3460" w:type="dxa"/>
-            <w:tcMar>
-              <w:top w:w="60" w:type="dxa"/>
-              <w:left w:w="90" w:type="dxa"/>
-              <w:bottom w:w="60" w:type="dxa"/>
-              <w:right w:w="90" w:type="dxa"/>
-            </w:tcMar>
-          </w:tcPr>
-          <w:p>
-            <w:pPr>
-              <w:spacing w:line="240" w:lineRule="auto"/>
-            </w:pPr>
-            <w:r>
-              <w:rPr>
-                <w:sz w:val="20"/>
-                <w:szCs w:val="20"/>
-              </w:rPr>
-              <w:t>Exige forzar la actualización de las ramas públicas y que cada integrante vuelva a clonar. Se programó para después de la entrega por su impacto sobre el trabajo e</w:t>
-            </w:r>
-            <w:r>
-              <w:rPr>
-                <w:sz w:val="20"/>
-                <w:szCs w:val="20"/>
-              </w:rPr>
-              <w:t>n curso.</w:t>
+            <w:tcW w:w="2100" w:type="dxa"/>
+            <w:tcMar>
+              <w:top w:w="60" w:type="dxa"/>
+              <w:left w:w="90" w:type="dxa"/>
+              <w:bottom w:w="60" w:type="dxa"/>
+              <w:right w:w="90" w:type="dxa"/>
+            </w:tcMar>
+          </w:tcPr>
+          <w:p>
+            <w:pPr>
+              <w:spacing w:line="240" w:lineRule="auto"/>
+            </w:pPr>
+            <w:r>
+              <w:rPr>
+                <w:sz w:val="20"/>
+                <w:szCs w:val="20"/>
+              </w:rPr>
+              <w:t>Reescribir el historial del repositorio para retirar el secreto invalidado.</w:t>
+            </w:r>
+          </w:p>
+        </w:tc>
+        <w:tc>
+          <w:tcPr>
+            <w:tcW w:w="1250" w:type="dxa"/>
+            <w:tcMar>
+              <w:top w:w="60" w:type="dxa"/>
+              <w:left w:w="90" w:type="dxa"/>
+              <w:bottom w:w="60" w:type="dxa"/>
+              <w:right w:w="90" w:type="dxa"/>
+            </w:tcMar>
+          </w:tcPr>
+          <w:p>
+            <w:pPr>
+              <w:spacing w:line="240" w:lineRule="auto"/>
+            </w:pPr>
+            <w:r>
+              <w:rPr>
+                <w:sz w:val="20"/>
+                <w:szCs w:val="20"/>
+              </w:rPr>
+              <w:t>Nicolás Torres</w:t>
+            </w:r>
+          </w:p>
+        </w:tc>
+        <w:tc>
+          <w:tcPr>
+            <w:tcW w:w="850" w:type="dxa"/>
+            <w:tcMar>
+              <w:top w:w="60" w:type="dxa"/>
+              <w:left w:w="90" w:type="dxa"/>
+              <w:bottom w:w="60" w:type="dxa"/>
+              <w:right w:w="90" w:type="dxa"/>
+            </w:tcMar>
+          </w:tcPr>
+          <w:p>
+            <w:pPr>
+              <w:spacing w:line="240" w:lineRule="auto"/>
+            </w:pPr>
+            <w:r>
+              <w:rPr>
+                <w:sz w:val="20"/>
+                <w:szCs w:val="20"/>
+              </w:rPr>
+              <w:t>Alta</w:t>
+            </w:r>
+          </w:p>
+        </w:tc>
+        <w:tc>
+          <w:tcPr>
+            <w:tcW w:w="1000" w:type="dxa"/>
+            <w:tcMar>
+              <w:top w:w="60" w:type="dxa"/>
+              <w:left w:w="90" w:type="dxa"/>
+              <w:bottom w:w="60" w:type="dxa"/>
+              <w:right w:w="90" w:type="dxa"/>
+            </w:tcMar>
+          </w:tcPr>
+          <w:p>
+            <w:pPr>
+              <w:spacing w:line="240" w:lineRule="auto"/>
+            </w:pPr>
+            <w:r>
+              <w:rPr>
+                <w:sz w:val="20"/>
+                <w:szCs w:val="20"/>
+              </w:rPr>
+              <w:t>2 horas</w:t>
+            </w:r>
+          </w:p>
+        </w:tc>
+        <w:tc>
+          <w:tcPr>
+            <w:tcW w:w="1760" w:type="dxa"/>
+            <w:tcMar>
+              <w:top w:w="60" w:type="dxa"/>
+              <w:left w:w="90" w:type="dxa"/>
+              <w:bottom w:w="60" w:type="dxa"/>
+              <w:right w:w="90" w:type="dxa"/>
+            </w:tcMar>
+          </w:tcPr>
+          <w:p>
+            <w:pPr>
+              <w:spacing w:line="240" w:lineRule="auto"/>
+            </w:pPr>
+            <w:r>
+              <w:rPr>
+                <w:sz w:val="20"/>
+                <w:szCs w:val="20"/>
+              </w:rPr>
+              <w:t>Acuerdo del equipo para volver a clonar tras forzar la actualización de la rama.</w:t>
+            </w:r>
+          </w:p>
+        </w:tc>
+        <w:tc>
+          <w:tcPr>
+            <w:tcW w:w="2400" w:type="dxa"/>
+            <w:tcMar>
+              <w:top w:w="60" w:type="dxa"/>
+              <w:left w:w="90" w:type="dxa"/>
+              <w:bottom w:w="60" w:type="dxa"/>
+              <w:right w:w="90" w:type="dxa"/>
+            </w:tcMar>
+          </w:tcPr>
+          <w:p>
+            <w:pPr>
+              <w:spacing w:line="240" w:lineRule="auto"/>
+            </w:pPr>
+            <w:r>
+              <w:rPr>
+                <w:sz w:val="20"/>
+                <w:szCs w:val="20"/>
+              </w:rPr>
+              <w:t>El control C-09b del programa de auditoría informa conforme en una ejec</w:t>
+            </w:r>
+            <w:r>
+              <w:rPr>
+                <w:sz w:val="20"/>
+                <w:szCs w:val="20"/>
+              </w:rPr>
+              <w:t>ución posterior.</w:t>
             </w:r>
           </w:p>
         </w:tc>
@@ -22655,77 +23676,139 @@
         </w:tblPrEx>
         <w:tc>
           <w:tcPr>
-            <w:tcW w:w="2600" w:type="dxa"/>
-            <w:tcMar>
-              <w:top w:w="60" w:type="dxa"/>
-              <w:left w:w="90" w:type="dxa"/>
-              <w:bottom w:w="60" w:type="dxa"/>
-              <w:right w:w="90" w:type="dxa"/>
-            </w:tcMar>
-          </w:tcPr>
-          <w:p>
-            <w:pPr>
-              <w:spacing w:line="240" w:lineRule="auto"/>
-            </w:pPr>
-            <w:r>
-              <w:rPr>
-                <w:sz w:val="20"/>
-                <w:szCs w:val="20"/>
-              </w:rPr>
-              <w:t>Ancla externa de la bitácora</w:t>
-            </w:r>
-          </w:p>
-        </w:tc>
-        <w:tc>
-          <w:tcPr>
-            <w:tcW w:w="3300" w:type="dxa"/>
-            <w:tcMar>
-              <w:top w:w="60" w:type="dxa"/>
-              <w:left w:w="90" w:type="dxa"/>
-              <w:bottom w:w="60" w:type="dxa"/>
-              <w:right w:w="90" w:type="dxa"/>
-            </w:tcMar>
-          </w:tcPr>
-          <w:p>
-            <w:pPr>
-              <w:spacing w:line="240" w:lineRule="auto"/>
-            </w:pPr>
-            <w:r>
-              <w:rPr>
-                <w:sz w:val="20"/>
-                <w:szCs w:val="20"/>
-              </w:rPr>
-              <w:t>Permitir demostrar que el registro no fue alterado incluso frente a quien administra la cuenta, firmando el hash de cierre diario con una llave cuya política de uso esté separada del rol de ejecución.</w:t>
-            </w:r>
-          </w:p>
-        </w:tc>
-        <w:tc>
-          <w:tcPr>
-            <w:tcW w:w="3460" w:type="dxa"/>
-            <w:tcMar>
-              <w:top w:w="60" w:type="dxa"/>
-              <w:left w:w="90" w:type="dxa"/>
-              <w:bottom w:w="60" w:type="dxa"/>
-              <w:right w:w="90" w:type="dxa"/>
-            </w:tcMar>
-          </w:tcPr>
-          <w:p>
-            <w:pPr>
-              <w:spacing w:line="240" w:lineRule="auto"/>
-            </w:pPr>
-            <w:r>
-              <w:rPr>
-                <w:sz w:val="20"/>
-                <w:szCs w:val="20"/>
-              </w:rPr>
-              <w:t>El entorno no permite crear políticas de llave separada</w:t>
-            </w:r>
-            <w:r>
-              <w:rPr>
-                <w:sz w:val="20"/>
-                <w:szCs w:val="20"/>
-              </w:rPr>
-              <w:t>s ni disponer de una segunda cuenta. Es la extensión que elevaría la integridad de detectable a demostrable.</w:t>
+            <w:tcW w:w="2100" w:type="dxa"/>
+            <w:tcMar>
+              <w:top w:w="60" w:type="dxa"/>
+              <w:left w:w="90" w:type="dxa"/>
+              <w:bottom w:w="60" w:type="dxa"/>
+              <w:right w:w="90" w:type="dxa"/>
+            </w:tcMar>
+          </w:tcPr>
+          <w:p>
+            <w:pPr>
+              <w:spacing w:line="240" w:lineRule="auto"/>
+            </w:pPr>
+            <w:r>
+              <w:rPr>
+                <w:sz w:val="20"/>
+                <w:szCs w:val="20"/>
+              </w:rPr>
+              <w:t>Asignar un rol de ejecución por función con políticas acotadas.</w:t>
+            </w:r>
+          </w:p>
+        </w:tc>
+        <w:tc>
+          <w:tcPr>
+            <w:tcW w:w="1250" w:type="dxa"/>
+            <w:tcMar>
+              <w:top w:w="60" w:type="dxa"/>
+              <w:left w:w="90" w:type="dxa"/>
+              <w:bottom w:w="60" w:type="dxa"/>
+              <w:right w:w="90" w:type="dxa"/>
+            </w:tcMar>
+          </w:tcPr>
+          <w:p>
+            <w:pPr>
+              <w:spacing w:line="240" w:lineRule="auto"/>
+            </w:pPr>
+            <w:r>
+              <w:rPr>
+                <w:sz w:val="20"/>
+                <w:szCs w:val="20"/>
+              </w:rPr>
+              <w:t>Sergio Montoya</w:t>
+            </w:r>
+          </w:p>
+        </w:tc>
+        <w:tc>
+          <w:tcPr>
+            <w:tcW w:w="850" w:type="dxa"/>
+            <w:tcMar>
+              <w:top w:w="60" w:type="dxa"/>
+              <w:left w:w="90" w:type="dxa"/>
+              <w:bottom w:w="60" w:type="dxa"/>
+              <w:right w:w="90" w:type="dxa"/>
+            </w:tcMar>
+          </w:tcPr>
+          <w:p>
+            <w:pPr>
+              <w:spacing w:line="240" w:lineRule="auto"/>
+            </w:pPr>
+            <w:r>
+              <w:rPr>
+                <w:sz w:val="20"/>
+                <w:szCs w:val="20"/>
+              </w:rPr>
+              <w:t>Alta</w:t>
+            </w:r>
+          </w:p>
+        </w:tc>
+        <w:tc>
+          <w:tcPr>
+            <w:tcW w:w="1000" w:type="dxa"/>
+            <w:tcMar>
+              <w:top w:w="60" w:type="dxa"/>
+              <w:left w:w="90" w:type="dxa"/>
+              <w:bottom w:w="60" w:type="dxa"/>
+              <w:right w:w="90" w:type="dxa"/>
+            </w:tcMar>
+          </w:tcPr>
+          <w:p>
+            <w:pPr>
+              <w:spacing w:line="240" w:lineRule="auto"/>
+            </w:pPr>
+            <w:r>
+              <w:rPr>
+                <w:sz w:val="20"/>
+                <w:szCs w:val="20"/>
+              </w:rPr>
+              <w:t>1 semana</w:t>
+            </w:r>
+          </w:p>
+        </w:tc>
+        <w:tc>
+          <w:tcPr>
+            <w:tcW w:w="1760" w:type="dxa"/>
+            <w:tcMar>
+              <w:top w:w="60" w:type="dxa"/>
+              <w:left w:w="90" w:type="dxa"/>
+              <w:bottom w:w="60" w:type="dxa"/>
+              <w:right w:w="90" w:type="dxa"/>
+            </w:tcMar>
+          </w:tcPr>
+          <w:p>
+            <w:pPr>
+              <w:spacing w:line="240" w:lineRule="auto"/>
+            </w:pPr>
+            <w:r>
+              <w:rPr>
+                <w:sz w:val="20"/>
+                <w:szCs w:val="20"/>
+              </w:rPr>
+              <w:t>Permiso para crear roles de identidad y acceso, no concedido por el entorno.</w:t>
+            </w:r>
+          </w:p>
+        </w:tc>
+        <w:tc>
+          <w:tcPr>
+            <w:tcW w:w="2400" w:type="dxa"/>
+            <w:tcMar>
+              <w:top w:w="60" w:type="dxa"/>
+              <w:left w:w="90" w:type="dxa"/>
+              <w:bottom w:w="60" w:type="dxa"/>
+              <w:right w:w="90" w:type="dxa"/>
+            </w:tcMar>
+          </w:tcPr>
+          <w:p>
+            <w:pPr>
+              <w:spacing w:line="240" w:lineRule="auto"/>
+            </w:pPr>
+            <w:r>
+              <w:rPr>
+                <w:sz w:val="20"/>
+                <w:szCs w:val="20"/>
+              </w:rPr>
+              <w:t>Cada función opera con un rol restringido a su tabla, su prefijo y su llave, y el hallazgo permanente se cierra.</w:t>
             </w:r>
           </w:p>
         </w:tc>
@@ -22739,78 +23822,146 @@
         </w:tblPrEx>
         <w:tc>
           <w:tcPr>
-            <w:tcW w:w="2600" w:type="dxa"/>
-            <w:tcMar>
-              <w:top w:w="60" w:type="dxa"/>
-              <w:left w:w="90" w:type="dxa"/>
-              <w:bottom w:w="60" w:type="dxa"/>
-              <w:right w:w="90" w:type="dxa"/>
-            </w:tcMar>
-          </w:tcPr>
-          <w:p>
-            <w:pPr>
-              <w:spacing w:line="240" w:lineRule="auto"/>
-            </w:pPr>
-            <w:r>
-              <w:rPr>
-                <w:sz w:val="20"/>
-                <w:szCs w:val="20"/>
-              </w:rPr>
-              <w:lastRenderedPageBreak/>
-              <w:t>Resolución de la concurrencia en el encadenamiento</w:t>
-            </w:r>
-          </w:p>
-        </w:tc>
-        <w:tc>
-          <w:tcPr>
-            <w:tcW w:w="3300" w:type="dxa"/>
-            <w:tcMar>
-              <w:top w:w="60" w:type="dxa"/>
-              <w:left w:w="90" w:type="dxa"/>
-              <w:bottom w:w="60" w:type="dxa"/>
-              <w:right w:w="90" w:type="dxa"/>
-            </w:tcMar>
-          </w:tcPr>
-          <w:p>
-            <w:pPr>
-              <w:spacing w:line="240" w:lineRule="auto"/>
-            </w:pPr>
-            <w:r>
-              <w:rPr>
-                <w:sz w:val="20"/>
-                <w:szCs w:val="20"/>
-              </w:rPr>
-              <w:t>Evitar que dos escrituras simultáneas lean el mismo hash previo y dejen la cadena inconsistente</w:t>
-            </w:r>
-            <w:r>
-              <w:rPr>
-                <w:sz w:val="20"/>
-                <w:szCs w:val="20"/>
-              </w:rPr>
-              <w:t>.</w:t>
-            </w:r>
-          </w:p>
-        </w:tc>
-        <w:tc>
-          <w:tcPr>
-            <w:tcW w:w="3460" w:type="dxa"/>
-            <w:tcMar>
-              <w:top w:w="60" w:type="dxa"/>
-              <w:left w:w="90" w:type="dxa"/>
-              <w:bottom w:w="60" w:type="dxa"/>
-              <w:right w:w="90" w:type="dxa"/>
-            </w:tcMar>
-          </w:tcPr>
-          <w:p>
-            <w:pPr>
-              <w:spacing w:line="240" w:lineRule="auto"/>
-            </w:pPr>
-            <w:r>
-              <w:rPr>
-                <w:sz w:val="20"/>
-                <w:szCs w:val="20"/>
-              </w:rPr>
-              <w:t>El volumen previsto hace improbable la concurrencia. Se aceptó como limitación conocida y no como problema resuelto.</w:t>
+            <w:tcW w:w="2100" w:type="dxa"/>
+            <w:tcMar>
+              <w:top w:w="60" w:type="dxa"/>
+              <w:left w:w="90" w:type="dxa"/>
+              <w:bottom w:w="60" w:type="dxa"/>
+              <w:right w:w="90" w:type="dxa"/>
+            </w:tcMar>
+          </w:tcPr>
+          <w:p>
+            <w:pPr>
+              <w:spacing w:line="240" w:lineRule="auto"/>
+            </w:pPr>
+            <w:r>
+              <w:rPr>
+                <w:sz w:val="20"/>
+                <w:szCs w:val="20"/>
+              </w:rPr>
+              <w:t>Validar el sistema con una organización de mensajería en operación.</w:t>
+            </w:r>
+          </w:p>
+        </w:tc>
+        <w:tc>
+          <w:tcPr>
+            <w:tcW w:w="1250" w:type="dxa"/>
+            <w:tcMar>
+              <w:top w:w="60" w:type="dxa"/>
+              <w:left w:w="90" w:type="dxa"/>
+              <w:bottom w:w="60" w:type="dxa"/>
+              <w:right w:w="90" w:type="dxa"/>
+            </w:tcMar>
+          </w:tcPr>
+          <w:p>
+            <w:pPr>
+              <w:spacing w:line="240" w:lineRule="auto"/>
+            </w:pPr>
+            <w:r>
+              <w:rPr>
+                <w:sz w:val="20"/>
+                <w:szCs w:val="20"/>
+              </w:rPr>
+              <w:t>Oscar Rincón</w:t>
+            </w:r>
+          </w:p>
+        </w:tc>
+        <w:tc>
+          <w:tcPr>
+            <w:tcW w:w="850" w:type="dxa"/>
+            <w:tcMar>
+              <w:top w:w="60" w:type="dxa"/>
+              <w:left w:w="90" w:type="dxa"/>
+              <w:bottom w:w="60" w:type="dxa"/>
+              <w:right w:w="90" w:type="dxa"/>
+            </w:tcMar>
+          </w:tcPr>
+          <w:p>
+            <w:pPr>
+              <w:spacing w:line="240" w:lineRule="auto"/>
+            </w:pPr>
+            <w:r>
+              <w:rPr>
+                <w:sz w:val="20"/>
+                <w:szCs w:val="20"/>
+              </w:rPr>
+              <w:t>Alta</w:t>
+            </w:r>
+          </w:p>
+        </w:tc>
+        <w:tc>
+          <w:tcPr>
+            <w:tcW w:w="1000" w:type="dxa"/>
+            <w:tcMar>
+              <w:top w:w="60" w:type="dxa"/>
+              <w:left w:w="90" w:type="dxa"/>
+              <w:bottom w:w="60" w:type="dxa"/>
+              <w:right w:w="90" w:type="dxa"/>
+            </w:tcMar>
+          </w:tcPr>
+          <w:p>
+            <w:pPr>
+              <w:spacing w:line="240" w:lineRule="auto"/>
+            </w:pPr>
+            <w:r>
+              <w:rPr>
+                <w:sz w:val="20"/>
+                <w:szCs w:val="20"/>
+              </w:rPr>
+              <w:t>Un semestre</w:t>
+            </w:r>
+          </w:p>
+        </w:tc>
+        <w:tc>
+          <w:tcPr>
+            <w:tcW w:w="1760" w:type="dxa"/>
+            <w:tcMar>
+              <w:top w:w="60" w:type="dxa"/>
+              <w:left w:w="90" w:type="dxa"/>
+              <w:bottom w:w="60" w:type="dxa"/>
+              <w:right w:w="90" w:type="dxa"/>
+            </w:tcMar>
+          </w:tcPr>
+          <w:p>
+            <w:pPr>
+              <w:spacing w:line="240" w:lineRule="auto"/>
+            </w:pPr>
+            <w:r>
+              <w:rPr>
+                <w:sz w:val="20"/>
+                <w:szCs w:val="20"/>
+              </w:rPr>
+              <w:t>Acceso a una empresa del sector y autorizaci</w:t>
+            </w:r>
+            <w:r>
+              <w:rPr>
+                <w:sz w:val="20"/>
+                <w:szCs w:val="20"/>
+              </w:rPr>
+              <w:t>ón de tratamiento de datos.</w:t>
+            </w:r>
+          </w:p>
+        </w:tc>
+        <w:tc>
+          <w:tcPr>
+            <w:tcW w:w="2400" w:type="dxa"/>
+            <w:tcMar>
+              <w:top w:w="60" w:type="dxa"/>
+              <w:left w:w="90" w:type="dxa"/>
+              <w:bottom w:w="60" w:type="dxa"/>
+              <w:right w:w="90" w:type="dxa"/>
+            </w:tcMar>
+          </w:tcPr>
+          <w:p>
+            <w:pPr>
+              <w:spacing w:line="240" w:lineRule="auto"/>
+            </w:pPr>
+            <w:r>
+              <w:rPr>
+                <w:sz w:val="20"/>
+                <w:szCs w:val="20"/>
+              </w:rPr>
+              <w:t>Se miden tiempo de registro, reclamaciones y adopción sobre operación real.</w:t>
             </w:r>
           </w:p>
         </w:tc>
@@ -22824,77 +23975,156 @@
         </w:tblPrEx>
         <w:tc>
           <w:tcPr>
-            <w:tcW w:w="2600" w:type="dxa"/>
-            <w:tcMar>
-              <w:top w:w="60" w:type="dxa"/>
-              <w:left w:w="90" w:type="dxa"/>
-              <w:bottom w:w="60" w:type="dxa"/>
-              <w:right w:w="90" w:type="dxa"/>
-            </w:tcMar>
-          </w:tcPr>
-          <w:p>
-            <w:pPr>
-              <w:spacing w:line="240" w:lineRule="auto"/>
-            </w:pPr>
-            <w:r>
-              <w:rPr>
-                <w:sz w:val="20"/>
-                <w:szCs w:val="20"/>
-              </w:rPr>
-              <w:t>Derivación de contraseñas resistente a hardware dedicado</w:t>
-            </w:r>
-          </w:p>
-        </w:tc>
-        <w:tc>
-          <w:tcPr>
-            <w:tcW w:w="3300" w:type="dxa"/>
-            <w:tcMar>
-              <w:top w:w="60" w:type="dxa"/>
-              <w:left w:w="90" w:type="dxa"/>
-              <w:bottom w:w="60" w:type="dxa"/>
-              <w:right w:w="90" w:type="dxa"/>
-            </w:tcMar>
-          </w:tcPr>
-          <w:p>
-            <w:pPr>
-              <w:spacing w:line="240" w:lineRule="auto"/>
-            </w:pPr>
-            <w:r>
-              <w:rPr>
-                <w:sz w:val="20"/>
-                <w:szCs w:val="20"/>
-              </w:rPr>
-              <w:t>Elevar el coste de un ataque sobre las contraseñas almacenadas.</w:t>
-            </w:r>
-          </w:p>
-        </w:tc>
-        <w:tc>
-          <w:tcPr>
-            <w:tcW w:w="3460" w:type="dxa"/>
-            <w:tcMar>
-              <w:top w:w="60" w:type="dxa"/>
-              <w:left w:w="90" w:type="dxa"/>
-              <w:bottom w:w="60" w:type="dxa"/>
-              <w:right w:w="90" w:type="dxa"/>
-            </w:tcMar>
-          </w:tcPr>
-          <w:p>
-            <w:pPr>
-              <w:spacing w:line="240" w:lineRule="auto"/>
-            </w:pPr>
-            <w:r>
-              <w:rPr>
-                <w:sz w:val="20"/>
-                <w:szCs w:val="20"/>
-              </w:rPr>
-              <w:t>Exige una depen</w:t>
-            </w:r>
-            <w:r>
-              <w:rPr>
-                <w:sz w:val="20"/>
-                <w:szCs w:val="20"/>
-              </w:rPr>
-              <w:t>dencia compilada para una plataforma distinta de la del paquete de funciones. El formato almacenado permite migrar sin rehacer las cuentas.</w:t>
+            <w:tcW w:w="2100" w:type="dxa"/>
+            <w:tcMar>
+              <w:top w:w="60" w:type="dxa"/>
+              <w:left w:w="90" w:type="dxa"/>
+              <w:bottom w:w="60" w:type="dxa"/>
+              <w:right w:w="90" w:type="dxa"/>
+            </w:tcMar>
+          </w:tcPr>
+          <w:p>
+            <w:pPr>
+              <w:spacing w:line="240" w:lineRule="auto"/>
+            </w:pPr>
+            <w:r>
+              <w:rPr>
+                <w:sz w:val="20"/>
+                <w:szCs w:val="20"/>
+              </w:rPr>
+              <w:t>Anclar el hash de cierre diario de la bitácora fuera de la cuenta auditada.</w:t>
+            </w:r>
+          </w:p>
+        </w:tc>
+        <w:tc>
+          <w:tcPr>
+            <w:tcW w:w="1250" w:type="dxa"/>
+            <w:tcMar>
+              <w:top w:w="60" w:type="dxa"/>
+              <w:left w:w="90" w:type="dxa"/>
+              <w:bottom w:w="60" w:type="dxa"/>
+              <w:right w:w="90" w:type="dxa"/>
+            </w:tcMar>
+          </w:tcPr>
+          <w:p>
+            <w:pPr>
+              <w:spacing w:line="240" w:lineRule="auto"/>
+            </w:pPr>
+            <w:r>
+              <w:rPr>
+                <w:sz w:val="20"/>
+                <w:szCs w:val="20"/>
+              </w:rPr>
+              <w:t>Sergio Montoya</w:t>
+            </w:r>
+          </w:p>
+        </w:tc>
+        <w:tc>
+          <w:tcPr>
+            <w:tcW w:w="850" w:type="dxa"/>
+            <w:tcMar>
+              <w:top w:w="60" w:type="dxa"/>
+              <w:left w:w="90" w:type="dxa"/>
+              <w:bottom w:w="60" w:type="dxa"/>
+              <w:right w:w="90" w:type="dxa"/>
+            </w:tcMar>
+          </w:tcPr>
+          <w:p>
+            <w:pPr>
+              <w:spacing w:line="240" w:lineRule="auto"/>
+            </w:pPr>
+            <w:r>
+              <w:rPr>
+                <w:sz w:val="20"/>
+                <w:szCs w:val="20"/>
+              </w:rPr>
+              <w:t>Media</w:t>
+            </w:r>
+          </w:p>
+        </w:tc>
+        <w:tc>
+          <w:tcPr>
+            <w:tcW w:w="1000" w:type="dxa"/>
+            <w:tcMar>
+              <w:top w:w="60" w:type="dxa"/>
+              <w:left w:w="90" w:type="dxa"/>
+              <w:bottom w:w="60" w:type="dxa"/>
+              <w:right w:w="90" w:type="dxa"/>
+            </w:tcMar>
+          </w:tcPr>
+          <w:p>
+            <w:pPr>
+              <w:spacing w:line="240" w:lineRule="auto"/>
+            </w:pPr>
+            <w:r>
+              <w:rPr>
+                <w:sz w:val="20"/>
+                <w:szCs w:val="20"/>
+              </w:rPr>
+              <w:t>3 semanas</w:t>
+            </w:r>
+          </w:p>
+        </w:tc>
+        <w:tc>
+          <w:tcPr>
+            <w:tcW w:w="1760" w:type="dxa"/>
+            <w:tcMar>
+              <w:top w:w="60" w:type="dxa"/>
+              <w:left w:w="90" w:type="dxa"/>
+              <w:bottom w:w="60" w:type="dxa"/>
+              <w:right w:w="90" w:type="dxa"/>
+            </w:tcMar>
+          </w:tcPr>
+          <w:p>
+            <w:pPr>
+              <w:spacing w:line="240" w:lineRule="auto"/>
+            </w:pPr>
+            <w:r>
+              <w:rPr>
+                <w:sz w:val="20"/>
+                <w:szCs w:val="20"/>
+              </w:rPr>
+              <w:t xml:space="preserve">Llave con política separada del rol de ejecución o </w:t>
+            </w:r>
+            <w:r>
+              <w:rPr>
+                <w:sz w:val="20"/>
+                <w:szCs w:val="20"/>
+              </w:rPr>
+              <w:lastRenderedPageBreak/>
+              <w:t>segunda cuenta, no disponibles.</w:t>
+            </w:r>
+          </w:p>
+        </w:tc>
+        <w:tc>
+          <w:tcPr>
+            <w:tcW w:w="2400" w:type="dxa"/>
+            <w:tcMar>
+              <w:top w:w="60" w:type="dxa"/>
+              <w:left w:w="90" w:type="dxa"/>
+              <w:bottom w:w="60" w:type="dxa"/>
+              <w:right w:w="90" w:type="dxa"/>
+            </w:tcMar>
+          </w:tcPr>
+          <w:p>
+            <w:pPr>
+              <w:spacing w:line="240" w:lineRule="auto"/>
+            </w:pPr>
+            <w:r>
+              <w:rPr>
+                <w:sz w:val="20"/>
+                <w:szCs w:val="20"/>
+              </w:rPr>
+              <w:lastRenderedPageBreak/>
+              <w:t xml:space="preserve">Un tercero comprueba que la cadena actual corresponde a la sellada </w:t>
+            </w:r>
+            <w:r>
+              <w:rPr>
+                <w:sz w:val="20"/>
+                <w:szCs w:val="20"/>
+              </w:rPr>
+              <w:lastRenderedPageBreak/>
+              <w:t>previamente sin acceder a la cuenta.</w:t>
             </w:r>
           </w:p>
         </w:tc>
@@ -22908,77 +24138,147 @@
         </w:tblPrEx>
         <w:tc>
           <w:tcPr>
-            <w:tcW w:w="2600" w:type="dxa"/>
-            <w:tcMar>
-              <w:top w:w="60" w:type="dxa"/>
-              <w:left w:w="90" w:type="dxa"/>
-              <w:bottom w:w="60" w:type="dxa"/>
-              <w:right w:w="90" w:type="dxa"/>
-            </w:tcMar>
-          </w:tcPr>
-          <w:p>
-            <w:pPr>
-              <w:spacing w:line="240" w:lineRule="auto"/>
-            </w:pPr>
-            <w:r>
-              <w:rPr>
-                <w:sz w:val="20"/>
-                <w:szCs w:val="20"/>
-              </w:rPr>
-              <w:t>Validación con una organización real</w:t>
-            </w:r>
-          </w:p>
-        </w:tc>
-        <w:tc>
-          <w:tcPr>
-            <w:tcW w:w="3300" w:type="dxa"/>
-            <w:tcMar>
-              <w:top w:w="60" w:type="dxa"/>
-              <w:left w:w="90" w:type="dxa"/>
-              <w:bottom w:w="60" w:type="dxa"/>
-              <w:right w:w="90" w:type="dxa"/>
-            </w:tcMar>
-          </w:tcPr>
-          <w:p>
-            <w:pPr>
-              <w:spacing w:line="240" w:lineRule="auto"/>
-            </w:pPr>
-            <w:r>
-              <w:rPr>
-                <w:sz w:val="20"/>
-                <w:szCs w:val="20"/>
-              </w:rPr>
-              <w:t>Medir adopción, tiempo de registro y efecto sobre las reclamaciones, que es lo</w:t>
-            </w:r>
-            <w:r>
-              <w:rPr>
-                <w:sz w:val="20"/>
-                <w:szCs w:val="20"/>
-              </w:rPr>
-              <w:t xml:space="preserve"> único que demostraría que el sistema resuelve el problema y no solo que funciona.</w:t>
-            </w:r>
-          </w:p>
-        </w:tc>
-        <w:tc>
-          <w:tcPr>
-            <w:tcW w:w="3460" w:type="dxa"/>
-            <w:tcMar>
-              <w:top w:w="60" w:type="dxa"/>
-              <w:left w:w="90" w:type="dxa"/>
-              <w:bottom w:w="60" w:type="dxa"/>
-              <w:right w:w="90" w:type="dxa"/>
-            </w:tcMar>
-          </w:tcPr>
-          <w:p>
-            <w:pPr>
-              <w:spacing w:line="240" w:lineRule="auto"/>
-            </w:pPr>
-            <w:r>
-              <w:rPr>
-                <w:sz w:val="20"/>
-                <w:szCs w:val="20"/>
-              </w:rPr>
-              <w:t>El proyecto no consiguió acceso a una empresa del sector durante el periodo académico.</w:t>
+            <w:tcW w:w="2100" w:type="dxa"/>
+            <w:tcMar>
+              <w:top w:w="60" w:type="dxa"/>
+              <w:left w:w="90" w:type="dxa"/>
+              <w:bottom w:w="60" w:type="dxa"/>
+              <w:right w:w="90" w:type="dxa"/>
+            </w:tcMar>
+          </w:tcPr>
+          <w:p>
+            <w:pPr>
+              <w:spacing w:line="240" w:lineRule="auto"/>
+            </w:pPr>
+            <w:r>
+              <w:rPr>
+                <w:sz w:val="20"/>
+                <w:szCs w:val="20"/>
+              </w:rPr>
+              <w:lastRenderedPageBreak/>
+              <w:t>Resolver la concurrencia de escrituras en el encadenamiento de la bi</w:t>
+            </w:r>
+            <w:r>
+              <w:rPr>
+                <w:sz w:val="20"/>
+                <w:szCs w:val="20"/>
+              </w:rPr>
+              <w:t>tácora.</w:t>
+            </w:r>
+          </w:p>
+        </w:tc>
+        <w:tc>
+          <w:tcPr>
+            <w:tcW w:w="1250" w:type="dxa"/>
+            <w:tcMar>
+              <w:top w:w="60" w:type="dxa"/>
+              <w:left w:w="90" w:type="dxa"/>
+              <w:bottom w:w="60" w:type="dxa"/>
+              <w:right w:w="90" w:type="dxa"/>
+            </w:tcMar>
+          </w:tcPr>
+          <w:p>
+            <w:pPr>
+              <w:spacing w:line="240" w:lineRule="auto"/>
+            </w:pPr>
+            <w:r>
+              <w:rPr>
+                <w:sz w:val="20"/>
+                <w:szCs w:val="20"/>
+              </w:rPr>
+              <w:t>Nicolás Torres</w:t>
+            </w:r>
+          </w:p>
+        </w:tc>
+        <w:tc>
+          <w:tcPr>
+            <w:tcW w:w="850" w:type="dxa"/>
+            <w:tcMar>
+              <w:top w:w="60" w:type="dxa"/>
+              <w:left w:w="90" w:type="dxa"/>
+              <w:bottom w:w="60" w:type="dxa"/>
+              <w:right w:w="90" w:type="dxa"/>
+            </w:tcMar>
+          </w:tcPr>
+          <w:p>
+            <w:pPr>
+              <w:spacing w:line="240" w:lineRule="auto"/>
+            </w:pPr>
+            <w:r>
+              <w:rPr>
+                <w:sz w:val="20"/>
+                <w:szCs w:val="20"/>
+              </w:rPr>
+              <w:t>Media</w:t>
+            </w:r>
+          </w:p>
+        </w:tc>
+        <w:tc>
+          <w:tcPr>
+            <w:tcW w:w="1000" w:type="dxa"/>
+            <w:tcMar>
+              <w:top w:w="60" w:type="dxa"/>
+              <w:left w:w="90" w:type="dxa"/>
+              <w:bottom w:w="60" w:type="dxa"/>
+              <w:right w:w="90" w:type="dxa"/>
+            </w:tcMar>
+          </w:tcPr>
+          <w:p>
+            <w:pPr>
+              <w:spacing w:line="240" w:lineRule="auto"/>
+            </w:pPr>
+            <w:r>
+              <w:rPr>
+                <w:sz w:val="20"/>
+                <w:szCs w:val="20"/>
+              </w:rPr>
+              <w:t>1 semana</w:t>
+            </w:r>
+          </w:p>
+        </w:tc>
+        <w:tc>
+          <w:tcPr>
+            <w:tcW w:w="1760" w:type="dxa"/>
+            <w:tcMar>
+              <w:top w:w="60" w:type="dxa"/>
+              <w:left w:w="90" w:type="dxa"/>
+              <w:bottom w:w="60" w:type="dxa"/>
+              <w:right w:w="90" w:type="dxa"/>
+            </w:tcMar>
+          </w:tcPr>
+          <w:p>
+            <w:pPr>
+              <w:spacing w:line="240" w:lineRule="auto"/>
+            </w:pPr>
+            <w:r>
+              <w:rPr>
+                <w:sz w:val="20"/>
+                <w:szCs w:val="20"/>
+              </w:rPr>
+              <w:t>Ninguna.</w:t>
+            </w:r>
+          </w:p>
+        </w:tc>
+        <w:tc>
+          <w:tcPr>
+            <w:tcW w:w="2400" w:type="dxa"/>
+            <w:tcMar>
+              <w:top w:w="60" w:type="dxa"/>
+              <w:left w:w="90" w:type="dxa"/>
+              <w:bottom w:w="60" w:type="dxa"/>
+              <w:right w:w="90" w:type="dxa"/>
+            </w:tcMar>
+          </w:tcPr>
+          <w:p>
+            <w:pPr>
+              <w:spacing w:line="240" w:lineRule="auto"/>
+            </w:pPr>
+            <w:r>
+              <w:rPr>
+                <w:sz w:val="20"/>
+                <w:szCs w:val="20"/>
+              </w:rPr>
+              <w:t>Una prueba con escrituras simultáneas produce una cadena que verifica sin intervención.</w:t>
             </w:r>
           </w:p>
         </w:tc>
@@ -22992,70 +24292,146 @@
         </w:tblPrEx>
         <w:tc>
           <w:tcPr>
-            <w:tcW w:w="2600" w:type="dxa"/>
-            <w:tcMar>
-              <w:top w:w="60" w:type="dxa"/>
-              <w:left w:w="90" w:type="dxa"/>
-              <w:bottom w:w="60" w:type="dxa"/>
-              <w:right w:w="90" w:type="dxa"/>
-            </w:tcMar>
-          </w:tcPr>
-          <w:p>
-            <w:pPr>
-              <w:spacing w:line="240" w:lineRule="auto"/>
-            </w:pPr>
-            <w:r>
-              <w:rPr>
-                <w:sz w:val="20"/>
-                <w:szCs w:val="20"/>
-              </w:rPr>
-              <w:t>Rol de ejecución por función</w:t>
-            </w:r>
-          </w:p>
-        </w:tc>
-        <w:tc>
-          <w:tcPr>
-            <w:tcW w:w="3300" w:type="dxa"/>
-            <w:tcMar>
-              <w:top w:w="60" w:type="dxa"/>
-              <w:left w:w="90" w:type="dxa"/>
-              <w:bottom w:w="60" w:type="dxa"/>
-              <w:right w:w="90" w:type="dxa"/>
-            </w:tcMar>
-          </w:tcPr>
-          <w:p>
-            <w:pPr>
-              <w:spacing w:line="240" w:lineRule="auto"/>
-            </w:pPr>
-            <w:r>
-              <w:rPr>
-                <w:sz w:val="20"/>
-                <w:szCs w:val="20"/>
-              </w:rPr>
-              <w:t>Cumplir el principio de mínimo privilegio y reducir el radio de impacto ante el compromiso de una función.</w:t>
-            </w:r>
-          </w:p>
-        </w:tc>
-        <w:tc>
-          <w:tcPr>
-            <w:tcW w:w="3460" w:type="dxa"/>
-            <w:tcMar>
-              <w:top w:w="60" w:type="dxa"/>
-              <w:left w:w="90" w:type="dxa"/>
-              <w:bottom w:w="60" w:type="dxa"/>
-              <w:right w:w="90" w:type="dxa"/>
-            </w:tcMar>
-          </w:tcPr>
-          <w:p>
-            <w:pPr>
-              <w:spacing w:line="240" w:lineRule="auto"/>
-            </w:pPr>
-            <w:r>
-              <w:rPr>
-                <w:sz w:val="20"/>
-                <w:szCs w:val="20"/>
-              </w:rPr>
-              <w:t>El entorno no permite crear roles de identidad y acceso.</w:t>
+            <w:tcW w:w="2100" w:type="dxa"/>
+            <w:tcMar>
+              <w:top w:w="60" w:type="dxa"/>
+              <w:left w:w="90" w:type="dxa"/>
+              <w:bottom w:w="60" w:type="dxa"/>
+              <w:right w:w="90" w:type="dxa"/>
+            </w:tcMar>
+          </w:tcPr>
+          <w:p>
+            <w:pPr>
+              <w:spacing w:line="240" w:lineRule="auto"/>
+            </w:pPr>
+            <w:r>
+              <w:rPr>
+                <w:sz w:val="20"/>
+                <w:szCs w:val="20"/>
+              </w:rPr>
+              <w:t>Migrar la derivación de contraseñas a un algoritmo resistente a hardware dedicado.</w:t>
+            </w:r>
+          </w:p>
+        </w:tc>
+        <w:tc>
+          <w:tcPr>
+            <w:tcW w:w="1250" w:type="dxa"/>
+            <w:tcMar>
+              <w:top w:w="60" w:type="dxa"/>
+              <w:left w:w="90" w:type="dxa"/>
+              <w:bottom w:w="60" w:type="dxa"/>
+              <w:right w:w="90" w:type="dxa"/>
+            </w:tcMar>
+          </w:tcPr>
+          <w:p>
+            <w:pPr>
+              <w:spacing w:line="240" w:lineRule="auto"/>
+            </w:pPr>
+            <w:r>
+              <w:rPr>
+                <w:sz w:val="20"/>
+                <w:szCs w:val="20"/>
+              </w:rPr>
+              <w:t>Nicolás Torres</w:t>
+            </w:r>
+          </w:p>
+        </w:tc>
+        <w:tc>
+          <w:tcPr>
+            <w:tcW w:w="850" w:type="dxa"/>
+            <w:tcMar>
+              <w:top w:w="60" w:type="dxa"/>
+              <w:left w:w="90" w:type="dxa"/>
+              <w:bottom w:w="60" w:type="dxa"/>
+              <w:right w:w="90" w:type="dxa"/>
+            </w:tcMar>
+          </w:tcPr>
+          <w:p>
+            <w:pPr>
+              <w:spacing w:line="240" w:lineRule="auto"/>
+            </w:pPr>
+            <w:r>
+              <w:rPr>
+                <w:sz w:val="20"/>
+                <w:szCs w:val="20"/>
+              </w:rPr>
+              <w:t>Baja</w:t>
+            </w:r>
+          </w:p>
+        </w:tc>
+        <w:tc>
+          <w:tcPr>
+            <w:tcW w:w="1000" w:type="dxa"/>
+            <w:tcMar>
+              <w:top w:w="60" w:type="dxa"/>
+              <w:left w:w="90" w:type="dxa"/>
+              <w:bottom w:w="60" w:type="dxa"/>
+              <w:right w:w="90" w:type="dxa"/>
+            </w:tcMar>
+          </w:tcPr>
+          <w:p>
+            <w:pPr>
+              <w:spacing w:line="240" w:lineRule="auto"/>
+            </w:pPr>
+            <w:r>
+              <w:rPr>
+                <w:sz w:val="20"/>
+                <w:szCs w:val="20"/>
+              </w:rPr>
+              <w:t>1 semana</w:t>
+            </w:r>
+          </w:p>
+        </w:tc>
+        <w:tc>
+          <w:tcPr>
+            <w:tcW w:w="1760" w:type="dxa"/>
+            <w:tcMar>
+              <w:top w:w="60" w:type="dxa"/>
+              <w:left w:w="90" w:type="dxa"/>
+              <w:bottom w:w="60" w:type="dxa"/>
+              <w:right w:w="90" w:type="dxa"/>
+            </w:tcMar>
+          </w:tcPr>
+          <w:p>
+            <w:pPr>
+              <w:spacing w:line="240" w:lineRule="auto"/>
+            </w:pPr>
+            <w:r>
+              <w:rPr>
+                <w:sz w:val="20"/>
+                <w:szCs w:val="20"/>
+              </w:rPr>
+              <w:t>Dependencia compilada para la plataforma del paquete de funciones.</w:t>
+            </w:r>
+          </w:p>
+        </w:tc>
+        <w:tc>
+          <w:tcPr>
+            <w:tcW w:w="2400" w:type="dxa"/>
+            <w:tcMar>
+              <w:top w:w="60" w:type="dxa"/>
+              <w:left w:w="90" w:type="dxa"/>
+              <w:bottom w:w="60" w:type="dxa"/>
+              <w:right w:w="90" w:type="dxa"/>
+            </w:tcMar>
+          </w:tcPr>
+          <w:p>
+            <w:pPr>
+              <w:spacing w:line="240" w:lineRule="auto"/>
+            </w:pPr>
+            <w:r>
+              <w:rPr>
+                <w:sz w:val="20"/>
+                <w:szCs w:val="20"/>
+              </w:rPr>
+              <w:t>Las contraseñas existentes migran sin recrear cuentas y la suite completa sig</w:t>
+            </w:r>
+            <w:r>
+              <w:rPr>
+                <w:sz w:val="20"/>
+                <w:szCs w:val="20"/>
+              </w:rPr>
+              <w:t>ue en verde.</w:t>
             </w:r>
           </w:p>
         </w:tc>
@@ -23063,13 +24439,39 @@
     </w:tbl>
     <w:p>
       <w:pPr>
+        <w:spacing w:before="80" w:after="200" w:line="240" w:lineRule="auto"/>
         <w:jc w:val="both"/>
       </w:pPr>
       <w:r>
-        <w:t>La recomendación principal para quien retome el proyecto es conservar la regla que lo sostu</w:t>
-      </w:r>
-      <w:r>
-        <w:t>vo: no cerrar un requisito sin su prueba, y no afirmar en el documento nada que no pueda comprobarse ejecutando algo.</w:t>
+        <w:rPr>
+          <w:i/>
+          <w:iCs/>
+          <w:sz w:val="20"/>
+          <w:szCs w:val="20"/>
+        </w:rPr>
+        <w:t xml:space="preserve">Nota. </w:t>
+      </w:r>
+      <w:r>
+        <w:rPr>
+          <w:sz w:val="20"/>
+          <w:szCs w:val="20"/>
+        </w:rPr>
+        <w:t xml:space="preserve">La prioridad responde al riesgo que la acción reduce y no a su facilidad. Tres de las seis dependen de permisos o recursos que el entorno educativo no concede, y su tiempo estimado corresponde al esfuerzo de ejecución una vez levantada </w:t>
+      </w:r>
+      <w:r>
+        <w:rPr>
+          <w:sz w:val="20"/>
+          <w:szCs w:val="20"/>
+        </w:rPr>
+        <w:t>esa dependencia.</w:t>
+      </w:r>
+    </w:p>
+    <w:p>
+      <w:pPr>
+        <w:jc w:val="both"/>
+      </w:pPr>
+      <w:r>
+        <w:t>La recomendación principal para quien retome el proyecto es conservar la regla que lo sostuvo: no cerrar un requisito sin su prueba, y no afirmar en el documento nada que no pueda comprobarse ejecutando algo.</w:t>
       </w:r>
     </w:p>
     <w:p>
@@ -23082,7 +24484,7 @@
         <w:pStyle w:val="Ttulo1"/>
         <w:spacing w:before="240" w:after="120"/>
       </w:pPr>
-      <w:bookmarkStart w:id="46" w:name="_Toc241342782"/>
+      <w:bookmarkStart w:id="46" w:name="_Toc241344362"/>
       <w:r>
         <w:lastRenderedPageBreak/>
         <w:t>Referencias</w:t>
@@ -23110,10 +24512,7 @@
       </w:r>
       <w:proofErr w:type="spellEnd"/>
       <w:r>
-        <w:t xml:space="preserve"> Framework: Security pillar. https://docs.aws.amazon.com/wellarchitected/la</w:t>
-      </w:r>
-      <w:r>
-        <w:t>test/security-pillar/welcome.html</w:t>
+        <w:t xml:space="preserve"> Framework: Security pillar. https://docs.aws.amazon.com/wellarchitected/latest/security-pillar/welcome.html</w:t>
       </w:r>
     </w:p>
     <w:p>
@@ -23137,7 +24536,10 @@
       </w:r>
       <w:proofErr w:type="spellEnd"/>
       <w:r>
-        <w:t xml:space="preserve"> guide. https://docs.aws.amazon.com/apigateway/latest/developerguide/</w:t>
+        <w:t xml:space="preserve"> guide. https://docs.aws.amazon.com/ap</w:t>
+      </w:r>
+      <w:r>
+        <w:t>igateway/latest/developerguide/</w:t>
       </w:r>
     </w:p>
     <w:p>
@@ -23169,10 +24571,7 @@
       </w:r>
       <w:proofErr w:type="spellEnd"/>
       <w:r>
-        <w:t xml:space="preserve"> guide. https://docs.aws.amazon.com</w:t>
-      </w:r>
-      <w:r>
-        <w:t>/amazondynamodb/latest/developerguide/</w:t>
+        <w:t xml:space="preserve"> guide. https://docs.aws.amazon.com/amazondynamodb/latest/developerguide/</w:t>
       </w:r>
     </w:p>
     <w:p>
@@ -23204,7 +24603,10 @@
       </w:r>
       <w:proofErr w:type="spellEnd"/>
       <w:r>
-        <w:t xml:space="preserve"> guide. https://docs.aws.amazon.com/awscloudtrail/latest/userguide/</w:t>
+        <w:t xml:space="preserve"> guide. https://docs.aws.amazon.com/awsclo</w:t>
+      </w:r>
+      <w:r>
+        <w:t>udtrail/latest/userguide/</w:t>
       </w:r>
     </w:p>
     <w:p>
@@ -23236,10 +24638,7 @@
       </w:r>
       <w:proofErr w:type="spellEnd"/>
       <w:r>
-        <w:t xml:space="preserve"> guide. https://docs.aws.amazo</w:t>
-      </w:r>
-      <w:r>
-        <w:t>n.com/kms/latest/developerguide/</w:t>
+        <w:t xml:space="preserve"> guide. https://docs.aws.amazon.com/kms/latest/developerguide/</w:t>
       </w:r>
     </w:p>
     <w:p>
@@ -23263,7 +24662,10 @@
       </w:r>
       <w:proofErr w:type="spellEnd"/>
       <w:r>
-        <w:t xml:space="preserve"> guide. https://docs.aws.amazon.com/lambda/latest/dg/</w:t>
+        <w:t xml:space="preserve"> guide. https://docs.aws.amazon.com/lambda/late</w:t>
+      </w:r>
+      <w:r>
+        <w:t>st/dg/</w:t>
       </w:r>
     </w:p>
     <w:p>
@@ -23830,7 +25232,7 @@
         <w:pStyle w:val="Ttulo1"/>
         <w:spacing w:before="240" w:after="120"/>
       </w:pPr>
-      <w:bookmarkStart w:id="47" w:name="_Toc241342783"/>
+      <w:bookmarkStart w:id="47" w:name="_Toc241344363"/>
       <w:r>
         <w:lastRenderedPageBreak/>
         <w:t>Anexos técnicos</w:t>
@@ -23854,7 +25256,7 @@
         <w:jc w:val="both"/>
       </w:pPr>
       <w:r>
-        <w:t>La Tabla 19 relaciona cada anexo con su ubicación y el apartado que lo cita.</w:t>
+        <w:t>La Tabla 20 relaciona cada anexo con su ubicación y el apartado que lo cita.</w:t>
       </w:r>
     </w:p>
     <w:p>
@@ -23866,7 +25268,7 @@
           <w:b/>
           <w:bCs/>
         </w:rPr>
-        <w:t>Tabla 19</w:t>
+        <w:t>Tabla 20</w:t>
       </w:r>
     </w:p>
     <w:p>
@@ -23963,16 +25365,7 @@
                 <w:sz w:val="20"/>
                 <w:szCs w:val="20"/>
               </w:rPr>
-              <w:t>Ubicación en el re</w:t>
-            </w:r>
-            <w:r>
-              <w:rPr>
-                <w:b/>
-                <w:bCs/>
-                <w:sz w:val="20"/>
-                <w:szCs w:val="20"/>
-              </w:rPr>
-              <w:t>positorio</w:t>
+              <w:t>Ubicación en el repositorio</w:t>
             </w:r>
           </w:p>
         </w:tc>
@@ -24680,14 +26073,7 @@
                 <w:sz w:val="20"/>
                 <w:szCs w:val="20"/>
               </w:rPr>
-              <w:t>Suite</w:t>
-            </w:r>
-            <w:r>
-              <w:rPr>
-                <w:sz w:val="20"/>
-                <w:szCs w:val="20"/>
-              </w:rPr>
-              <w:t xml:space="preserve"> de pruebas automatizadas</w:t>
+              <w:t>Suite de pruebas automatizadas</w:t>
             </w:r>
           </w:p>
         </w:tc>
@@ -24955,10 +26341,64 @@
 <file path=word/numbering.xml><?xml version="1.0" encoding="utf-8"?>
 <w:numbering xmlns:wpc="http://schemas.microsoft.com/office/word/2010/wordprocessingCanvas" xmlns:cx="http://schemas.microsoft.com/office/drawing/2014/chartex" xmlns:cx1="http://schemas.microsoft.com/office/drawing/2015/9/8/chartex" xmlns:cx2="http://schemas.microsoft.com/office/drawing/2015/10/21/chartex" xmlns:cx3="http://schemas.microsoft.com/office/drawing/2016/5/9/chartex" xmlns:cx4="http://schemas.microsoft.com/office/drawing/2016/5/10/chartex" xmlns:cx5="http://schemas.microsoft.com/office/drawing/2016/5/11/chartex" xmlns:cx6="http://schemas.microsoft.com/office/drawing/2016/5/12/chartex" xmlns:cx7="http://schemas.microsoft.com/office/drawing/2016/5/13/chartex" xmlns:cx8="http://schemas.microsoft.com/office/drawing/2016/5/14/chartex" xmlns:mc="http://schemas.openxmlformats.org/markup-compatibility/2006" xmlns:aink="http://schemas.microsoft.com/office/drawing/2016/ink" xmlns:am3d="http://schemas.microsoft.com/office/drawing/2017/model3d" xmlns:o="urn:schemas-microsoft-com:office:office" xmlns:r="http://schemas.openxmlformats.org/officeDocument/2006/relationships" xmlns:m="http://schemas.openxmlformats.org/officeDocument/2006/math" xmlns:v="urn:schemas-microsoft-com:vml" xmlns:wp14="http://schemas.microsoft.com/office/word/2010/wordprocessingDrawing" xmlns:wp="http://schemas.openxmlformats.org/drawingml/2006/wordprocessingDrawing" xmlns:w10="urn:schemas-microsoft-com:office:word" xmlns:w="http://schemas.openxmlformats.org/wordprocessingml/2006/main" xmlns:w14="http://schemas.microsoft.com/office/word/2010/wordml" xmlns:w15="http://schemas.microsoft.com/office/word/2012/wordml" xmlns:w16cex="http://schemas.microsoft.com/office/word/2018/wordml/cex" xmlns:w16cid="http://schemas.microsoft.com/office/word/2016/wordml/cid" xmlns:w16="http://schemas.microsoft.com/office/word/2018/wordml" xmlns:w16sdtdh="http://schemas.microsoft.com/office/word/2020/wordml/sdtdatahash" xmlns:w16se="http://schemas.microsoft.com/office/word/2015/wordml/symex" xmlns:wpg="http://schemas.microsoft.com/office/word/2010/wordprocessingGroup" xmlns:wpi="http://schemas.microsoft.com/office/word/2010/wordprocessingInk" xmlns:wne="http://schemas.microsoft.com/office/word/2006/wordml" xmlns:wps="http://schemas.microsoft.com/office/word/2010/wordprocessingShape" mc:Ignorable="w14 w15 w16se w16cid w16 w16cex w16sdtdh wp14">
   <w:abstractNum w:abstractNumId="0" w15:restartNumberingAfterBreak="0">
-    <w:nsid w:val="4FAA7ED7"/>
+    <w:nsid w:val="0EA92070"/>
     <w:multiLevelType w:val="hybridMultilevel"/>
-    <w:tmpl w:val="8C60E92E"/>
-    <w:lvl w:ilvl="0" w:tplc="142E9928">
+    <w:tmpl w:val="59685D48"/>
+    <w:lvl w:ilvl="0" w:tplc="0BB6B0C6">
+      <w:start w:val="1"/>
+      <w:numFmt w:val="bullet"/>
+      <w:lvlText w:val="•"/>
+      <w:lvlJc w:val="left"/>
+      <w:pPr>
+        <w:ind w:left="720" w:hanging="360"/>
+      </w:pPr>
+    </w:lvl>
+    <w:lvl w:ilvl="1" w:tplc="1C368C9A">
+      <w:numFmt w:val="decimal"/>
+      <w:lvlText w:val=""/>
+      <w:lvlJc w:val="left"/>
+    </w:lvl>
+    <w:lvl w:ilvl="2" w:tplc="9828BE58">
+      <w:numFmt w:val="decimal"/>
+      <w:lvlText w:val=""/>
+      <w:lvlJc w:val="left"/>
+    </w:lvl>
+    <w:lvl w:ilvl="3" w:tplc="CCE2B672">
+      <w:numFmt w:val="decimal"/>
+      <w:lvlText w:val=""/>
+      <w:lvlJc w:val="left"/>
+    </w:lvl>
+    <w:lvl w:ilvl="4" w:tplc="C458EA02">
+      <w:numFmt w:val="decimal"/>
+      <w:lvlText w:val=""/>
+      <w:lvlJc w:val="left"/>
+    </w:lvl>
+    <w:lvl w:ilvl="5" w:tplc="E61AF95E">
+      <w:numFmt w:val="decimal"/>
+      <w:lvlText w:val=""/>
+      <w:lvlJc w:val="left"/>
+    </w:lvl>
+    <w:lvl w:ilvl="6" w:tplc="13BA3740">
+      <w:numFmt w:val="decimal"/>
+      <w:lvlText w:val=""/>
+      <w:lvlJc w:val="left"/>
+    </w:lvl>
+    <w:lvl w:ilvl="7" w:tplc="12361FB6">
+      <w:numFmt w:val="decimal"/>
+      <w:lvlText w:val=""/>
+      <w:lvlJc w:val="left"/>
+    </w:lvl>
+    <w:lvl w:ilvl="8" w:tplc="EA102C00">
+      <w:numFmt w:val="decimal"/>
+      <w:lvlText w:val=""/>
+      <w:lvlJc w:val="left"/>
+    </w:lvl>
+  </w:abstractNum>
+  <w:abstractNum w:abstractNumId="1" w15:restartNumberingAfterBreak="0">
+    <w:nsid w:val="7A672722"/>
+    <w:multiLevelType w:val="hybridMultilevel"/>
+    <w:tmpl w:val="F9144088"/>
+    <w:lvl w:ilvl="0" w:tplc="0BC00AC0">
       <w:start w:val="1"/>
       <w:numFmt w:val="bullet"/>
       <w:lvlText w:val="●"/>
@@ -24967,7 +26407,7 @@
         <w:ind w:left="720" w:hanging="360"/>
       </w:pPr>
     </w:lvl>
-    <w:lvl w:ilvl="1" w:tplc="353A4B6A">
+    <w:lvl w:ilvl="1" w:tplc="C616B79C">
       <w:start w:val="1"/>
       <w:numFmt w:val="bullet"/>
       <w:lvlText w:val="○"/>
@@ -24976,7 +26416,7 @@
         <w:ind w:left="1440" w:hanging="360"/>
       </w:pPr>
     </w:lvl>
-    <w:lvl w:ilvl="2" w:tplc="A732DA96">
+    <w:lvl w:ilvl="2" w:tplc="5524B2BC">
       <w:start w:val="1"/>
       <w:numFmt w:val="bullet"/>
       <w:lvlText w:val="■"/>
@@ -24985,7 +26425,7 @@
         <w:ind w:left="2160" w:hanging="360"/>
       </w:pPr>
     </w:lvl>
-    <w:lvl w:ilvl="3" w:tplc="559EF95E">
+    <w:lvl w:ilvl="3" w:tplc="8948293C">
       <w:start w:val="1"/>
       <w:numFmt w:val="bullet"/>
       <w:lvlText w:val="●"/>
@@ -24994,7 +26434,7 @@
         <w:ind w:left="2880" w:hanging="360"/>
       </w:pPr>
     </w:lvl>
-    <w:lvl w:ilvl="4" w:tplc="453451FC">
+    <w:lvl w:ilvl="4" w:tplc="454AA51C">
       <w:start w:val="1"/>
       <w:numFmt w:val="bullet"/>
       <w:lvlText w:val="○"/>
@@ -25003,7 +26443,7 @@
         <w:ind w:left="3600" w:hanging="360"/>
       </w:pPr>
     </w:lvl>
-    <w:lvl w:ilvl="5" w:tplc="9F423A08">
+    <w:lvl w:ilvl="5" w:tplc="9EE2D710">
       <w:start w:val="1"/>
       <w:numFmt w:val="bullet"/>
       <w:lvlText w:val="■"/>
@@ -25012,7 +26452,7 @@
         <w:ind w:left="4320" w:hanging="360"/>
       </w:pPr>
     </w:lvl>
-    <w:lvl w:ilvl="6" w:tplc="CE38C4BA">
+    <w:lvl w:ilvl="6" w:tplc="35EC1DBE">
       <w:start w:val="1"/>
       <w:numFmt w:val="bullet"/>
       <w:lvlText w:val="●"/>
@@ -25021,7 +26461,7 @@
         <w:ind w:left="5040" w:hanging="360"/>
       </w:pPr>
     </w:lvl>
-    <w:lvl w:ilvl="7" w:tplc="9798176A">
+    <w:lvl w:ilvl="7" w:tplc="82520330">
       <w:start w:val="1"/>
       <w:numFmt w:val="bullet"/>
       <w:lvlText w:val="●"/>
@@ -25030,7 +26470,7 @@
         <w:ind w:left="5760" w:hanging="360"/>
       </w:pPr>
     </w:lvl>
-    <w:lvl w:ilvl="8" w:tplc="AC78F63A">
+    <w:lvl w:ilvl="8" w:tplc="BCC8FB38">
       <w:start w:val="1"/>
       <w:numFmt w:val="bullet"/>
       <w:lvlText w:val="●"/>
@@ -25040,62 +26480,8 @@
       </w:pPr>
     </w:lvl>
   </w:abstractNum>
-  <w:abstractNum w:abstractNumId="1" w15:restartNumberingAfterBreak="0">
-    <w:nsid w:val="5E826D3B"/>
-    <w:multiLevelType w:val="hybridMultilevel"/>
-    <w:tmpl w:val="9E94346A"/>
-    <w:lvl w:ilvl="0" w:tplc="4A7625E4">
-      <w:start w:val="1"/>
-      <w:numFmt w:val="bullet"/>
-      <w:lvlText w:val="•"/>
-      <w:lvlJc w:val="left"/>
-      <w:pPr>
-        <w:ind w:left="720" w:hanging="360"/>
-      </w:pPr>
-    </w:lvl>
-    <w:lvl w:ilvl="1" w:tplc="23302D40">
-      <w:numFmt w:val="decimal"/>
-      <w:lvlText w:val=""/>
-      <w:lvlJc w:val="left"/>
-    </w:lvl>
-    <w:lvl w:ilvl="2" w:tplc="792CF8D2">
-      <w:numFmt w:val="decimal"/>
-      <w:lvlText w:val=""/>
-      <w:lvlJc w:val="left"/>
-    </w:lvl>
-    <w:lvl w:ilvl="3" w:tplc="4CD878DE">
-      <w:numFmt w:val="decimal"/>
-      <w:lvlText w:val=""/>
-      <w:lvlJc w:val="left"/>
-    </w:lvl>
-    <w:lvl w:ilvl="4" w:tplc="5E16F936">
-      <w:numFmt w:val="decimal"/>
-      <w:lvlText w:val=""/>
-      <w:lvlJc w:val="left"/>
-    </w:lvl>
-    <w:lvl w:ilvl="5" w:tplc="1A301D7E">
-      <w:numFmt w:val="decimal"/>
-      <w:lvlText w:val=""/>
-      <w:lvlJc w:val="left"/>
-    </w:lvl>
-    <w:lvl w:ilvl="6" w:tplc="D7C4307A">
-      <w:numFmt w:val="decimal"/>
-      <w:lvlText w:val=""/>
-      <w:lvlJc w:val="left"/>
-    </w:lvl>
-    <w:lvl w:ilvl="7" w:tplc="15A8419C">
-      <w:numFmt w:val="decimal"/>
-      <w:lvlText w:val=""/>
-      <w:lvlJc w:val="left"/>
-    </w:lvl>
-    <w:lvl w:ilvl="8" w:tplc="5C8A86FA">
-      <w:numFmt w:val="decimal"/>
-      <w:lvlText w:val=""/>
-      <w:lvlJc w:val="left"/>
-    </w:lvl>
-  </w:abstractNum>
   <w:num w:numId="1">
-    <w:abstractNumId w:val="0"/>
+    <w:abstractNumId w:val="1"/>
     <w:lvlOverride w:ilvl="0">
       <w:startOverride w:val="1"/>
     </w:lvlOverride>
@@ -25715,7 +27101,7 @@
     <w:autoRedefine/>
     <w:uiPriority w:val="39"/>
     <w:unhideWhenUsed/>
-    <w:rsid w:val="00287016"/>
+    <w:rsid w:val="003513F8"/>
     <w:pPr>
       <w:spacing w:after="100"/>
     </w:pPr>
@@ -25727,7 +27113,7 @@
     <w:autoRedefine/>
     <w:uiPriority w:val="39"/>
     <w:unhideWhenUsed/>
-    <w:rsid w:val="00287016"/>
+    <w:rsid w:val="003513F8"/>
     <w:pPr>
       <w:spacing w:after="100"/>
       <w:ind w:left="240"/>
